--- a/downloads/student/ai-1-week-25.docx
+++ b/downloads/student/ai-1-week-25.docx
@@ -1889,6 +1889,16 @@
     <w:p>
       <w:r>
         <w:t>The fictional source must itself be current and authoritative; retrieval alone does not ensure a record is correct.</w:t>
+      </w:r>
+    </w:p>
+    <w:p>
+      <w:r>
+        <w:t>Read the labelled picture: Label each arrow with its operation. Can the system add snacks because invitations often mention them?</w:t>
+      </w:r>
+    </w:p>
+    <w:p>
+      <w:r>
+        <w:t>Change one thing: Reserve four places instead of two, keeping the room and day unchanged. Predict the result before checking the explanation. What remains the same?</w:t>
       </w:r>
     </w:p>
     <w:p>
@@ -3623,6 +3633,187 @@
     <w:p>
       <w:r>
         <w:t>Attempt the independent case before hints. Record whether you worked alone, used a hint or followed a model. After feedback, fix the first unsupported step and explain why it changed. A later check uses a changed case, not a copied answer.</w:t>
+      </w:r>
+    </w:p>
+    <w:p>
+      <w:pPr>
+        <w:pStyle w:val="Heading1"/>
+      </w:pPr>
+      <w:r>
+        <w:t>15. Your lesson route</w:t>
+      </w:r>
+    </w:p>
+    <w:p>
+      <w:r>
+        <w:t>Start with this question: A fictional craft invitation combines three different operations.</w:t>
+      </w:r>
+    </w:p>
+    <w:tbl>
+      <w:tblPr>
+        <w:tblStyle w:val="LightShading-Accent1"/>
+        <w:tblW w:type="auto" w:w="0"/>
+        <w:tblLook w:firstColumn="1" w:firstRow="1" w:lastColumn="0" w:lastRow="0" w:noHBand="0" w:noVBand="1" w:val="04A0"/>
+      </w:tblPr>
+      <w:tblGrid>
+        <w:gridCol w:w="5112"/>
+        <w:gridCol w:w="5112"/>
+      </w:tblGrid>
+      <w:tr>
+        <w:trPr>
+          <w:tblHeader/>
+        </w:trPr>
+        <w:tc>
+          <w:tcPr>
+            <w:tcW w:type="dxa" w:w="5112"/>
+          </w:tcPr>
+          <w:p>
+            <w:r>
+              <w:t>By the end, I can</w:t>
+            </w:r>
+          </w:p>
+        </w:tc>
+        <w:tc>
+          <w:tcPr>
+            <w:tcW w:type="dxa" w:w="5112"/>
+          </w:tcPr>
+          <w:p>
+            <w:r>
+              <w:t>How I will show it</w:t>
+            </w:r>
+          </w:p>
+        </w:tc>
+      </w:tr>
+      <w:tr>
+        <w:tc>
+          <w:tcPr>
+            <w:tcW w:type="dxa" w:w="5112"/>
+          </w:tcPr>
+          <w:p>
+            <w:r>
+              <w:t>Distinguish retrieving a record, calculating from inputs and generating wording</w:t>
+            </w:r>
+          </w:p>
+        </w:tc>
+        <w:tc>
+          <w:tcPr>
+            <w:tcW w:type="dxa" w:w="5112"/>
+          </w:tcPr>
+          <w:p>
+            <w:r>
+              <w:t>Explain the deciding step, show a trace or test, and state one limit.</w:t>
+            </w:r>
+          </w:p>
+        </w:tc>
+      </w:tr>
+      <w:tr>
+        <w:tc>
+          <w:tcPr>
+            <w:tcW w:type="dxa" w:w="5112"/>
+          </w:tcPr>
+          <w:p>
+            <w:r>
+              <w:t>Trace a task that combines these operations and check each step</w:t>
+            </w:r>
+          </w:p>
+        </w:tc>
+        <w:tc>
+          <w:tcPr>
+            <w:tcW w:type="dxa" w:w="5112"/>
+          </w:tcPr>
+          <w:p>
+            <w:r>
+              <w:t>Explain the deciding step, show a trace or test, and state one limit.</w:t>
+            </w:r>
+          </w:p>
+        </w:tc>
+      </w:tr>
+      <w:tr>
+        <w:tc>
+          <w:tcPr>
+            <w:tcW w:type="dxa" w:w="5112"/>
+          </w:tcPr>
+          <w:p>
+            <w:r>
+              <w:t>Identify unsupported details and explain why output appearance does not reveal its method</w:t>
+            </w:r>
+          </w:p>
+        </w:tc>
+        <w:tc>
+          <w:tcPr>
+            <w:tcW w:type="dxa" w:w="5112"/>
+          </w:tcPr>
+          <w:p>
+            <w:r>
+              <w:t>Explain the deciding step, show a trace or test, and state one limit.</w:t>
+            </w:r>
+          </w:p>
+        </w:tc>
+      </w:tr>
+    </w:tbl>
+    <w:p>
+      <w:r>
+        <w:t>Remember → watch and explain → try with help → investigate → try independently → keep project evidence. Your teacher may spread this lesson across several classes.</w:t>
+      </w:r>
+    </w:p>
+    <w:p>
+      <w:r>
+        <w:t>Keep your first prediction. Compare it with what the evidence shows and explain any change.</w:t>
+      </w:r>
+    </w:p>
+    <w:p>
+      <w:pPr>
+        <w:pStyle w:val="Heading1"/>
+      </w:pPr>
+      <w:r>
+        <w:t>16. Finish and return</w:t>
+      </w:r>
+    </w:p>
+    <w:p>
+      <w:r>
+        <w:t>Close your notes. Explain this goal in your own words: Distinguish retrieving a record, calculating from inputs and generating wording</w:t>
+      </w:r>
+    </w:p>
+    <w:p>
+      <w:pPr>
+        <w:pStyle w:val="Heading3"/>
+      </w:pPr>
+      <w:r>
+        <w:t>My deciding step, evidence and one remaining question</w:t>
+      </w:r>
+    </w:p>
+    <w:p>
+      <w:r>
+        <w:t>________________________________________________________________</w:t>
+      </w:r>
+    </w:p>
+    <w:p>
+      <w:r>
+        <w:t>________________________________________________________________</w:t>
+      </w:r>
+    </w:p>
+    <w:p>
+      <w:r>
+        <w:t>________________________________________________________________</w:t>
+      </w:r>
+    </w:p>
+    <w:p>
+      <w:r>
+        <w:t>________________________________________________________________</w:t>
+      </w:r>
+    </w:p>
+    <w:p>
+      <w:r>
+        <w:t>________________________________________________________________</w:t>
+      </w:r>
+    </w:p>
+    <w:p>
+      <w:r>
+        <w:t>If you are unsure, return to the worked picture and explain one arrow. If you are ready, change an input or assumption and justify your prediction.</w:t>
+      </w:r>
+    </w:p>
+    <w:p>
+      <w:r>
+        <w:t>Save your workbook evidence. At the next review, try a different case before opening your old answer.</w:t>
       </w:r>
     </w:p>
     <w:sectPr>

--- a/downloads/student/ai-1-week-25.docx
+++ b/downloads/student/ai-1-week-25.docx
@@ -3814,6 +3814,207 @@
     <w:p>
       <w:r>
         <w:t>Save your workbook evidence. At the next review, try a different case before opening your old answer.</w:t>
+      </w:r>
+    </w:p>
+    <w:p>
+      <w:pPr>
+        <w:pStyle w:val="Heading1"/>
+      </w:pPr>
+      <w:r>
+        <w:t>17. Supported practice, repair and portfolio</w:t>
+      </w:r>
+    </w:p>
+    <w:p>
+      <w:r>
+        <w:t>Use this supported practice once, in the browser or on paper. Keep the reserved independent assessment for a separate first attempt before teacher feedback.</w:t>
+      </w:r>
+    </w:p>
+    <w:p>
+      <w:r>
+        <w:t>A fictional craft invitation combines three different operations.</w:t>
+      </w:r>
+    </w:p>
+    <w:p>
+      <w:pPr>
+        <w:pStyle w:val="Heading3"/>
+      </w:pPr>
+      <w:r>
+        <w:t>Practice 1: explain the deciding evidence</w:t>
+      </w:r>
+    </w:p>
+    <w:p>
+      <w:r>
+        <w:t>Which labelled step matches this detail? A sentence promising snacks has no supporting record.</w:t>
+      </w:r>
+    </w:p>
+    <w:p>
+      <w:r>
+        <w:t>1. Retrieve facts</w:t>
+      </w:r>
+    </w:p>
+    <w:p>
+      <w:r>
+        <w:t>2. Calculate</w:t>
+      </w:r>
+    </w:p>
+    <w:p>
+      <w:r>
+        <w:t>3. Generate wording</w:t>
+      </w:r>
+    </w:p>
+    <w:p>
+      <w:r>
+        <w:t>4. Check claims</w:t>
+      </w:r>
+    </w:p>
+    <w:p>
+      <w:pPr>
+        <w:pStyle w:val="Heading3"/>
+      </w:pPr>
+      <w:r>
+        <w:t>My selected conclusion, deciding fact and explanation</w:t>
+      </w:r>
+    </w:p>
+    <w:p>
+      <w:r>
+        <w:t>________________________________________________________________</w:t>
+      </w:r>
+    </w:p>
+    <w:p>
+      <w:r>
+        <w:t>________________________________________________________________</w:t>
+      </w:r>
+    </w:p>
+    <w:p>
+      <w:r>
+        <w:t>________________________________________________________________</w:t>
+      </w:r>
+    </w:p>
+    <w:p>
+      <w:r>
+        <w:t>________________________________________________________________</w:t>
+      </w:r>
+    </w:p>
+    <w:p>
+      <w:r>
+        <w:t>________________________________________________________________</w:t>
+      </w:r>
+    </w:p>
+    <w:p>
+      <w:r>
+        <w:t>Hint if needed: Read the steps in the pictorial case. Match the supplied detail to the stage that performs or records it.</w:t>
+      </w:r>
+    </w:p>
+    <w:p>
+      <w:r>
+        <w:t>After your attempt, compare with the supported explanation: Check claims A sentence promising snacks has no supporting record. Retrieval copies relevant source information; calculation follows arithmetic; generation proposes wording. These jobs can cooperate, but one does not validate the others. A friendly generated sentence can still contain an invented detail. Keep the approved source beside the draft and check each factual claim separately.</w:t>
+      </w:r>
+    </w:p>
+    <w:p>
+      <w:pPr>
+        <w:pStyle w:val="Heading3"/>
+      </w:pPr>
+      <w:r>
+        <w:t>Practice 2: explain the deciding evidence</w:t>
+      </w:r>
+    </w:p>
+    <w:p>
+      <w:r>
+        <w:t>Changed-case practice: Reserve four places instead of two, keeping the room and day unchanged. Which conclusion is supported by the supplied facts?</w:t>
+      </w:r>
+    </w:p>
+    <w:p>
+      <w:r>
+        <w:t>1. Eight learner places remain.</w:t>
+      </w:r>
+    </w:p>
+    <w:p>
+      <w:r>
+        <w:t>2. We can decide the result without examining the changed input or the procedure.</w:t>
+      </w:r>
+    </w:p>
+    <w:p>
+      <w:r>
+        <w:t>3. This one example guarantees correct results for every future input.</w:t>
+      </w:r>
+    </w:p>
+    <w:p>
+      <w:pPr>
+        <w:pStyle w:val="Heading3"/>
+      </w:pPr>
+      <w:r>
+        <w:t>My selected conclusion, deciding fact and explanation</w:t>
+      </w:r>
+    </w:p>
+    <w:p>
+      <w:r>
+        <w:t>________________________________________________________________</w:t>
+      </w:r>
+    </w:p>
+    <w:p>
+      <w:r>
+        <w:t>________________________________________________________________</w:t>
+      </w:r>
+    </w:p>
+    <w:p>
+      <w:r>
+        <w:t>________________________________________________________________</w:t>
+      </w:r>
+    </w:p>
+    <w:p>
+      <w:r>
+        <w:t>________________________________________________________________</w:t>
+      </w:r>
+    </w:p>
+    <w:p>
+      <w:r>
+        <w:t>________________________________________________________________</w:t>
+      </w:r>
+    </w:p>
+    <w:p>
+      <w:r>
+        <w:t>Hint if needed: Use the changed condition and the deciding step in the pictorial trace. The answer must say what follows from those facts.</w:t>
+      </w:r>
+    </w:p>
+    <w:p>
+      <w:r>
+        <w:t>After your attempt, compare with the supported explanation: Eight learner places remain. 3×4−4=8; this changes capacity for learners, not the retrieved date or location.</w:t>
+      </w:r>
+    </w:p>
+    <w:p>
+      <w:pPr>
+        <w:pStyle w:val="Heading3"/>
+      </w:pPr>
+      <w:r>
+        <w:t>Repair a missing building block</w:t>
+      </w:r>
+    </w:p>
+    <w:p>
+      <w:r>
+        <w:t>Review Privacy by Choosing Less (ai-1/24). Goal: Justify which information a stated task needs and remove unnecessary fields. Short practice: For the original task, does adding an anonymous-looking pupil code improve the repair count?. Return to this week and explain what you changed.</w:t>
+      </w:r>
+    </w:p>
+    <w:p>
+      <w:r>
+        <w:t>Review Missing and Unbalanced Examples (ai-1/22). Goal: Name the target collection, selection list and cases actually assessed. Short practice: Would testing only dim plain cards close every current gap? Point to the target groups.. Return to this week and explain what you changed.</w:t>
+      </w:r>
+    </w:p>
+    <w:p>
+      <w:r>
+        <w:t>Review Similarity (ai-1/19). Goal: Calculate similarity using explicitly selected features and a stated scoring rule. Short practice: Point to the matches supporting C’s new score and explain why there is no tie.. Return to this week and explain what you changed.</w:t>
+      </w:r>
+    </w:p>
+    <w:p>
+      <w:pPr>
+        <w:pStyle w:val="Heading3"/>
+      </w:pPr>
+      <w:r>
+        <w:t>Keep your completed work</w:t>
+      </w:r>
+    </w:p>
+    <w:p>
+      <w:r>
+        <w:t>Use Download completed work in the hosted lesson to export your answers, reflections, practice feedback and code-run evidence. Open the HTML copy to read or print it. Drafts stay in this browser when storage is available; clear drafts on a shared device.</w:t>
       </w:r>
     </w:p>
     <w:sectPr>

--- a/downloads/student/ai-1-week-25.docx
+++ b/downloads/student/ai-1-week-25.docx
@@ -42,6 +42,11 @@
       </w:r>
     </w:p>
     <w:p>
+      <w:r>
+        <w:t>Start with the target: Distinguish retrieving a record, calculating from inputs and generating wording. Try the recall before opening notes.</w:t>
+      </w:r>
+    </w:p>
+    <w:p>
       <w:pPr>
         <w:pStyle w:val="Heading3"/>
       </w:pPr>
@@ -50,18 +55,72 @@
       </w:r>
     </w:p>
     <w:p>
-      <w:r>
-        <w:t>I can distinguish retrieving a record, calculating from inputs and generating wording.</w:t>
-      </w:r>
-    </w:p>
-    <w:p>
-      <w:r>
-        <w:t>I can trace a task that combines these operations and check each step.</w:t>
-      </w:r>
-    </w:p>
-    <w:p>
-      <w:r>
-        <w:t>I can identify unsupported details and explain why output appearance does not reveal its method.</w:t>
+      <w:pPr>
+        <w:spacing w:line="336" w:lineRule="auto" w:after="180"/>
+      </w:pPr>
+      <w:r>
+        <w:rPr>
+          <w:b w:val="0"/>
+        </w:rPr>
+        <w:t xml:space="preserve">I can distinguish retrieving a record, calculating from </w:t>
+      </w:r>
+      <w:r>
+        <w:rPr>
+          <w:b/>
+        </w:rPr>
+        <w:t>input</w:t>
+      </w:r>
+      <w:r>
+        <w:rPr>
+          <w:b w:val="0"/>
+        </w:rPr>
+        <w:t>s and generating wording.</w:t>
+      </w:r>
+    </w:p>
+    <w:p>
+      <w:pPr>
+        <w:spacing w:line="336" w:lineRule="auto" w:after="180"/>
+      </w:pPr>
+      <w:r>
+        <w:rPr>
+          <w:b w:val="0"/>
+        </w:rPr>
+        <w:t xml:space="preserve">I can </w:t>
+      </w:r>
+      <w:r>
+        <w:rPr>
+          <w:b/>
+        </w:rPr>
+        <w:t>trace</w:t>
+      </w:r>
+      <w:r>
+        <w:rPr>
+          <w:b w:val="0"/>
+        </w:rPr>
+        <w:t xml:space="preserve"> a task that combines these operations and check each step.</w:t>
+      </w:r>
+    </w:p>
+    <w:p>
+      <w:pPr>
+        <w:spacing w:line="336" w:lineRule="auto" w:after="180"/>
+      </w:pPr>
+      <w:r>
+        <w:rPr>
+          <w:b w:val="0"/>
+        </w:rPr>
+        <w:t xml:space="preserve">I can identify unsupported details and explain why </w:t>
+      </w:r>
+      <w:r>
+        <w:rPr>
+          <w:b/>
+        </w:rPr>
+        <w:t>output</w:t>
+      </w:r>
+      <w:r>
+        <w:rPr>
+          <w:b w:val="0"/>
+        </w:rPr>
+        <w:t xml:space="preserve"> appearance does not reveal its method.</w:t>
       </w:r>
     </w:p>
     <w:p>
@@ -73,32 +132,80 @@
       </w:r>
     </w:p>
     <w:p>
-      <w:r>
+      <w:pPr>
+        <w:spacing w:line="336" w:lineRule="auto" w:after="180"/>
+      </w:pPr>
+      <w:r>
+        <w:rPr>
+          <w:b w:val="0"/>
+        </w:rPr>
         <w:t>Close your notes first. A rough first answer helps us choose the right starting point; it is not a score for your ability.</w:t>
       </w:r>
     </w:p>
     <w:p>
-      <w:r>
+      <w:pPr>
+        <w:spacing w:line="336" w:lineRule="auto" w:after="180"/>
+      </w:pPr>
+      <w:r>
+        <w:rPr>
+          <w:b w:val="0"/>
+        </w:rPr>
         <w:t>Without opening the old lesson, explain one key idea from Privacy by Choosing Less. Give an example and a mistake that the idea helps you avoid.</w:t>
       </w:r>
     </w:p>
     <w:p>
-      <w:r>
+      <w:pPr>
+        <w:spacing w:line="336" w:lineRule="auto" w:after="180"/>
+      </w:pPr>
+      <w:r>
+        <w:rPr>
+          <w:b w:val="0"/>
+        </w:rPr>
         <w:t>Without opening the old lesson, explain one key idea from Missing and Unbalanced Examples. Give an example and a mistake that the idea helps you avoid.</w:t>
       </w:r>
     </w:p>
     <w:p>
-      <w:r>
+      <w:pPr>
+        <w:spacing w:line="336" w:lineRule="auto" w:after="180"/>
+      </w:pPr>
+      <w:r>
+        <w:rPr>
+          <w:b w:val="0"/>
+        </w:rPr>
         <w:t>Without opening the old lesson, explain one key idea from Similarity. Give an example and a mistake that the idea helps you avoid.</w:t>
       </w:r>
     </w:p>
     <w:p>
-      <w:r>
-        <w:t>After trying, check the relevant lesson or ask your teacher. Change the part of your explanation that the evidence shows was wrong.</w:t>
-      </w:r>
-    </w:p>
-    <w:p>
-      <w:r>
+      <w:pPr>
+        <w:spacing w:line="336" w:lineRule="auto" w:after="180"/>
+      </w:pPr>
+      <w:r>
+        <w:rPr>
+          <w:b w:val="0"/>
+        </w:rPr>
+        <w:t xml:space="preserve">After trying, check the relevant lesson or ask your teacher. Change the part of your explanation that the </w:t>
+      </w:r>
+      <w:r>
+        <w:rPr>
+          <w:b/>
+        </w:rPr>
+        <w:t>evidence</w:t>
+      </w:r>
+      <w:r>
+        <w:rPr>
+          <w:b w:val="0"/>
+        </w:rPr>
+        <w:t xml:space="preserve"> shows was wrong.</w:t>
+      </w:r>
+    </w:p>
+    <w:p>
+      <w:pPr>
+        <w:spacing w:line="336" w:lineRule="auto" w:after="180"/>
+      </w:pPr>
+      <w:r>
+        <w:rPr>
+          <w:b w:val="0"/>
+        </w:rPr>
         <w:t>Different systems create, look up, or compute answers in different ways.</w:t>
       </w:r>
     </w:p>
@@ -139,12 +246,93 @@
       </w:r>
     </w:p>
     <w:p>
-      <w:r>
-        <w:t>LEARNING TARGET  Three tasks are: invent a school motto, find the exact fire-drill meeting point in a supplied handbook, and divide 84 stickers among 7 teams. Choose generation, retrieval or calculation for each. Which outputs need checking?</w:t>
-      </w:r>
-    </w:p>
-    <w:p>
-      <w:r>
+      <w:pPr>
+        <w:pStyle w:val="Heading3"/>
+      </w:pPr>
+      <w:r>
+        <w:t>Your target</w:t>
+      </w:r>
+    </w:p>
+    <w:p>
+      <w:pPr>
+        <w:spacing w:line="336" w:lineRule="auto" w:after="180"/>
+        <w:shd w:fill="EDF7F3"/>
+      </w:pPr>
+      <w:r>
+        <w:rPr>
+          <w:b w:val="0"/>
+        </w:rPr>
+        <w:t xml:space="preserve">LEARNING TARGET  Three tasks are: invent a school motto, find the exact fire-drill meeting point in a supplied handbook, and divide 84 stickers among 7 teams. Choose </w:t>
+      </w:r>
+      <w:r>
+        <w:rPr>
+          <w:b/>
+        </w:rPr>
+        <w:t>generation</w:t>
+      </w:r>
+      <w:r>
+        <w:rPr>
+          <w:b w:val="0"/>
+        </w:rPr>
+        <w:t xml:space="preserve">, </w:t>
+      </w:r>
+      <w:r>
+        <w:rPr>
+          <w:b/>
+        </w:rPr>
+        <w:t>retrieval</w:t>
+      </w:r>
+      <w:r>
+        <w:rPr>
+          <w:b w:val="0"/>
+        </w:rPr>
+        <w:t xml:space="preserve"> or </w:t>
+      </w:r>
+      <w:r>
+        <w:rPr>
+          <w:b/>
+        </w:rPr>
+        <w:t>calculation</w:t>
+      </w:r>
+      <w:r>
+        <w:rPr>
+          <w:b w:val="0"/>
+        </w:rPr>
+        <w:t xml:space="preserve"> for each.</w:t>
+      </w:r>
+    </w:p>
+    <w:p>
+      <w:pPr>
+        <w:spacing w:line="336" w:lineRule="auto" w:after="180"/>
+        <w:shd w:fill="EDF7F3"/>
+      </w:pPr>
+      <w:r>
+        <w:rPr>
+          <w:b w:val="0"/>
+        </w:rPr>
+        <w:t xml:space="preserve">Which </w:t>
+      </w:r>
+      <w:r>
+        <w:rPr>
+          <w:b/>
+        </w:rPr>
+        <w:t>output</w:t>
+      </w:r>
+      <w:r>
+        <w:rPr>
+          <w:b w:val="0"/>
+        </w:rPr>
+        <w:t>s need checking?</w:t>
+      </w:r>
+    </w:p>
+    <w:p>
+      <w:pPr>
+        <w:spacing w:line="336" w:lineRule="auto" w:after="180"/>
+      </w:pPr>
+      <w:r>
+        <w:rPr>
+          <w:b w:val="0"/>
+        </w:rPr>
         <w:t>Learner name:</w:t>
       </w:r>
     </w:p>
@@ -157,8 +345,27 @@
       </w:r>
     </w:p>
     <w:p>
-      <w:r>
-        <w:t>You need a chart of three fictional topic totals. Why should a named pupil spreadsheet not be the default input?</w:t>
+      <w:pPr>
+        <w:spacing w:line="336" w:lineRule="auto" w:after="180"/>
+        <w:shd w:fill="F5F1FB"/>
+      </w:pPr>
+      <w:r>
+        <w:rPr>
+          <w:b w:val="0"/>
+        </w:rPr>
+        <w:t xml:space="preserve">You need a chart of three fictional topic totals. Why should a named pupil spreadsheet not be the default </w:t>
+      </w:r>
+      <w:r>
+        <w:rPr>
+          <w:b/>
+        </w:rPr>
+        <w:t>input</w:t>
+      </w:r>
+      <w:r>
+        <w:rPr>
+          <w:b w:val="0"/>
+        </w:rPr>
+        <w:t>?</w:t>
       </w:r>
     </w:p>
     <w:p>
@@ -170,8 +377,50 @@
       </w:r>
     </w:p>
     <w:p>
-      <w:r>
-        <w:t>By the end, I can separate retrieval, calculation and generated wording.</w:t>
+      <w:pPr>
+        <w:spacing w:line="336" w:lineRule="auto" w:after="180"/>
+      </w:pPr>
+      <w:r>
+        <w:rPr>
+          <w:b w:val="0"/>
+        </w:rPr>
+        <w:t xml:space="preserve">By the end, I can separate </w:t>
+      </w:r>
+      <w:r>
+        <w:rPr>
+          <w:b/>
+        </w:rPr>
+        <w:t>retrieval</w:t>
+      </w:r>
+      <w:r>
+        <w:rPr>
+          <w:b w:val="0"/>
+        </w:rPr>
+        <w:t xml:space="preserve">, </w:t>
+      </w:r>
+      <w:r>
+        <w:rPr>
+          <w:b/>
+        </w:rPr>
+        <w:t>calculation</w:t>
+      </w:r>
+      <w:r>
+        <w:rPr>
+          <w:b w:val="0"/>
+        </w:rPr>
+        <w:t xml:space="preserve"> and </w:t>
+      </w:r>
+      <w:r>
+        <w:rPr>
+          <w:b/>
+        </w:rPr>
+        <w:t>generate</w:t>
+      </w:r>
+      <w:r>
+        <w:rPr>
+          <w:b w:val="0"/>
+        </w:rPr>
+        <w:t>d wording.</w:t>
       </w:r>
     </w:p>
     <w:p>
@@ -184,6 +433,17 @@
     </w:p>
     <w:p>
       <w:r>
+        <w:t>Investigate the supplied Generate, Retrieve, or Calculate? case. Separate observations, given facts and assumptions before choosing an explanation.</w:t>
+      </w:r>
+    </w:p>
+    <w:p>
+      <w:pPr>
+        <w:spacing w:line="336" w:lineRule="auto" w:after="180"/>
+      </w:pPr>
+      <w:r>
+        <w:rPr>
+          <w:b/>
+        </w:rPr>
         <w:t>PICTURE STORY</w:t>
       </w:r>
     </w:p>
@@ -196,8 +456,26 @@
       </w:r>
     </w:p>
     <w:p>
-      <w:r>
-        <w:t>Pictures give clues; evidence tells us what the clues mean.</w:t>
+      <w:pPr>
+        <w:spacing w:line="336" w:lineRule="auto" w:after="180"/>
+      </w:pPr>
+      <w:r>
+        <w:rPr>
+          <w:b w:val="0"/>
+        </w:rPr>
+        <w:t xml:space="preserve">Pictures give clues; </w:t>
+      </w:r>
+      <w:r>
+        <w:rPr>
+          <w:b/>
+        </w:rPr>
+        <w:t>evidence</w:t>
+      </w:r>
+      <w:r>
+        <w:rPr>
+          <w:b w:val="0"/>
+        </w:rPr>
+        <w:t xml:space="preserve"> tells us what the clues mean.</w:t>
       </w:r>
     </w:p>
     <w:p>
@@ -237,46 +515,146 @@
       </w:r>
     </w:p>
     <w:p>
-      <w:r>
-        <w:t>MYSTERY  A story generator creates new wording, a library search retrieves a stored title, and a calculator computes a result from stated operations.</w:t>
-      </w:r>
-    </w:p>
-    <w:p>
       <w:pPr>
         <w:pStyle w:val="Heading3"/>
       </w:pPr>
       <w:r>
+        <w:t>Start with this puzzle</w:t>
+      </w:r>
+    </w:p>
+    <w:p>
+      <w:pPr>
+        <w:spacing w:line="336" w:lineRule="auto" w:after="180"/>
+        <w:shd w:fill="F1F6FC"/>
+      </w:pPr>
+      <w:r>
+        <w:rPr>
+          <w:b w:val="0"/>
+        </w:rPr>
+        <w:t xml:space="preserve">MYSTERY  A story generator creates new wording, a library search </w:t>
+      </w:r>
+      <w:r>
+        <w:rPr>
+          <w:b/>
+        </w:rPr>
+        <w:t>retrieve</w:t>
+      </w:r>
+      <w:r>
+        <w:rPr>
+          <w:b w:val="0"/>
+        </w:rPr>
+        <w:t>s a stored title, and a calculator computes a result from stated operations.</w:t>
+      </w:r>
+    </w:p>
+    <w:p>
+      <w:pPr>
+        <w:pStyle w:val="Heading3"/>
+      </w:pPr>
+      <w:r>
         <w:t>What do you notice?</w:t>
       </w:r>
     </w:p>
     <w:p>
-      <w:r>
+      <w:pPr>
+        <w:spacing w:line="336" w:lineRule="auto" w:after="180"/>
+      </w:pPr>
+      <w:r>
+        <w:rPr>
+          <w:b w:val="0"/>
+        </w:rPr>
         <w:t>Name three visible details without explaining them yet.</w:t>
       </w:r>
     </w:p>
     <w:p>
-      <w:r>
+      <w:pPr>
+        <w:spacing w:line="336" w:lineRule="auto" w:after="180"/>
+      </w:pPr>
+      <w:r>
+        <w:rPr>
+          <w:b w:val="0"/>
+        </w:rPr>
         <w:t>Circle the detail most connected to the system's decision.</w:t>
       </w:r>
     </w:p>
     <w:p>
-      <w:r>
+      <w:pPr>
+        <w:spacing w:line="336" w:lineRule="auto" w:after="180"/>
+      </w:pPr>
+      <w:r>
+        <w:rPr>
+          <w:b w:val="0"/>
+        </w:rPr>
         <w:t>Name one detail that may be decoration or distraction.</w:t>
       </w:r>
     </w:p>
     <w:p>
-      <w:r>
-        <w:t>Make a first prediction and state the clue that supports it.</w:t>
-      </w:r>
-    </w:p>
-    <w:p>
-      <w:r>
-        <w:t>My observations, prediction, and evidence:</w:t>
-      </w:r>
-    </w:p>
-    <w:p>
-      <w:r>
-        <w:t>GOOD THINKING  A prediction can change when stronger evidence appears.</w:t>
+      <w:pPr>
+        <w:spacing w:line="336" w:lineRule="auto" w:after="180"/>
+      </w:pPr>
+      <w:r>
+        <w:rPr>
+          <w:b w:val="0"/>
+        </w:rPr>
+        <w:t xml:space="preserve">Make a first </w:t>
+      </w:r>
+      <w:r>
+        <w:rPr>
+          <w:b/>
+        </w:rPr>
+        <w:t>prediction</w:t>
+      </w:r>
+      <w:r>
+        <w:rPr>
+          <w:b w:val="0"/>
+        </w:rPr>
+        <w:t xml:space="preserve"> and state the clue that supports it.</w:t>
+      </w:r>
+    </w:p>
+    <w:p>
+      <w:pPr>
+        <w:spacing w:line="336" w:lineRule="auto" w:after="180"/>
+      </w:pPr>
+      <w:r>
+        <w:rPr>
+          <w:b w:val="0"/>
+        </w:rPr>
+        <w:t xml:space="preserve">My </w:t>
+      </w:r>
+      <w:r>
+        <w:rPr>
+          <w:b/>
+        </w:rPr>
+        <w:t>observation</w:t>
+      </w:r>
+      <w:r>
+        <w:rPr>
+          <w:b w:val="0"/>
+        </w:rPr>
+        <w:t xml:space="preserve">s, </w:t>
+      </w:r>
+      <w:r>
+        <w:rPr>
+          <w:b/>
+        </w:rPr>
+        <w:t>prediction</w:t>
+      </w:r>
+      <w:r>
+        <w:rPr>
+          <w:b w:val="0"/>
+        </w:rPr>
+        <w:t xml:space="preserve">, and </w:t>
+      </w:r>
+      <w:r>
+        <w:rPr>
+          <w:b/>
+        </w:rPr>
+        <w:t>evidence</w:t>
+      </w:r>
+      <w:r>
+        <w:rPr>
+          <w:b w:val="0"/>
+        </w:rPr>
+        <w:t>:</w:t>
       </w:r>
     </w:p>
     <w:p>
@@ -284,22 +662,195 @@
         <w:pStyle w:val="Heading3"/>
       </w:pPr>
       <w:r>
+        <w:t>Thinking habit</w:t>
+      </w:r>
+    </w:p>
+    <w:p>
+      <w:pPr>
+        <w:spacing w:line="336" w:lineRule="auto" w:after="180"/>
+        <w:shd w:fill="EDF7F3"/>
+      </w:pPr>
+      <w:r>
+        <w:rPr>
+          <w:b w:val="0"/>
+        </w:rPr>
+        <w:t xml:space="preserve">GOOD THINKING  A </w:t>
+      </w:r>
+      <w:r>
+        <w:rPr>
+          <w:b/>
+        </w:rPr>
+        <w:t>prediction</w:t>
+      </w:r>
+      <w:r>
+        <w:rPr>
+          <w:b w:val="0"/>
+        </w:rPr>
+        <w:t xml:space="preserve"> can change when stronger </w:t>
+      </w:r>
+      <w:r>
+        <w:rPr>
+          <w:b/>
+        </w:rPr>
+        <w:t>evidence</w:t>
+      </w:r>
+      <w:r>
+        <w:rPr>
+          <w:b w:val="0"/>
+        </w:rPr>
+        <w:t xml:space="preserve"> appears.</w:t>
+      </w:r>
+    </w:p>
+    <w:p>
+      <w:pPr>
+        <w:pStyle w:val="Heading3"/>
+      </w:pPr>
+      <w:r>
         <w:t>A closer explanation</w:t>
       </w:r>
     </w:p>
     <w:p>
-      <w:r>
-        <w:t>Three tasks can produce similar-looking text while doing different work. Retrieval finds existing information. Calculation applies mathematical operations to input values. Generation produces content using a model and the context it receives. A single application can combine all three, so the label AI does not tell you which step happened.</w:t>
-      </w:r>
-    </w:p>
-    <w:p>
-      <w:r>
-        <w:t>Our fictional makers club has a current notice N2: Wednesday, Room 4, six tables with four places at each table, and three places reserved for helpers. An older notice N1 says Room 2. N2 explicitly replaces N1 for this event. These records are invented for this lesson; no search, account or real booking is needed.</w:t>
-      </w:r>
-    </w:p>
-    <w:p>
-      <w:r>
-        <w:t>To answer “Which room does the current notice list?”, find N2 and return Room 4 with the record identifier. That is retrieval. To answer “How many places remain after the helper reservation?”, use 6 × 4 − 3 = 21. That is calculation. To suggest a friendly invitation, generate wording and check that its factual details agree with N2.</w:t>
+      <w:pPr>
+        <w:spacing w:line="336" w:lineRule="auto" w:after="180"/>
+      </w:pPr>
+      <w:r>
+        <w:rPr>
+          <w:b w:val="0"/>
+        </w:rPr>
+        <w:t xml:space="preserve">Three tasks can produce similar-looking text while doing different work. </w:t>
+      </w:r>
+      <w:r>
+        <w:rPr>
+          <w:b/>
+        </w:rPr>
+        <w:t>Retrieval</w:t>
+      </w:r>
+      <w:r>
+        <w:rPr>
+          <w:b w:val="0"/>
+        </w:rPr>
+        <w:t xml:space="preserve"> finds existing information. </w:t>
+      </w:r>
+      <w:r>
+        <w:rPr>
+          <w:b/>
+        </w:rPr>
+        <w:t>Calculation</w:t>
+      </w:r>
+      <w:r>
+        <w:rPr>
+          <w:b w:val="0"/>
+        </w:rPr>
+        <w:t xml:space="preserve"> applies mathematical operations to </w:t>
+      </w:r>
+      <w:r>
+        <w:rPr>
+          <w:b/>
+        </w:rPr>
+        <w:t>input</w:t>
+      </w:r>
+      <w:r>
+        <w:rPr>
+          <w:b w:val="0"/>
+        </w:rPr>
+        <w:t xml:space="preserve"> values.</w:t>
+      </w:r>
+    </w:p>
+    <w:p>
+      <w:pPr>
+        <w:spacing w:line="336" w:lineRule="auto" w:after="180"/>
+      </w:pPr>
+      <w:r>
+        <w:rPr>
+          <w:b/>
+        </w:rPr>
+        <w:t>Generation</w:t>
+      </w:r>
+      <w:r>
+        <w:rPr>
+          <w:b w:val="0"/>
+        </w:rPr>
+        <w:t xml:space="preserve"> produces content using a model and the context it receives. A single application can combine all three, so the label AI does not tell you which step happened.</w:t>
+      </w:r>
+    </w:p>
+    <w:p>
+      <w:pPr>
+        <w:spacing w:line="336" w:lineRule="auto" w:after="180"/>
+      </w:pPr>
+      <w:r>
+        <w:rPr>
+          <w:b w:val="0"/>
+        </w:rPr>
+        <w:t>Our fictional makers club has a current notice N2: Wednesday, Room 4, six tables with four places at each table, and three places reserved for helpers. An older notice N1 says Room 2. N2 explicitly replaces N1 for this event.</w:t>
+      </w:r>
+    </w:p>
+    <w:p>
+      <w:pPr>
+        <w:spacing w:line="336" w:lineRule="auto" w:after="180"/>
+      </w:pPr>
+      <w:r>
+        <w:rPr>
+          <w:b w:val="0"/>
+        </w:rPr>
+        <w:t>These records are invented for this lesson; no search, account or real booking is needed.</w:t>
+      </w:r>
+    </w:p>
+    <w:p>
+      <w:pPr>
+        <w:spacing w:line="336" w:lineRule="auto" w:after="180"/>
+      </w:pPr>
+      <w:r>
+        <w:rPr>
+          <w:b w:val="0"/>
+        </w:rPr>
+        <w:t xml:space="preserve">To answer “Which room does the current notice list?”, find N2 and return Room 4 with the record identifier. That is </w:t>
+      </w:r>
+      <w:r>
+        <w:rPr>
+          <w:b/>
+        </w:rPr>
+        <w:t>retrieval</w:t>
+      </w:r>
+      <w:r>
+        <w:rPr>
+          <w:b w:val="0"/>
+        </w:rPr>
+        <w:t>. To answer “How many places remain after the helper reservation?”, use 6 × 4 − 3 = 21.</w:t>
+      </w:r>
+    </w:p>
+    <w:p>
+      <w:pPr>
+        <w:spacing w:line="336" w:lineRule="auto" w:after="180"/>
+      </w:pPr>
+      <w:r>
+        <w:rPr>
+          <w:b w:val="0"/>
+        </w:rPr>
+        <w:t xml:space="preserve">That is </w:t>
+      </w:r>
+      <w:r>
+        <w:rPr>
+          <w:b/>
+        </w:rPr>
+        <w:t>calculation</w:t>
+      </w:r>
+      <w:r>
+        <w:rPr>
+          <w:b w:val="0"/>
+        </w:rPr>
+        <w:t xml:space="preserve">. To suggest a friendly invitation, </w:t>
+      </w:r>
+      <w:r>
+        <w:rPr>
+          <w:b/>
+        </w:rPr>
+        <w:t>generate</w:t>
+      </w:r>
+      <w:r>
+        <w:rPr>
+          <w:b w:val="0"/>
+        </w:rPr>
+        <w:t xml:space="preserve"> wording and check that its factual details agree with N2.</w:t>
       </w:r>
     </w:p>
     <w:p>
@@ -312,7 +863,24 @@
     </w:p>
     <w:p>
       <w:r>
-        <w:t>VISUAL MECHANISM</w:t>
+        <w:t>Follow the mechanism for Generate, Retrieve, or Calculate?. Connect each labelled input, deciding step and result.</w:t>
+      </w:r>
+    </w:p>
+    <w:p>
+      <w:pPr>
+        <w:spacing w:line="336" w:lineRule="auto" w:after="180"/>
+      </w:pPr>
+      <w:r>
+        <w:rPr>
+          <w:b/>
+        </w:rPr>
+        <w:t xml:space="preserve">VISUAL </w:t>
+      </w:r>
+      <w:r>
+        <w:rPr>
+          <w:b/>
+        </w:rPr>
+        <w:t>MECHANISM</w:t>
       </w:r>
     </w:p>
     <w:p>
@@ -324,7 +892,13 @@
       </w:r>
     </w:p>
     <w:p>
-      <w:r>
+      <w:pPr>
+        <w:spacing w:line="336" w:lineRule="auto" w:after="180"/>
+      </w:pPr>
+      <w:r>
+        <w:rPr>
+          <w:b w:val="0"/>
+        </w:rPr>
         <w:t>Follow the information instead of imagining magic inside the machine.</w:t>
       </w:r>
     </w:p>
@@ -437,32 +1011,206 @@
       </w:r>
     </w:p>
     <w:p>
-      <w:r>
-        <w:t>INPUT  question and available sources or rules</w:t>
-      </w:r>
-    </w:p>
-    <w:p>
-      <w:r>
-        <w:t>PROCESS  generate patterns, retrieve records, or calculate</w:t>
-      </w:r>
-    </w:p>
-    <w:p>
-      <w:r>
-        <w:t>OUTPUT  answer with mechanism-appropriate checking</w:t>
-      </w:r>
-    </w:p>
-    <w:p>
-      <w:r>
+      <w:pPr>
+        <w:spacing w:line="336" w:lineRule="auto" w:after="180"/>
+      </w:pPr>
+      <w:r>
+        <w:rPr>
+          <w:b/>
+        </w:rPr>
+        <w:t>INPUT</w:t>
+      </w:r>
+      <w:r>
+        <w:rPr>
+          <w:b w:val="0"/>
+        </w:rPr>
+        <w:t xml:space="preserve">  question and available sources or rules</w:t>
+      </w:r>
+    </w:p>
+    <w:p>
+      <w:pPr>
+        <w:spacing w:line="336" w:lineRule="auto" w:after="180"/>
+      </w:pPr>
+      <w:r>
+        <w:rPr>
+          <w:b/>
+        </w:rPr>
+        <w:t>PROCESS</w:t>
+      </w:r>
+      <w:r>
+        <w:rPr>
+          <w:b w:val="0"/>
+        </w:rPr>
+        <w:t xml:space="preserve">  </w:t>
+      </w:r>
+      <w:r>
+        <w:rPr>
+          <w:b/>
+        </w:rPr>
+        <w:t>generate</w:t>
+      </w:r>
+      <w:r>
+        <w:rPr>
+          <w:b w:val="0"/>
+        </w:rPr>
+        <w:t xml:space="preserve"> patterns, </w:t>
+      </w:r>
+      <w:r>
+        <w:rPr>
+          <w:b/>
+        </w:rPr>
+        <w:t>retrieve</w:t>
+      </w:r>
+      <w:r>
+        <w:rPr>
+          <w:b w:val="0"/>
+        </w:rPr>
+        <w:t xml:space="preserve"> records, or </w:t>
+      </w:r>
+      <w:r>
+        <w:rPr>
+          <w:b/>
+        </w:rPr>
+        <w:t>calculate</w:t>
+      </w:r>
+    </w:p>
+    <w:p>
+      <w:pPr>
+        <w:spacing w:line="336" w:lineRule="auto" w:after="180"/>
+      </w:pPr>
+      <w:r>
+        <w:rPr>
+          <w:b/>
+        </w:rPr>
+        <w:t>OUTPUT</w:t>
+      </w:r>
+      <w:r>
+        <w:rPr>
+          <w:b w:val="0"/>
+        </w:rPr>
+        <w:t xml:space="preserve">  answer with </w:t>
+      </w:r>
+      <w:r>
+        <w:rPr>
+          <w:b/>
+        </w:rPr>
+        <w:t>mechanism</w:t>
+      </w:r>
+      <w:r>
+        <w:rPr>
+          <w:b w:val="0"/>
+        </w:rPr>
+        <w:t>-appropriate checking</w:t>
+      </w:r>
+    </w:p>
+    <w:p>
+      <w:pPr>
+        <w:pStyle w:val="Heading3"/>
+      </w:pPr>
+      <w:r>
+        <w:t>Key idea</w:t>
+      </w:r>
+    </w:p>
+    <w:p>
+      <w:pPr>
+        <w:spacing w:line="336" w:lineRule="auto" w:after="180"/>
+        <w:shd w:fill="EDF7F3"/>
+      </w:pPr>
+      <w:r>
+        <w:rPr>
+          <w:b w:val="0"/>
+        </w:rPr>
         <w:t>CORE IDEA  Different systems create, look up, or compute answers in different ways.</w:t>
       </w:r>
     </w:p>
     <w:p>
-      <w:r>
-        <w:t>UNDER THE HOOD  Generation synthesizes outputs from learned distributions, retrieval selects stored records, and calculation applies formal operations. Products often combine all three; verification should match the component that produced each claim.</w:t>
-      </w:r>
-    </w:p>
-    <w:p>
-      <w:r>
+      <w:pPr>
+        <w:pStyle w:val="Heading3"/>
+      </w:pPr>
+      <w:r>
+        <w:t>How the mechanism works</w:t>
+      </w:r>
+    </w:p>
+    <w:p>
+      <w:pPr>
+        <w:spacing w:line="336" w:lineRule="auto" w:after="180"/>
+        <w:shd w:fill="F1F6F8"/>
+      </w:pPr>
+      <w:r>
+        <w:rPr>
+          <w:b w:val="0"/>
+        </w:rPr>
+        <w:t xml:space="preserve">UNDER THE HOOD  </w:t>
+      </w:r>
+      <w:r>
+        <w:rPr>
+          <w:b/>
+        </w:rPr>
+        <w:t>Generation</w:t>
+      </w:r>
+      <w:r>
+        <w:rPr>
+          <w:b w:val="0"/>
+        </w:rPr>
+        <w:t xml:space="preserve"> synthesizes </w:t>
+      </w:r>
+      <w:r>
+        <w:rPr>
+          <w:b/>
+        </w:rPr>
+        <w:t>output</w:t>
+      </w:r>
+      <w:r>
+        <w:rPr>
+          <w:b w:val="0"/>
+        </w:rPr>
+        <w:t xml:space="preserve">s from learned distributions, </w:t>
+      </w:r>
+      <w:r>
+        <w:rPr>
+          <w:b/>
+        </w:rPr>
+        <w:t>retrieval</w:t>
+      </w:r>
+      <w:r>
+        <w:rPr>
+          <w:b w:val="0"/>
+        </w:rPr>
+        <w:t xml:space="preserve"> selects stored records, and </w:t>
+      </w:r>
+      <w:r>
+        <w:rPr>
+          <w:b/>
+        </w:rPr>
+        <w:t>calculation</w:t>
+      </w:r>
+      <w:r>
+        <w:rPr>
+          <w:b w:val="0"/>
+        </w:rPr>
+        <w:t xml:space="preserve"> applies formal operations.</w:t>
+      </w:r>
+    </w:p>
+    <w:p>
+      <w:pPr>
+        <w:spacing w:line="336" w:lineRule="auto" w:after="180"/>
+        <w:shd w:fill="F1F6F8"/>
+      </w:pPr>
+      <w:r>
+        <w:rPr>
+          <w:b w:val="0"/>
+        </w:rPr>
+        <w:t>Products often combine all three; verification should match the component that produced each claim.</w:t>
+      </w:r>
+    </w:p>
+    <w:p>
+      <w:pPr>
+        <w:spacing w:line="336" w:lineRule="auto" w:after="180"/>
+      </w:pPr>
+      <w:r>
+        <w:rPr>
+          <w:b w:val="0"/>
+        </w:rPr>
         <w:t>Draw a fresh example with all three stages:</w:t>
       </w:r>
     </w:p>
@@ -631,13 +1379,71 @@
       </w:r>
     </w:p>
     <w:p>
-      <w:r>
-        <w:t>Retrieving N1 accurately would still give an outdated room for this task. Successful retrieval means finding a record, not proving that every record is correct or current. Check the event, source and version. Here the explicit replacement statement tells us which notice governs the classroom example.</w:t>
-      </w:r>
-    </w:p>
-    <w:p>
-      <w:r>
-        <w:t>A calculator given 6 × 4 correctly returns 24, but 24 is the total capacity, not the number remaining after three reserved places. Correct arithmetic on an incomplete expression answers the wrong question. Explain the input values, units and operations before accepting a number.</w:t>
+      <w:pPr>
+        <w:spacing w:line="336" w:lineRule="auto" w:after="180"/>
+      </w:pPr>
+      <w:r>
+        <w:rPr>
+          <w:b w:val="0"/>
+        </w:rPr>
+        <w:t xml:space="preserve">Retrieving N1 accurately would still give an outdated room for this task. Successful </w:t>
+      </w:r>
+      <w:r>
+        <w:rPr>
+          <w:b/>
+        </w:rPr>
+        <w:t>retrieval</w:t>
+      </w:r>
+      <w:r>
+        <w:rPr>
+          <w:b w:val="0"/>
+        </w:rPr>
+        <w:t xml:space="preserve"> means finding a record, not proving that every record is correct or current. Check the event, source and version.</w:t>
+      </w:r>
+    </w:p>
+    <w:p>
+      <w:pPr>
+        <w:spacing w:line="336" w:lineRule="auto" w:after="180"/>
+      </w:pPr>
+      <w:r>
+        <w:rPr>
+          <w:b w:val="0"/>
+        </w:rPr>
+        <w:t>Here the explicit replacement statement tells us which notice governs the classroom example.</w:t>
+      </w:r>
+    </w:p>
+    <w:p>
+      <w:pPr>
+        <w:spacing w:line="336" w:lineRule="auto" w:after="180"/>
+      </w:pPr>
+      <w:r>
+        <w:rPr>
+          <w:b w:val="0"/>
+        </w:rPr>
+        <w:t>A calculator given 6 × 4 correctly returns 24, but 24 is the total capacity, not the number remaining after three reserved places. Correct arithmetic on an incomplete expression answers the wrong question.</w:t>
+      </w:r>
+    </w:p>
+    <w:p>
+      <w:pPr>
+        <w:spacing w:line="336" w:lineRule="auto" w:after="180"/>
+      </w:pPr>
+      <w:r>
+        <w:rPr>
+          <w:b w:val="0"/>
+        </w:rPr>
+        <w:t xml:space="preserve">Explain the </w:t>
+      </w:r>
+      <w:r>
+        <w:rPr>
+          <w:b/>
+        </w:rPr>
+        <w:t>input</w:t>
+      </w:r>
+      <w:r>
+        <w:rPr>
+          <w:b w:val="0"/>
+        </w:rPr>
+        <w:t xml:space="preserve"> values, units and operations before accepting a number.</w:t>
       </w:r>
     </w:p>
     <w:p>
@@ -649,8 +1455,26 @@
       </w:r>
     </w:p>
     <w:p>
-      <w:r>
-        <w:t>Point to the input, the deciding step and the result in this week’s visual. Explain the same step in ordinary words. A picture helps when you can say what each part represents.</w:t>
+      <w:pPr>
+        <w:spacing w:line="336" w:lineRule="auto" w:after="180"/>
+      </w:pPr>
+      <w:r>
+        <w:rPr>
+          <w:b w:val="0"/>
+        </w:rPr>
+        <w:t xml:space="preserve">Point to the </w:t>
+      </w:r>
+      <w:r>
+        <w:rPr>
+          <w:b/>
+        </w:rPr>
+        <w:t>input</w:t>
+      </w:r>
+      <w:r>
+        <w:rPr>
+          <w:b w:val="0"/>
+        </w:rPr>
+        <w:t>, the deciding step and the result in this week’s visual. Explain the same step in ordinary words. A picture helps when you can say what each part represents.</w:t>
       </w:r>
     </w:p>
     <w:p>
@@ -663,6 +1487,17 @@
     </w:p>
     <w:p>
       <w:r>
+        <w:t>Compare the supplied cases for Generate, Retrieve, or Calculate?. Identify the detail that changes the conclusion.</w:t>
+      </w:r>
+    </w:p>
+    <w:p>
+      <w:pPr>
+        <w:spacing w:line="336" w:lineRule="auto" w:after="180"/>
+      </w:pPr>
+      <w:r>
+        <w:rPr>
+          <w:b/>
+        </w:rPr>
         <w:t>PICTURE GALLERY</w:t>
       </w:r>
     </w:p>
@@ -675,8 +1510,26 @@
       </w:r>
     </w:p>
     <w:p>
-      <w:r>
-        <w:t>Use the visual cue, then read the evidence carefully.</w:t>
+      <w:pPr>
+        <w:spacing w:line="336" w:lineRule="auto" w:after="180"/>
+      </w:pPr>
+      <w:r>
+        <w:rPr>
+          <w:b w:val="0"/>
+        </w:rPr>
+        <w:t xml:space="preserve">Use the visual cue, then read the </w:t>
+      </w:r>
+      <w:r>
+        <w:rPr>
+          <w:b/>
+        </w:rPr>
+        <w:t>evidence</w:t>
+      </w:r>
+      <w:r>
+        <w:rPr>
+          <w:b w:val="0"/>
+        </w:rPr>
+        <w:t xml:space="preserve"> carefully.</w:t>
       </w:r>
     </w:p>
     <w:p>
@@ -824,56 +1677,285 @@
       </w:r>
     </w:p>
     <w:p>
-      <w:r>
-        <w:t>CASE 1 — Invent a story  Clue: new wording from patterns. Meaning: generate.</w:t>
-      </w:r>
-    </w:p>
-    <w:p>
-      <w:r>
-        <w:t>CASE 2 — Find a book title  Clue: return catalog record. Meaning: retrieve.</w:t>
-      </w:r>
-    </w:p>
-    <w:p>
-      <w:r>
-        <w:t>CASE 3 — Add 27 + 18  Clue: apply arithmetic. Meaning: calculate.</w:t>
-      </w:r>
-    </w:p>
-    <w:p>
-      <w:r>
+      <w:pPr>
+        <w:pStyle w:val="Heading3"/>
+      </w:pPr>
+      <w:r>
+        <w:t>The case to investigate</w:t>
+      </w:r>
+    </w:p>
+    <w:p>
+      <w:pPr>
+        <w:spacing w:line="336" w:lineRule="auto" w:after="180"/>
+        <w:shd w:fill="F1F6FC"/>
+      </w:pPr>
+      <w:r>
+        <w:rPr>
+          <w:b w:val="0"/>
+        </w:rPr>
+        <w:t xml:space="preserve">CASE 1 — Invent a story  Clue: new wording from patterns. Meaning: </w:t>
+      </w:r>
+      <w:r>
+        <w:rPr>
+          <w:b/>
+        </w:rPr>
+        <w:t>generate</w:t>
+      </w:r>
+      <w:r>
+        <w:rPr>
+          <w:b w:val="0"/>
+        </w:rPr>
+        <w:t>.</w:t>
+      </w:r>
+    </w:p>
+    <w:p>
+      <w:pPr>
+        <w:pStyle w:val="Heading3"/>
+      </w:pPr>
+      <w:r>
+        <w:t>The case to investigate</w:t>
+      </w:r>
+    </w:p>
+    <w:p>
+      <w:pPr>
+        <w:spacing w:line="336" w:lineRule="auto" w:after="180"/>
+        <w:shd w:fill="F1F6FC"/>
+      </w:pPr>
+      <w:r>
+        <w:rPr>
+          <w:b w:val="0"/>
+        </w:rPr>
+        <w:t xml:space="preserve">CASE 2 — Find a book title  Clue: return catalog record. Meaning: </w:t>
+      </w:r>
+      <w:r>
+        <w:rPr>
+          <w:b/>
+        </w:rPr>
+        <w:t>retrieve</w:t>
+      </w:r>
+      <w:r>
+        <w:rPr>
+          <w:b w:val="0"/>
+        </w:rPr>
+        <w:t>.</w:t>
+      </w:r>
+    </w:p>
+    <w:p>
+      <w:pPr>
+        <w:pStyle w:val="Heading3"/>
+      </w:pPr>
+      <w:r>
+        <w:t>The case to investigate</w:t>
+      </w:r>
+    </w:p>
+    <w:p>
+      <w:pPr>
+        <w:spacing w:line="336" w:lineRule="auto" w:after="180"/>
+        <w:shd w:fill="F1F6FC"/>
+      </w:pPr>
+      <w:r>
+        <w:rPr>
+          <w:b w:val="0"/>
+        </w:rPr>
+        <w:t xml:space="preserve">CASE 3 — Add 27 + 18  Clue: apply arithmetic. Meaning: </w:t>
+      </w:r>
+      <w:r>
+        <w:rPr>
+          <w:b/>
+        </w:rPr>
+        <w:t>calculate</w:t>
+      </w:r>
+      <w:r>
+        <w:rPr>
+          <w:b w:val="0"/>
+        </w:rPr>
+        <w:t>.</w:t>
+      </w:r>
+    </w:p>
+    <w:p>
+      <w:pPr>
+        <w:pStyle w:val="Heading3"/>
+      </w:pPr>
+      <w:r>
+        <w:t>The case to investigate</w:t>
+      </w:r>
+    </w:p>
+    <w:p>
+      <w:pPr>
+        <w:spacing w:line="336" w:lineRule="auto" w:after="180"/>
+        <w:shd w:fill="F1F6FC"/>
+      </w:pPr>
+      <w:r>
+        <w:rPr>
+          <w:b w:val="0"/>
+        </w:rPr>
         <w:t>CASE 4 — Answer with quote and total  Clue: multiple components. Meaning: mixed system.</w:t>
       </w:r>
     </w:p>
     <w:p>
-      <w:r>
-        <w:t>BOUNDARY  Fluent wording does not reveal whether a fact was retrieved, generated, or calculated.</w:t>
-      </w:r>
-    </w:p>
-    <w:p>
-      <w:r>
-        <w:t>Which two pictures are easiest to confuse? What evidence separates them?</w:t>
-      </w:r>
-    </w:p>
-    <w:p>
       <w:pPr>
         <w:pStyle w:val="Heading3"/>
       </w:pPr>
       <w:r>
+        <w:t>Keep this boundary clear</w:t>
+      </w:r>
+    </w:p>
+    <w:p>
+      <w:pPr>
+        <w:spacing w:line="336" w:lineRule="auto" w:after="180"/>
+        <w:shd w:fill="FFF5E6"/>
+      </w:pPr>
+      <w:r>
+        <w:rPr>
+          <w:b w:val="0"/>
+        </w:rPr>
+        <w:t xml:space="preserve">BOUNDARY  Fluent wording does not reveal whether a fact was </w:t>
+      </w:r>
+      <w:r>
+        <w:rPr>
+          <w:b/>
+        </w:rPr>
+        <w:t>retrieve</w:t>
+      </w:r>
+      <w:r>
+        <w:rPr>
+          <w:b w:val="0"/>
+        </w:rPr>
+        <w:t xml:space="preserve">d, </w:t>
+      </w:r>
+      <w:r>
+        <w:rPr>
+          <w:b/>
+        </w:rPr>
+        <w:t>generate</w:t>
+      </w:r>
+      <w:r>
+        <w:rPr>
+          <w:b w:val="0"/>
+        </w:rPr>
+        <w:t xml:space="preserve">d, or </w:t>
+      </w:r>
+      <w:r>
+        <w:rPr>
+          <w:b/>
+        </w:rPr>
+        <w:t>calculate</w:t>
+      </w:r>
+      <w:r>
+        <w:rPr>
+          <w:b w:val="0"/>
+        </w:rPr>
+        <w:t>d.</w:t>
+      </w:r>
+    </w:p>
+    <w:p>
+      <w:pPr>
+        <w:spacing w:line="336" w:lineRule="auto" w:after="180"/>
+        <w:shd w:fill="F5F1FB"/>
+      </w:pPr>
+      <w:r>
+        <w:rPr>
+          <w:b w:val="0"/>
+        </w:rPr>
+        <w:t xml:space="preserve">Which two pictures are easiest to confuse? What </w:t>
+      </w:r>
+      <w:r>
+        <w:rPr>
+          <w:b/>
+        </w:rPr>
+        <w:t>evidence</w:t>
+      </w:r>
+      <w:r>
+        <w:rPr>
+          <w:b w:val="0"/>
+        </w:rPr>
+        <w:t xml:space="preserve"> separates them?</w:t>
+      </w:r>
+    </w:p>
+    <w:p>
+      <w:pPr>
+        <w:pStyle w:val="Heading3"/>
+      </w:pPr>
+      <w:r>
         <w:t>Change one thing in the pictured case</w:t>
       </w:r>
     </w:p>
     <w:p>
-      <w:r>
+      <w:pPr>
+        <w:pStyle w:val="Heading3"/>
+      </w:pPr>
+      <w:r>
+        <w:t>Change one thing</w:t>
+      </w:r>
+    </w:p>
+    <w:p>
+      <w:pPr>
+        <w:spacing w:line="336" w:lineRule="auto" w:after="180"/>
+        <w:shd w:fill="F5F1FB"/>
+      </w:pPr>
+      <w:r>
+        <w:rPr>
+          <w:b w:val="0"/>
+        </w:rPr>
         <w:t>Change: Reserve four places instead of two, keeping the room and day unchanged.</w:t>
       </w:r>
     </w:p>
     <w:p>
-      <w:r>
-        <w:t>Prediction: Eight learner places remain.</w:t>
-      </w:r>
-    </w:p>
-    <w:p>
-      <w:r>
-        <w:t>Reason: 3×4−4=8; this changes capacity for learners, not the retrieved date or location.</w:t>
+      <w:pPr>
+        <w:pStyle w:val="Heading3"/>
+      </w:pPr>
+      <w:r>
+        <w:t>Predicted result</w:t>
+      </w:r>
+    </w:p>
+    <w:p>
+      <w:pPr>
+        <w:spacing w:line="336" w:lineRule="auto" w:after="180"/>
+        <w:shd w:fill="F1F6FC"/>
+      </w:pPr>
+      <w:r>
+        <w:rPr>
+          <w:b/>
+        </w:rPr>
+        <w:t>Prediction</w:t>
+      </w:r>
+      <w:r>
+        <w:rPr>
+          <w:b w:val="0"/>
+        </w:rPr>
+        <w:t>: Eight learner places remain.</w:t>
+      </w:r>
+    </w:p>
+    <w:p>
+      <w:pPr>
+        <w:pStyle w:val="Heading3"/>
+      </w:pPr>
+      <w:r>
+        <w:t>Why the result follows</w:t>
+      </w:r>
+    </w:p>
+    <w:p>
+      <w:pPr>
+        <w:spacing w:line="336" w:lineRule="auto" w:after="180"/>
+        <w:shd w:fill="F1F6FC"/>
+      </w:pPr>
+      <w:r>
+        <w:rPr>
+          <w:b w:val="0"/>
+        </w:rPr>
+        <w:t xml:space="preserve">Reason: 3×4−4=8; this changes capacity for learners, not the </w:t>
+      </w:r>
+      <w:r>
+        <w:rPr>
+          <w:b/>
+        </w:rPr>
+        <w:t>retrieve</w:t>
+      </w:r>
+      <w:r>
+        <w:rPr>
+          <w:b w:val="0"/>
+        </w:rPr>
+        <w:t>d date or location.</w:t>
       </w:r>
     </w:p>
     <w:p>
@@ -886,6 +1968,17 @@
     </w:p>
     <w:p>
       <w:r>
+        <w:t>Use the vocabulary of Generate, Retrieve, or Calculate? to explain a concrete decision, rather than only memorising definitions.</w:t>
+      </w:r>
+    </w:p>
+    <w:p>
+      <w:pPr>
+        <w:spacing w:line="336" w:lineRule="auto" w:after="180"/>
+      </w:pPr>
+      <w:r>
+        <w:rPr>
+          <w:b/>
+        </w:rPr>
         <w:t>VOCABULARY</w:t>
       </w:r>
     </w:p>
@@ -898,7 +1991,13 @@
       </w:r>
     </w:p>
     <w:p>
-      <w:r>
+      <w:pPr>
+        <w:spacing w:line="336" w:lineRule="auto" w:after="180"/>
+      </w:pPr>
+      <w:r>
+        <w:rPr>
+          <w:b w:val="0"/>
+        </w:rPr>
         <w:t>The badge is a memory cue; the definition does the real thinking work.</w:t>
       </w:r>
     </w:p>
@@ -1222,17 +2321,57 @@
       </w:r>
     </w:p>
     <w:p>
-      <w:r>
+      <w:pPr>
+        <w:pStyle w:val="Heading3"/>
+      </w:pPr>
+      <w:r>
+        <w:t>Find the unsupported claim</w:t>
+      </w:r>
+    </w:p>
+    <w:p>
+      <w:pPr>
+        <w:spacing w:line="336" w:lineRule="auto" w:after="180"/>
+        <w:shd w:fill="F5F1FB"/>
+      </w:pPr>
+      <w:r>
+        <w:rPr>
+          <w:b w:val="0"/>
+        </w:rPr>
         <w:t>CLAIM TO REPAIR  Any answer on a screen came from a database.</w:t>
       </w:r>
     </w:p>
     <w:p>
-      <w:r>
-        <w:t>Use one vocabulary word and one piece of evidence to repair it:</w:t>
-      </w:r>
-    </w:p>
-    <w:p>
-      <w:r>
+      <w:pPr>
+        <w:spacing w:line="336" w:lineRule="auto" w:after="180"/>
+      </w:pPr>
+      <w:r>
+        <w:rPr>
+          <w:b w:val="0"/>
+        </w:rPr>
+        <w:t xml:space="preserve">Use one vocabulary word and one piece of </w:t>
+      </w:r>
+      <w:r>
+        <w:rPr>
+          <w:b/>
+        </w:rPr>
+        <w:t>evidence</w:t>
+      </w:r>
+      <w:r>
+        <w:rPr>
+          <w:b w:val="0"/>
+        </w:rPr>
+        <w:t xml:space="preserve"> to repair it:</w:t>
+      </w:r>
+    </w:p>
+    <w:p>
+      <w:pPr>
+        <w:spacing w:line="336" w:lineRule="auto" w:after="180"/>
+        <w:shd w:fill="EDF7F3"/>
+      </w:pPr>
+      <w:r>
+        <w:rPr>
+          <w:b w:val="0"/>
+        </w:rPr>
         <w:t>WORD POWER  A strong definition helps you decide something in a new case.</w:t>
       </w:r>
     </w:p>
@@ -1400,6 +2539,17 @@
     </w:p>
     <w:p>
       <w:r>
+        <w:t>Follow the worked trace for Generate, Retrieve, or Calculate?, predict a step, then compare with its explanation.</w:t>
+      </w:r>
+    </w:p>
+    <w:p>
+      <w:pPr>
+        <w:spacing w:line="336" w:lineRule="auto" w:after="180"/>
+      </w:pPr>
+      <w:r>
+        <w:rPr>
+          <w:b/>
+        </w:rPr>
         <w:t>WORKED EXAMPLE</w:t>
       </w:r>
     </w:p>
@@ -1412,8 +2562,26 @@
       </w:r>
     </w:p>
     <w:p>
-      <w:r>
-        <w:t>Every step connects a claim to observable evidence.</w:t>
+      <w:pPr>
+        <w:spacing w:line="336" w:lineRule="auto" w:after="180"/>
+      </w:pPr>
+      <w:r>
+        <w:rPr>
+          <w:b w:val="0"/>
+        </w:rPr>
+        <w:t xml:space="preserve">Every step connects a claim to observable </w:t>
+      </w:r>
+      <w:r>
+        <w:rPr>
+          <w:b/>
+        </w:rPr>
+        <w:t>evidence</w:t>
+      </w:r>
+      <w:r>
+        <w:rPr>
+          <w:b w:val="0"/>
+        </w:rPr>
+        <w:t>.</w:t>
       </w:r>
     </w:p>
     <w:p>
@@ -1453,38 +2621,309 @@
       </w:r>
     </w:p>
     <w:p>
-      <w:r>
-        <w:t>CASE  A story generator creates new wording, a library search retrieves a stored title, and a calculator computes a result from stated operations.</w:t>
-      </w:r>
-    </w:p>
-    <w:p>
-      <w:r>
+      <w:pPr>
+        <w:pStyle w:val="Heading3"/>
+      </w:pPr>
+      <w:r>
+        <w:t>The case to investigate</w:t>
+      </w:r>
+    </w:p>
+    <w:p>
+      <w:pPr>
+        <w:spacing w:line="336" w:lineRule="auto" w:after="180"/>
+        <w:shd w:fill="F1F6FC"/>
+      </w:pPr>
+      <w:r>
+        <w:rPr>
+          <w:b w:val="0"/>
+        </w:rPr>
+        <w:t xml:space="preserve">CASE  A story generator creates new wording, a library search </w:t>
+      </w:r>
+      <w:r>
+        <w:rPr>
+          <w:b/>
+        </w:rPr>
+        <w:t>retrieve</w:t>
+      </w:r>
+      <w:r>
+        <w:rPr>
+          <w:b w:val="0"/>
+        </w:rPr>
+        <w:t>s a stored title, and a calculator computes a result from stated operations.</w:t>
+      </w:r>
+    </w:p>
+    <w:p>
+      <w:pPr>
+        <w:pStyle w:val="Heading3"/>
+      </w:pPr>
+      <w:r>
+        <w:t>Step 1</w:t>
+      </w:r>
+    </w:p>
+    <w:p>
+      <w:pPr>
+        <w:spacing w:line="336" w:lineRule="auto" w:after="180"/>
+        <w:shd w:fill="F4F9FC"/>
+      </w:pPr>
+      <w:r>
+        <w:rPr>
+          <w:b w:val="0"/>
+        </w:rPr>
         <w:t>STEP 1 — OBSERVE  question and available sources or rules</w:t>
       </w:r>
     </w:p>
     <w:p>
-      <w:r>
-        <w:t>STEP 2 — TRACE  generate patterns, retrieve records, or calculate</w:t>
-      </w:r>
-    </w:p>
-    <w:p>
-      <w:r>
-        <w:t>STEP 3 — CONCLUDE  answer with mechanism-appropriate checking</w:t>
-      </w:r>
-    </w:p>
-    <w:p>
-      <w:r>
-        <w:t>MODEL REASONING  Check generated claims against independent evidence, check retrieved facts against the cited record and freshness, and recompute calculations or inspect the operation. Mixed outputs need more than one check.</w:t>
-      </w:r>
-    </w:p>
-    <w:p>
-      <w:r>
-        <w:t>DO NOT OVERCLAIM  Fluent wording does not reveal whether a fact was retrieved, generated, or calculated.</w:t>
-      </w:r>
-    </w:p>
-    <w:p>
-      <w:r>
-        <w:t>What new evidence could change this answer?</w:t>
+      <w:pPr>
+        <w:pStyle w:val="Heading3"/>
+      </w:pPr>
+      <w:r>
+        <w:t>Step 2</w:t>
+      </w:r>
+    </w:p>
+    <w:p>
+      <w:pPr>
+        <w:spacing w:line="336" w:lineRule="auto" w:after="180"/>
+        <w:shd w:fill="F4F9FC"/>
+      </w:pPr>
+      <w:r>
+        <w:rPr>
+          <w:b w:val="0"/>
+        </w:rPr>
+        <w:t xml:space="preserve">STEP 2 — </w:t>
+      </w:r>
+      <w:r>
+        <w:rPr>
+          <w:b/>
+        </w:rPr>
+        <w:t>TRACE</w:t>
+      </w:r>
+      <w:r>
+        <w:rPr>
+          <w:b w:val="0"/>
+        </w:rPr>
+        <w:t xml:space="preserve">  </w:t>
+      </w:r>
+      <w:r>
+        <w:rPr>
+          <w:b/>
+        </w:rPr>
+        <w:t>generate</w:t>
+      </w:r>
+      <w:r>
+        <w:rPr>
+          <w:b w:val="0"/>
+        </w:rPr>
+        <w:t xml:space="preserve"> patterns, </w:t>
+      </w:r>
+      <w:r>
+        <w:rPr>
+          <w:b/>
+        </w:rPr>
+        <w:t>retrieve</w:t>
+      </w:r>
+      <w:r>
+        <w:rPr>
+          <w:b w:val="0"/>
+        </w:rPr>
+        <w:t xml:space="preserve"> records, or </w:t>
+      </w:r>
+      <w:r>
+        <w:rPr>
+          <w:b/>
+        </w:rPr>
+        <w:t>calculate</w:t>
+      </w:r>
+    </w:p>
+    <w:p>
+      <w:pPr>
+        <w:pStyle w:val="Heading3"/>
+      </w:pPr>
+      <w:r>
+        <w:t>Step 3</w:t>
+      </w:r>
+    </w:p>
+    <w:p>
+      <w:pPr>
+        <w:spacing w:line="336" w:lineRule="auto" w:after="180"/>
+        <w:shd w:fill="F4F9FC"/>
+      </w:pPr>
+      <w:r>
+        <w:rPr>
+          <w:b w:val="0"/>
+        </w:rPr>
+        <w:t xml:space="preserve">STEP 3 — CONCLUDE  answer with </w:t>
+      </w:r>
+      <w:r>
+        <w:rPr>
+          <w:b/>
+        </w:rPr>
+        <w:t>mechanism</w:t>
+      </w:r>
+      <w:r>
+        <w:rPr>
+          <w:b w:val="0"/>
+        </w:rPr>
+        <w:t>-appropriate checking</w:t>
+      </w:r>
+    </w:p>
+    <w:p>
+      <w:pPr>
+        <w:pStyle w:val="Heading3"/>
+      </w:pPr>
+      <w:r>
+        <w:t>Model answer</w:t>
+      </w:r>
+    </w:p>
+    <w:p>
+      <w:pPr>
+        <w:spacing w:line="336" w:lineRule="auto" w:after="180"/>
+        <w:shd w:fill="F1F6FC"/>
+      </w:pPr>
+      <w:r>
+        <w:rPr>
+          <w:b w:val="0"/>
+        </w:rPr>
+        <w:t xml:space="preserve">MODEL REASONING  Check </w:t>
+      </w:r>
+      <w:r>
+        <w:rPr>
+          <w:b/>
+        </w:rPr>
+        <w:t>generate</w:t>
+      </w:r>
+      <w:r>
+        <w:rPr>
+          <w:b w:val="0"/>
+        </w:rPr>
+        <w:t xml:space="preserve">d claims against independent </w:t>
+      </w:r>
+      <w:r>
+        <w:rPr>
+          <w:b/>
+        </w:rPr>
+        <w:t>evidence</w:t>
+      </w:r>
+      <w:r>
+        <w:rPr>
+          <w:b w:val="0"/>
+        </w:rPr>
+        <w:t xml:space="preserve">, check </w:t>
+      </w:r>
+      <w:r>
+        <w:rPr>
+          <w:b/>
+        </w:rPr>
+        <w:t>retrieve</w:t>
+      </w:r>
+      <w:r>
+        <w:rPr>
+          <w:b w:val="0"/>
+        </w:rPr>
+        <w:t xml:space="preserve">d facts against the cited record and freshness, and recompute </w:t>
+      </w:r>
+      <w:r>
+        <w:rPr>
+          <w:b/>
+        </w:rPr>
+        <w:t>calculation</w:t>
+      </w:r>
+      <w:r>
+        <w:rPr>
+          <w:b w:val="0"/>
+        </w:rPr>
+        <w:t xml:space="preserve">s or inspect the operation. Mixed </w:t>
+      </w:r>
+      <w:r>
+        <w:rPr>
+          <w:b/>
+        </w:rPr>
+        <w:t>output</w:t>
+      </w:r>
+      <w:r>
+        <w:rPr>
+          <w:b w:val="0"/>
+        </w:rPr>
+        <w:t>s need more than one check.</w:t>
+      </w:r>
+    </w:p>
+    <w:p>
+      <w:pPr>
+        <w:pStyle w:val="Heading3"/>
+      </w:pPr>
+      <w:r>
+        <w:t>A claim to avoid</w:t>
+      </w:r>
+    </w:p>
+    <w:p>
+      <w:pPr>
+        <w:spacing w:line="336" w:lineRule="auto" w:after="180"/>
+        <w:shd w:fill="FFF5E6"/>
+      </w:pPr>
+      <w:r>
+        <w:rPr>
+          <w:b w:val="0"/>
+        </w:rPr>
+        <w:t xml:space="preserve">DO NOT OVERCLAIM  Fluent wording does not reveal whether a fact was </w:t>
+      </w:r>
+      <w:r>
+        <w:rPr>
+          <w:b/>
+        </w:rPr>
+        <w:t>retrieve</w:t>
+      </w:r>
+      <w:r>
+        <w:rPr>
+          <w:b w:val="0"/>
+        </w:rPr>
+        <w:t xml:space="preserve">d, </w:t>
+      </w:r>
+      <w:r>
+        <w:rPr>
+          <w:b/>
+        </w:rPr>
+        <w:t>generate</w:t>
+      </w:r>
+      <w:r>
+        <w:rPr>
+          <w:b w:val="0"/>
+        </w:rPr>
+        <w:t xml:space="preserve">d, or </w:t>
+      </w:r>
+      <w:r>
+        <w:rPr>
+          <w:b/>
+        </w:rPr>
+        <w:t>calculate</w:t>
+      </w:r>
+      <w:r>
+        <w:rPr>
+          <w:b w:val="0"/>
+        </w:rPr>
+        <w:t>d.</w:t>
+      </w:r>
+    </w:p>
+    <w:p>
+      <w:pPr>
+        <w:spacing w:line="336" w:lineRule="auto" w:after="180"/>
+        <w:shd w:fill="F5F1FB"/>
+      </w:pPr>
+      <w:r>
+        <w:rPr>
+          <w:b w:val="0"/>
+        </w:rPr>
+        <w:t xml:space="preserve">What new </w:t>
+      </w:r>
+      <w:r>
+        <w:rPr>
+          <w:b/>
+        </w:rPr>
+        <w:t>evidence</w:t>
+      </w:r>
+      <w:r>
+        <w:rPr>
+          <w:b w:val="0"/>
+        </w:rPr>
+        <w:t xml:space="preserve"> could change this answer?</w:t>
       </w:r>
     </w:p>
     <w:p>
@@ -1639,25 +3078,169 @@
       </w:tr>
     </w:tbl>
     <w:p>
-      <w:r>
-        <w:t>A generated invitation might add free snacks because that detail fits a familiar invitation pattern. Plausible wording is not evidence that snacks are provided. Remove that claim or obtain an appropriate confirming source before including it. Generated content can be useful and can contain correct facts; its fluent style alone does not verify those facts.</w:t>
-      </w:r>
-    </w:p>
-    <w:p>
-      <w:r>
-        <w:t>Generation also does not guarantee originality. A response may repeat wording already present in its context or elsewhere. Retrieval and calculation can feed a generator, and a generator can propose a calculation for another tool. Keep the evidence path visible instead of assuming that every sentence came from the same operation.</w:t>
-      </w:r>
-    </w:p>
-    <w:p>
       <w:pPr>
         <w:pStyle w:val="Heading3"/>
       </w:pPr>
       <w:r>
+        <w:t>Worked explanation · Generate, Retrieve, or Calculate?</w:t>
+      </w:r>
+    </w:p>
+    <w:p>
+      <w:pPr>
+        <w:spacing w:line="336" w:lineRule="auto" w:after="180"/>
+        <w:shd w:fill="F1F6FC"/>
+      </w:pPr>
+      <w:r>
+        <w:rPr>
+          <w:b w:val="0"/>
+        </w:rPr>
+        <w:t xml:space="preserve">A </w:t>
+      </w:r>
+      <w:r>
+        <w:rPr>
+          <w:b/>
+        </w:rPr>
+        <w:t>generate</w:t>
+      </w:r>
+      <w:r>
+        <w:rPr>
+          <w:b w:val="0"/>
+        </w:rPr>
+        <w:t xml:space="preserve">d invitation might add free snacks because that detail fits a familiar invitation pattern. Plausible wording is not </w:t>
+      </w:r>
+      <w:r>
+        <w:rPr>
+          <w:b/>
+        </w:rPr>
+        <w:t>evidence</w:t>
+      </w:r>
+      <w:r>
+        <w:rPr>
+          <w:b w:val="0"/>
+        </w:rPr>
+        <w:t xml:space="preserve"> that snacks are provided.</w:t>
+      </w:r>
+    </w:p>
+    <w:p>
+      <w:pPr>
+        <w:spacing w:line="336" w:lineRule="auto" w:after="180"/>
+        <w:shd w:fill="F1F6FC"/>
+      </w:pPr>
+      <w:r>
+        <w:rPr>
+          <w:b w:val="0"/>
+        </w:rPr>
+        <w:t xml:space="preserve">Remove that claim or obtain an appropriate confirming source before including it. </w:t>
+      </w:r>
+      <w:r>
+        <w:rPr>
+          <w:b/>
+        </w:rPr>
+        <w:t>Generate</w:t>
+      </w:r>
+      <w:r>
+        <w:rPr>
+          <w:b w:val="0"/>
+        </w:rPr>
+        <w:t>d content can be useful and can contain correct facts; its fluent style alone does not verify those facts.</w:t>
+      </w:r>
+    </w:p>
+    <w:p>
+      <w:pPr>
+        <w:pStyle w:val="Heading3"/>
+      </w:pPr>
+      <w:r>
+        <w:t>Worked explanation · Generate, Retrieve, or Calculate?</w:t>
+      </w:r>
+    </w:p>
+    <w:p>
+      <w:pPr>
+        <w:spacing w:line="336" w:lineRule="auto" w:after="180"/>
+        <w:shd w:fill="F1F6FC"/>
+      </w:pPr>
+      <w:r>
+        <w:rPr>
+          <w:b/>
+        </w:rPr>
+        <w:t>Generation</w:t>
+      </w:r>
+      <w:r>
+        <w:rPr>
+          <w:b w:val="0"/>
+        </w:rPr>
+        <w:t xml:space="preserve"> also does not guarantee originality. A response may repeat wording already present in its context or elsewhere.</w:t>
+      </w:r>
+    </w:p>
+    <w:p>
+      <w:pPr>
+        <w:spacing w:line="336" w:lineRule="auto" w:after="180"/>
+        <w:shd w:fill="F1F6FC"/>
+      </w:pPr>
+      <w:r>
+        <w:rPr>
+          <w:b/>
+        </w:rPr>
+        <w:t>Retrieval</w:t>
+      </w:r>
+      <w:r>
+        <w:rPr>
+          <w:b w:val="0"/>
+        </w:rPr>
+        <w:t xml:space="preserve"> and </w:t>
+      </w:r>
+      <w:r>
+        <w:rPr>
+          <w:b/>
+        </w:rPr>
+        <w:t>calculation</w:t>
+      </w:r>
+      <w:r>
+        <w:rPr>
+          <w:b w:val="0"/>
+        </w:rPr>
+        <w:t xml:space="preserve"> can feed a generator, and a generator can propose a </w:t>
+      </w:r>
+      <w:r>
+        <w:rPr>
+          <w:b/>
+        </w:rPr>
+        <w:t>calculation</w:t>
+      </w:r>
+      <w:r>
+        <w:rPr>
+          <w:b w:val="0"/>
+        </w:rPr>
+        <w:t xml:space="preserve"> for another tool. Keep the </w:t>
+      </w:r>
+      <w:r>
+        <w:rPr>
+          <w:b/>
+        </w:rPr>
+        <w:t>evidence</w:t>
+      </w:r>
+      <w:r>
+        <w:rPr>
+          <w:b w:val="0"/>
+        </w:rPr>
+        <w:t xml:space="preserve"> path visible instead of assuming that every sentence came from the same operation.</w:t>
+      </w:r>
+    </w:p>
+    <w:p>
+      <w:pPr>
+        <w:pStyle w:val="Heading3"/>
+      </w:pPr>
+      <w:r>
         <w:t>Learn from the worked case</w:t>
       </w:r>
     </w:p>
     <w:p>
-      <w:r>
+      <w:pPr>
+        <w:spacing w:line="336" w:lineRule="auto" w:after="180"/>
+      </w:pPr>
+      <w:r>
+        <w:rPr>
+          <w:b w:val="0"/>
+        </w:rPr>
         <w:t>Cover the result before checking it. Say what is given, choose the procedure, and follow one step at a time. Then uncover the result and explain your first mismatch. Ask why a step is allowed, not only what number it produces.</w:t>
       </w:r>
     </w:p>
@@ -1670,7 +3253,13 @@
       </w:r>
     </w:p>
     <w:p>
-      <w:r>
+      <w:pPr>
+        <w:spacing w:line="336" w:lineRule="auto" w:after="180"/>
+      </w:pPr>
+      <w:r>
+        <w:rPr>
+          <w:b w:val="0"/>
+        </w:rPr>
         <w:t>A fictional craft invitation combines three different operations.</w:t>
       </w:r>
     </w:p>
@@ -1683,12 +3272,42 @@
       </w:r>
     </w:p>
     <w:p>
-      <w:r>
+      <w:pPr>
+        <w:pStyle w:val="Heading3"/>
+      </w:pPr>
+      <w:r>
+        <w:t>Supplied facts</w:t>
+      </w:r>
+    </w:p>
+    <w:p>
+      <w:pPr>
+        <w:spacing w:line="336" w:lineRule="auto" w:after="180"/>
+        <w:shd w:fill="F1F6FC"/>
+      </w:pPr>
+      <w:r>
+        <w:rPr>
+          <w:b w:val="0"/>
+        </w:rPr>
         <w:t>Approved record C: Tuesday, Hall 4, three tables with four learner places each.</w:t>
       </w:r>
     </w:p>
     <w:p>
-      <w:r>
+      <w:pPr>
+        <w:pStyle w:val="Heading3"/>
+      </w:pPr>
+      <w:r>
+        <w:t>Supplied facts</w:t>
+      </w:r>
+    </w:p>
+    <w:p>
+      <w:pPr>
+        <w:spacing w:line="336" w:lineRule="auto" w:after="180"/>
+        <w:shd w:fill="F1F6FC"/>
+      </w:pPr>
+      <w:r>
+        <w:rPr>
+          <w:b w:val="0"/>
+        </w:rPr>
         <w:t>Two places are reserved for helpers; no snack information is supplied.</w:t>
       </w:r>
     </w:p>
@@ -1874,30 +3493,156 @@
       </w:r>
     </w:p>
     <w:p>
-      <w:r>
-        <w:t>Retrieval copies relevant source information; calculation follows arithmetic; generation proposes wording. These jobs can cooperate, but one does not validate the others. A friendly generated sentence can still contain an invented detail. Keep the approved source beside the draft and check each factual claim separately.</w:t>
-      </w:r>
-    </w:p>
-    <w:p>
       <w:pPr>
         <w:pStyle w:val="Heading3"/>
       </w:pPr>
       <w:r>
+        <w:t>Why the result follows</w:t>
+      </w:r>
+    </w:p>
+    <w:p>
+      <w:pPr>
+        <w:spacing w:line="336" w:lineRule="auto" w:after="180"/>
+        <w:shd w:fill="F1F6FC"/>
+      </w:pPr>
+      <w:r>
+        <w:rPr>
+          <w:b/>
+        </w:rPr>
+        <w:t>Retrieval</w:t>
+      </w:r>
+      <w:r>
+        <w:rPr>
+          <w:b w:val="0"/>
+        </w:rPr>
+        <w:t xml:space="preserve"> copies relevant source information; </w:t>
+      </w:r>
+      <w:r>
+        <w:rPr>
+          <w:b/>
+        </w:rPr>
+        <w:t>calculation</w:t>
+      </w:r>
+      <w:r>
+        <w:rPr>
+          <w:b w:val="0"/>
+        </w:rPr>
+        <w:t xml:space="preserve"> follows arithmetic; </w:t>
+      </w:r>
+      <w:r>
+        <w:rPr>
+          <w:b/>
+        </w:rPr>
+        <w:t>generation</w:t>
+      </w:r>
+      <w:r>
+        <w:rPr>
+          <w:b w:val="0"/>
+        </w:rPr>
+        <w:t xml:space="preserve"> proposes wording. These jobs can cooperate, but one does not validate the others.</w:t>
+      </w:r>
+    </w:p>
+    <w:p>
+      <w:pPr>
+        <w:spacing w:line="336" w:lineRule="auto" w:after="180"/>
+        <w:shd w:fill="F1F6FC"/>
+      </w:pPr>
+      <w:r>
+        <w:rPr>
+          <w:b w:val="0"/>
+        </w:rPr>
+        <w:t xml:space="preserve">A friendly </w:t>
+      </w:r>
+      <w:r>
+        <w:rPr>
+          <w:b/>
+        </w:rPr>
+        <w:t>generate</w:t>
+      </w:r>
+      <w:r>
+        <w:rPr>
+          <w:b w:val="0"/>
+        </w:rPr>
+        <w:t>d sentence can still contain an invented detail. Keep the approved source beside the draft and check each factual claim separately.</w:t>
+      </w:r>
+    </w:p>
+    <w:p>
+      <w:pPr>
+        <w:pStyle w:val="Heading3"/>
+      </w:pPr>
+      <w:r>
         <w:t>What this example does not establish</w:t>
       </w:r>
     </w:p>
     <w:p>
-      <w:r>
-        <w:t>The fictional source must itself be current and authoritative; retrieval alone does not ensure a record is correct.</w:t>
-      </w:r>
-    </w:p>
-    <w:p>
-      <w:r>
+      <w:pPr>
+        <w:pStyle w:val="Heading3"/>
+      </w:pPr>
+      <w:r>
+        <w:t>Keep the stated limit</w:t>
+      </w:r>
+    </w:p>
+    <w:p>
+      <w:pPr>
+        <w:spacing w:line="336" w:lineRule="auto" w:after="180"/>
+        <w:shd w:fill="FFF5E6"/>
+      </w:pPr>
+      <w:r>
+        <w:rPr>
+          <w:b w:val="0"/>
+        </w:rPr>
+        <w:t xml:space="preserve">The fictional source must itself be current and authoritative; </w:t>
+      </w:r>
+      <w:r>
+        <w:rPr>
+          <w:b/>
+        </w:rPr>
+        <w:t>retrieval</w:t>
+      </w:r>
+      <w:r>
+        <w:rPr>
+          <w:b w:val="0"/>
+        </w:rPr>
+        <w:t xml:space="preserve"> alone does not ensure a record is correct.</w:t>
+      </w:r>
+    </w:p>
+    <w:p>
+      <w:pPr>
+        <w:pStyle w:val="Heading3"/>
+      </w:pPr>
+      <w:r>
+        <w:t>Keep the stated limit</w:t>
+      </w:r>
+    </w:p>
+    <w:p>
+      <w:pPr>
+        <w:spacing w:line="336" w:lineRule="auto" w:after="180"/>
+        <w:shd w:fill="FFF5E6"/>
+      </w:pPr>
+      <w:r>
+        <w:rPr>
+          <w:b w:val="0"/>
+        </w:rPr>
         <w:t>Read the labelled picture: Label each arrow with its operation. Can the system add snacks because invitations often mention them?</w:t>
       </w:r>
     </w:p>
     <w:p>
-      <w:r>
+      <w:pPr>
+        <w:pStyle w:val="Heading3"/>
+      </w:pPr>
+      <w:r>
+        <w:t>Keep the stated limit</w:t>
+      </w:r>
+    </w:p>
+    <w:p>
+      <w:pPr>
+        <w:spacing w:line="336" w:lineRule="auto" w:after="180"/>
+        <w:shd w:fill="FFF5E6"/>
+      </w:pPr>
+      <w:r>
+        <w:rPr>
+          <w:b w:val="0"/>
+        </w:rPr>
         <w:t>Change one thing: Reserve four places instead of two, keeping the room and day unchanged. Predict the result before checking the explanation. What remains the same?</w:t>
       </w:r>
     </w:p>
@@ -1911,6 +3656,17 @@
     </w:p>
     <w:p>
       <w:r>
+        <w:t>Find the unsupported step in the Generate, Retrieve, or Calculate? claim and explain a repair using the supplied evidence.</w:t>
+      </w:r>
+    </w:p>
+    <w:p>
+      <w:pPr>
+        <w:spacing w:line="336" w:lineRule="auto" w:after="180"/>
+      </w:pPr>
+      <w:r>
+        <w:rPr>
+          <w:b/>
+        </w:rPr>
         <w:t>COMPARE</w:t>
       </w:r>
     </w:p>
@@ -1923,7 +3679,13 @@
       </w:r>
     </w:p>
     <w:p>
-      <w:r>
+      <w:pPr>
+        <w:spacing w:line="336" w:lineRule="auto" w:after="180"/>
+      </w:pPr>
+      <w:r>
+        <w:rPr>
+          <w:b w:val="0"/>
+        </w:rPr>
         <w:t>A comparison helps reveal the true concept boundary.</w:t>
       </w:r>
     </w:p>
@@ -2111,53 +3873,260 @@
       </w:r>
     </w:p>
     <w:p>
-      <w:r>
+      <w:pPr>
+        <w:pStyle w:val="Heading3"/>
+      </w:pPr>
+      <w:r>
+        <w:t>Challenge claim A</w:t>
+      </w:r>
+    </w:p>
+    <w:p>
+      <w:pPr>
+        <w:spacing w:line="336" w:lineRule="auto" w:after="180"/>
+        <w:shd w:fill="F5F1FB"/>
+      </w:pPr>
+      <w:r>
+        <w:rPr>
+          <w:b w:val="0"/>
+        </w:rPr>
         <w:t>CLAIM A  Any answer on a screen came from a database.</w:t>
       </w:r>
     </w:p>
     <w:p>
-      <w:r>
+      <w:pPr>
+        <w:spacing w:line="336" w:lineRule="auto" w:after="180"/>
+      </w:pPr>
+      <w:r>
+        <w:rPr>
+          <w:b w:val="0"/>
+        </w:rPr>
         <w:t>Repair:</w:t>
       </w:r>
     </w:p>
     <w:p>
-      <w:r>
-        <w:t>CLAIM B  Calculated outputs never need checking.</w:t>
-      </w:r>
-    </w:p>
-    <w:p>
-      <w:r>
+      <w:pPr>
+        <w:pStyle w:val="Heading3"/>
+      </w:pPr>
+      <w:r>
+        <w:t>Challenge claim B</w:t>
+      </w:r>
+    </w:p>
+    <w:p>
+      <w:pPr>
+        <w:spacing w:line="336" w:lineRule="auto" w:after="180"/>
+        <w:shd w:fill="F5F1FB"/>
+      </w:pPr>
+      <w:r>
+        <w:rPr>
+          <w:b w:val="0"/>
+        </w:rPr>
+        <w:t xml:space="preserve">CLAIM B  </w:t>
+      </w:r>
+      <w:r>
+        <w:rPr>
+          <w:b/>
+        </w:rPr>
+        <w:t>Calculate</w:t>
+      </w:r>
+      <w:r>
+        <w:rPr>
+          <w:b w:val="0"/>
+        </w:rPr>
+        <w:t xml:space="preserve">d </w:t>
+      </w:r>
+      <w:r>
+        <w:rPr>
+          <w:b/>
+        </w:rPr>
+        <w:t>output</w:t>
+      </w:r>
+      <w:r>
+        <w:rPr>
+          <w:b w:val="0"/>
+        </w:rPr>
+        <w:t>s never need checking.</w:t>
+      </w:r>
+    </w:p>
+    <w:p>
+      <w:pPr>
+        <w:spacing w:line="336" w:lineRule="auto" w:after="180"/>
+      </w:pPr>
+      <w:r>
+        <w:rPr>
+          <w:b w:val="0"/>
+        </w:rPr>
         <w:t>Repair:</w:t>
       </w:r>
     </w:p>
     <w:p>
-      <w:r>
-        <w:t>STRONG ANSWER FRAME  I claim ______ because the evidence shows ______. The process is ______. One limit is ______.</w:t>
-      </w:r>
-    </w:p>
-    <w:p>
       <w:pPr>
         <w:pStyle w:val="Heading3"/>
       </w:pPr>
       <w:r>
+        <w:t>A frame for explaining</w:t>
+      </w:r>
+    </w:p>
+    <w:p>
+      <w:pPr>
+        <w:spacing w:line="336" w:lineRule="auto" w:after="180"/>
+        <w:shd w:fill="F1F6FC"/>
+      </w:pPr>
+      <w:r>
+        <w:rPr>
+          <w:b w:val="0"/>
+        </w:rPr>
+        <w:t xml:space="preserve">STRONG ANSWER FRAME  I claim ______ because the </w:t>
+      </w:r>
+      <w:r>
+        <w:rPr>
+          <w:b/>
+        </w:rPr>
+        <w:t>evidence</w:t>
+      </w:r>
+      <w:r>
+        <w:rPr>
+          <w:b w:val="0"/>
+        </w:rPr>
+        <w:t xml:space="preserve"> shows ______. The </w:t>
+      </w:r>
+      <w:r>
+        <w:rPr>
+          <w:b/>
+        </w:rPr>
+        <w:t>process</w:t>
+      </w:r>
+      <w:r>
+        <w:rPr>
+          <w:b w:val="0"/>
+        </w:rPr>
+        <w:t xml:space="preserve"> is ______. One limit is ______.</w:t>
+      </w:r>
+    </w:p>
+    <w:p>
+      <w:pPr>
+        <w:pStyle w:val="Heading3"/>
+      </w:pPr>
+      <w:r>
         <w:t>A closer explanation</w:t>
       </w:r>
     </w:p>
     <w:p>
-      <w:r>
-        <w:t>For an existing meeting time, retrieve the relevant notice. For a total, calculate using the right inputs and units. For a draft title or invitation, generation can offer wording, followed by review. You can also do these classroom tasks on paper. Choose the operation because it fits the question, not because a tool is described as intelligent.</w:t>
-      </w:r>
-    </w:p>
-    <w:p>
-      <w:r>
-        <w:t>A complete answer keeps source facts, derived results and suggested wording distinguishable. It marks missing facts instead of inventing them, preserves the source identifier and explains the arithmetic. This makes a later change easier to handle: if the number of reserved places changes, recompute the result and update the sentence.</w:t>
-      </w:r>
-    </w:p>
-    <w:p>
       <w:pPr>
         <w:pStyle w:val="Heading3"/>
       </w:pPr>
       <w:r>
+        <w:t>Check the claim against the facts</w:t>
+      </w:r>
+    </w:p>
+    <w:p>
+      <w:pPr>
+        <w:spacing w:line="336" w:lineRule="auto" w:after="180"/>
+        <w:shd w:fill="FFF5E6"/>
+      </w:pPr>
+      <w:r>
+        <w:rPr>
+          <w:b w:val="0"/>
+        </w:rPr>
+        <w:t xml:space="preserve">For an existing meeting time, </w:t>
+      </w:r>
+      <w:r>
+        <w:rPr>
+          <w:b/>
+        </w:rPr>
+        <w:t>retrieve</w:t>
+      </w:r>
+      <w:r>
+        <w:rPr>
+          <w:b w:val="0"/>
+        </w:rPr>
+        <w:t xml:space="preserve"> the relevant notice. For a total, </w:t>
+      </w:r>
+      <w:r>
+        <w:rPr>
+          <w:b/>
+        </w:rPr>
+        <w:t>calculate</w:t>
+      </w:r>
+      <w:r>
+        <w:rPr>
+          <w:b w:val="0"/>
+        </w:rPr>
+        <w:t xml:space="preserve"> using the right </w:t>
+      </w:r>
+      <w:r>
+        <w:rPr>
+          <w:b/>
+        </w:rPr>
+        <w:t>input</w:t>
+      </w:r>
+      <w:r>
+        <w:rPr>
+          <w:b w:val="0"/>
+        </w:rPr>
+        <w:t xml:space="preserve">s and units. For a draft title or invitation, </w:t>
+      </w:r>
+      <w:r>
+        <w:rPr>
+          <w:b/>
+        </w:rPr>
+        <w:t>generation</w:t>
+      </w:r>
+      <w:r>
+        <w:rPr>
+          <w:b w:val="0"/>
+        </w:rPr>
+        <w:t xml:space="preserve"> can offer wording, followed by review.</w:t>
+      </w:r>
+    </w:p>
+    <w:p>
+      <w:pPr>
+        <w:spacing w:line="336" w:lineRule="auto" w:after="180"/>
+        <w:shd w:fill="FFF5E6"/>
+      </w:pPr>
+      <w:r>
+        <w:rPr>
+          <w:b w:val="0"/>
+        </w:rPr>
+        <w:t>You can also do these classroom tasks on paper. Choose the operation because it fits the question, not because a tool is described as intelligent.</w:t>
+      </w:r>
+    </w:p>
+    <w:p>
+      <w:pPr>
+        <w:pStyle w:val="Heading3"/>
+      </w:pPr>
+      <w:r>
+        <w:t>Check the claim against the facts</w:t>
+      </w:r>
+    </w:p>
+    <w:p>
+      <w:pPr>
+        <w:spacing w:line="336" w:lineRule="auto" w:after="180"/>
+        <w:shd w:fill="FFF5E6"/>
+      </w:pPr>
+      <w:r>
+        <w:rPr>
+          <w:b w:val="0"/>
+        </w:rPr>
+        <w:t>A complete answer keeps source facts, derived results and suggested wording distinguishable. It marks missing facts instead of inventing them, preserves the source identifier and explains the arithmetic.</w:t>
+      </w:r>
+    </w:p>
+    <w:p>
+      <w:pPr>
+        <w:spacing w:line="336" w:lineRule="auto" w:after="180"/>
+        <w:shd w:fill="FFF5E6"/>
+      </w:pPr>
+      <w:r>
+        <w:rPr>
+          <w:b w:val="0"/>
+        </w:rPr>
+        <w:t>This makes a later change easier to handle: if the number of reserved places changes, recompute the result and update the sentence.</w:t>
+      </w:r>
+    </w:p>
+    <w:p>
+      <w:pPr>
+        <w:pStyle w:val="Heading3"/>
+      </w:pPr>
+      <w:r>
         <w:t>If N2 now reserves five helper places, calculate the remaining places. State which existing source facts stay the same and why the old answer of 21 must be revised</w:t>
       </w:r>
     </w:p>
@@ -2191,6 +4160,17 @@
     </w:p>
     <w:p>
       <w:r>
+        <w:t>Practise Generate, Retrieve, or Calculate? with support, then explain the deciding step in your own words.</w:t>
+      </w:r>
+    </w:p>
+    <w:p>
+      <w:pPr>
+        <w:spacing w:line="336" w:lineRule="auto" w:after="180"/>
+      </w:pPr>
+      <w:r>
+        <w:rPr>
+          <w:b/>
+        </w:rPr>
         <w:t>GUIDED PRACTICE</w:t>
       </w:r>
     </w:p>
@@ -2203,7 +4183,13 @@
       </w:r>
     </w:p>
     <w:p>
-      <w:r>
+      <w:pPr>
+        <w:spacing w:line="336" w:lineRule="auto" w:after="180"/>
+      </w:pPr>
+      <w:r>
+        <w:rPr>
+          <w:b w:val="0"/>
+        </w:rPr>
         <w:t>Use support now so you can succeed independently later.</w:t>
       </w:r>
     </w:p>
@@ -2244,46 +4230,258 @@
       </w:r>
     </w:p>
     <w:p>
-      <w:r>
+      <w:pPr>
+        <w:spacing w:line="336" w:lineRule="auto" w:after="180"/>
+      </w:pPr>
+      <w:r>
+        <w:rPr>
+          <w:b w:val="0"/>
+        </w:rPr>
         <w:t>Explain how the picture story demonstrates this idea: Different systems create, look up, or compute answers in different ways.</w:t>
       </w:r>
     </w:p>
     <w:p>
-      <w:r>
-        <w:t>Use a fresh example to explain generate.</w:t>
-      </w:r>
-    </w:p>
-    <w:p>
-      <w:r>
-        <w:t>Trace a new input → process → output example.</w:t>
-      </w:r>
-    </w:p>
-    <w:p>
-      <w:r>
-        <w:t>Find and repair the error in: Calculated outputs never need checking.</w:t>
-      </w:r>
-    </w:p>
-    <w:p>
-      <w:r>
+      <w:pPr>
+        <w:spacing w:line="336" w:lineRule="auto" w:after="180"/>
+      </w:pPr>
+      <w:r>
+        <w:rPr>
+          <w:b w:val="0"/>
+        </w:rPr>
+        <w:t xml:space="preserve">Use a fresh example to explain </w:t>
+      </w:r>
+      <w:r>
+        <w:rPr>
+          <w:b/>
+        </w:rPr>
+        <w:t>generate</w:t>
+      </w:r>
+      <w:r>
+        <w:rPr>
+          <w:b w:val="0"/>
+        </w:rPr>
+        <w:t>.</w:t>
+      </w:r>
+    </w:p>
+    <w:p>
+      <w:pPr>
+        <w:spacing w:line="336" w:lineRule="auto" w:after="180"/>
+      </w:pPr>
+      <w:r>
+        <w:rPr>
+          <w:b/>
+        </w:rPr>
+        <w:t>Trace</w:t>
+      </w:r>
+      <w:r>
+        <w:rPr>
+          <w:b w:val="0"/>
+        </w:rPr>
+        <w:t xml:space="preserve"> a new </w:t>
+      </w:r>
+      <w:r>
+        <w:rPr>
+          <w:b/>
+        </w:rPr>
+        <w:t>input</w:t>
+      </w:r>
+      <w:r>
+        <w:rPr>
+          <w:b w:val="0"/>
+        </w:rPr>
+        <w:t xml:space="preserve"> → </w:t>
+      </w:r>
+      <w:r>
+        <w:rPr>
+          <w:b/>
+        </w:rPr>
+        <w:t>process</w:t>
+      </w:r>
+      <w:r>
+        <w:rPr>
+          <w:b w:val="0"/>
+        </w:rPr>
+        <w:t xml:space="preserve"> → </w:t>
+      </w:r>
+      <w:r>
+        <w:rPr>
+          <w:b/>
+        </w:rPr>
+        <w:t>output</w:t>
+      </w:r>
+      <w:r>
+        <w:rPr>
+          <w:b w:val="0"/>
+        </w:rPr>
+        <w:t xml:space="preserve"> example.</w:t>
+      </w:r>
+    </w:p>
+    <w:p>
+      <w:pPr>
+        <w:spacing w:line="336" w:lineRule="auto" w:after="180"/>
+      </w:pPr>
+      <w:r>
+        <w:rPr>
+          <w:b w:val="0"/>
+        </w:rPr>
+        <w:t xml:space="preserve">Find and repair the error in: </w:t>
+      </w:r>
+      <w:r>
+        <w:rPr>
+          <w:b/>
+        </w:rPr>
+        <w:t>Calculate</w:t>
+      </w:r>
+      <w:r>
+        <w:rPr>
+          <w:b w:val="0"/>
+        </w:rPr>
+        <w:t xml:space="preserve">d </w:t>
+      </w:r>
+      <w:r>
+        <w:rPr>
+          <w:b/>
+        </w:rPr>
+        <w:t>output</w:t>
+      </w:r>
+      <w:r>
+        <w:rPr>
+          <w:b w:val="0"/>
+        </w:rPr>
+        <w:t>s never need checking.</w:t>
+      </w:r>
+    </w:p>
+    <w:p>
+      <w:pPr>
+        <w:spacing w:line="336" w:lineRule="auto" w:after="180"/>
+      </w:pPr>
+      <w:r>
+        <w:rPr>
+          <w:b w:val="0"/>
+        </w:rPr>
         <w:t>Invent one edge case and name the safe response.</w:t>
       </w:r>
     </w:p>
     <w:p>
-      <w:r>
-        <w:t>PARTNER CHECK  Point to the evidence. Do not accept an answer that only repeats the vocabulary word.</w:t>
-      </w:r>
-    </w:p>
-    <w:p>
       <w:pPr>
         <w:pStyle w:val="Heading3"/>
       </w:pPr>
       <w:r>
+        <w:t>Check with a partner</w:t>
+      </w:r>
+    </w:p>
+    <w:p>
+      <w:pPr>
+        <w:spacing w:line="336" w:lineRule="auto" w:after="180"/>
+        <w:shd w:fill="F5F1FB"/>
+      </w:pPr>
+      <w:r>
+        <w:rPr>
+          <w:b w:val="0"/>
+        </w:rPr>
+        <w:t xml:space="preserve">PARTNER CHECK  Point to the </w:t>
+      </w:r>
+      <w:r>
+        <w:rPr>
+          <w:b/>
+        </w:rPr>
+        <w:t>evidence</w:t>
+      </w:r>
+      <w:r>
+        <w:rPr>
+          <w:b w:val="0"/>
+        </w:rPr>
+        <w:t>. Do not accept an answer that only repeats the vocabulary word.</w:t>
+      </w:r>
+    </w:p>
+    <w:p>
+      <w:pPr>
+        <w:pStyle w:val="Heading3"/>
+      </w:pPr>
+      <w:r>
         <w:t>A closer explanation</w:t>
       </w:r>
     </w:p>
     <w:p>
-      <w:r>
-        <w:t>Two applications display “21 places remain.” One trace shows retrieval of N2 followed by a calculator call for 6 × 4 − 3 and a sentence built from the result. The other gives no record or tool trace. Their identical visible answers do not establish identical methods. The second answer may be right, but its appearance does not prove retrieval or calculation took place.</w:t>
+      <w:pPr>
+        <w:spacing w:line="336" w:lineRule="auto" w:after="180"/>
+      </w:pPr>
+      <w:r>
+        <w:rPr>
+          <w:b w:val="0"/>
+        </w:rPr>
+        <w:t xml:space="preserve">Two applications display “21 places remain.” One </w:t>
+      </w:r>
+      <w:r>
+        <w:rPr>
+          <w:b/>
+        </w:rPr>
+        <w:t>trace</w:t>
+      </w:r>
+      <w:r>
+        <w:rPr>
+          <w:b w:val="0"/>
+        </w:rPr>
+        <w:t xml:space="preserve"> shows </w:t>
+      </w:r>
+      <w:r>
+        <w:rPr>
+          <w:b/>
+        </w:rPr>
+        <w:t>retrieval</w:t>
+      </w:r>
+      <w:r>
+        <w:rPr>
+          <w:b w:val="0"/>
+        </w:rPr>
+        <w:t xml:space="preserve"> of N2 followed by a calculator call for 6 × 4 − 3 and a sentence built from the result. The other gives no record or tool </w:t>
+      </w:r>
+      <w:r>
+        <w:rPr>
+          <w:b/>
+        </w:rPr>
+        <w:t>trace</w:t>
+      </w:r>
+      <w:r>
+        <w:rPr>
+          <w:b w:val="0"/>
+        </w:rPr>
+        <w:t>.</w:t>
+      </w:r>
+    </w:p>
+    <w:p>
+      <w:pPr>
+        <w:spacing w:line="336" w:lineRule="auto" w:after="180"/>
+      </w:pPr>
+      <w:r>
+        <w:rPr>
+          <w:b w:val="0"/>
+        </w:rPr>
+        <w:t xml:space="preserve">Their identical visible answers do not establish identical methods. The second answer may be right, but its appearance does not prove </w:t>
+      </w:r>
+      <w:r>
+        <w:rPr>
+          <w:b/>
+        </w:rPr>
+        <w:t>retrieval</w:t>
+      </w:r>
+      <w:r>
+        <w:rPr>
+          <w:b w:val="0"/>
+        </w:rPr>
+        <w:t xml:space="preserve"> or </w:t>
+      </w:r>
+      <w:r>
+        <w:rPr>
+          <w:b/>
+        </w:rPr>
+        <w:t>calculation</w:t>
+      </w:r>
+      <w:r>
+        <w:rPr>
+          <w:b w:val="0"/>
+        </w:rPr>
+        <w:t xml:space="preserve"> took place.</w:t>
       </w:r>
     </w:p>
     <w:p>
@@ -2330,8 +4528,61 @@
       </w:r>
     </w:p>
     <w:p>
-      <w:r>
-        <w:t>Check the record yourself and independently recompute 6 × 4 − 3. A displayed trace is useful evidence, but it should refer to an inspectable record and the actual tool result. A sentence saying “I checked” is not the same as a check you can inspect. If evidence is unavailable, say what remains unverified.</w:t>
+      <w:pPr>
+        <w:spacing w:line="336" w:lineRule="auto" w:after="180"/>
+      </w:pPr>
+      <w:r>
+        <w:rPr>
+          <w:b w:val="0"/>
+        </w:rPr>
+        <w:t xml:space="preserve">Check the record yourself and independently recompute 6 × 4 − 3. A displayed </w:t>
+      </w:r>
+      <w:r>
+        <w:rPr>
+          <w:b/>
+        </w:rPr>
+        <w:t>trace</w:t>
+      </w:r>
+      <w:r>
+        <w:rPr>
+          <w:b w:val="0"/>
+        </w:rPr>
+        <w:t xml:space="preserve"> is useful </w:t>
+      </w:r>
+      <w:r>
+        <w:rPr>
+          <w:b/>
+        </w:rPr>
+        <w:t>evidence</w:t>
+      </w:r>
+      <w:r>
+        <w:rPr>
+          <w:b w:val="0"/>
+        </w:rPr>
+        <w:t>, but it should refer to an inspectable record and the actual tool result.</w:t>
+      </w:r>
+    </w:p>
+    <w:p>
+      <w:pPr>
+        <w:spacing w:line="336" w:lineRule="auto" w:after="180"/>
+      </w:pPr>
+      <w:r>
+        <w:rPr>
+          <w:b w:val="0"/>
+        </w:rPr>
+        <w:t xml:space="preserve">A sentence saying “I checked” is not the same as a check you can inspect. If </w:t>
+      </w:r>
+      <w:r>
+        <w:rPr>
+          <w:b/>
+        </w:rPr>
+        <w:t>evidence</w:t>
+      </w:r>
+      <w:r>
+        <w:rPr>
+          <w:b w:val="0"/>
+        </w:rPr>
+        <w:t xml:space="preserve"> is unavailable, say what remains unverified.</w:t>
       </w:r>
     </w:p>
     <w:p>
@@ -2343,8 +4594,62 @@
       </w:r>
     </w:p>
     <w:p>
-      <w:r>
-        <w:t>Use workbook W2 for the connected example “Generation retrieval and calculation”. First fill the input and rule boxes. Try the middle steps before asking for a hint. After a hint, try the next step yourself.</w:t>
+      <w:pPr>
+        <w:spacing w:line="336" w:lineRule="auto" w:after="180"/>
+      </w:pPr>
+      <w:r>
+        <w:rPr>
+          <w:b w:val="0"/>
+        </w:rPr>
+        <w:t>Use workbook W2 for the connected example “</w:t>
+      </w:r>
+      <w:r>
+        <w:rPr>
+          <w:b/>
+        </w:rPr>
+        <w:t>Generation</w:t>
+      </w:r>
+      <w:r>
+        <w:rPr>
+          <w:b w:val="0"/>
+        </w:rPr>
+        <w:t xml:space="preserve"> </w:t>
+      </w:r>
+      <w:r>
+        <w:rPr>
+          <w:b/>
+        </w:rPr>
+        <w:t>retrieval</w:t>
+      </w:r>
+      <w:r>
+        <w:rPr>
+          <w:b w:val="0"/>
+        </w:rPr>
+        <w:t xml:space="preserve"> and </w:t>
+      </w:r>
+      <w:r>
+        <w:rPr>
+          <w:b/>
+        </w:rPr>
+        <w:t>calculation</w:t>
+      </w:r>
+      <w:r>
+        <w:rPr>
+          <w:b w:val="0"/>
+        </w:rPr>
+        <w:t xml:space="preserve">”. First fill the </w:t>
+      </w:r>
+      <w:r>
+        <w:rPr>
+          <w:b/>
+        </w:rPr>
+        <w:t>input</w:t>
+      </w:r>
+      <w:r>
+        <w:rPr>
+          <w:b w:val="0"/>
+        </w:rPr>
+        <w:t xml:space="preserve"> and rule boxes. Try the middle steps before asking for a hint. After a hint, try the next step yourself.</w:t>
       </w:r>
     </w:p>
     <w:tbl>
@@ -2427,8 +4732,26 @@
       </w:tr>
     </w:tbl>
     <w:p>
-      <w:r>
-        <w:t>Explain your trace to a partner. Your partner points to one step to check. Swap roles on the next case. Each person writes their own explanation.</w:t>
+      <w:pPr>
+        <w:spacing w:line="336" w:lineRule="auto" w:after="180"/>
+      </w:pPr>
+      <w:r>
+        <w:rPr>
+          <w:b w:val="0"/>
+        </w:rPr>
+        <w:t xml:space="preserve">Explain your </w:t>
+      </w:r>
+      <w:r>
+        <w:rPr>
+          <w:b/>
+        </w:rPr>
+        <w:t>trace</w:t>
+      </w:r>
+      <w:r>
+        <w:rPr>
+          <w:b w:val="0"/>
+        </w:rPr>
+        <w:t xml:space="preserve"> to a partner. Your partner points to one step to check. Swap roles on the next case. Each person writes their own explanation.</w:t>
       </w:r>
     </w:p>
     <w:p>
@@ -2440,12 +4763,71 @@
       </w:r>
     </w:p>
     <w:p>
-      <w:r>
-        <w:t>Use the worked case for Generation retrieval and calculation. Proposed explanation: “Retrieving a record proves it is current”. Decide whether this explanation is supported. Point to the step or supplied fact that decides; explain your repair if needed.</w:t>
-      </w:r>
-    </w:p>
-    <w:p>
-      <w:r>
+      <w:pPr>
+        <w:spacing w:line="336" w:lineRule="auto" w:after="180"/>
+      </w:pPr>
+      <w:r>
+        <w:rPr>
+          <w:b w:val="0"/>
+        </w:rPr>
+        <w:t xml:space="preserve">Use the worked case for </w:t>
+      </w:r>
+      <w:r>
+        <w:rPr>
+          <w:b/>
+        </w:rPr>
+        <w:t>Generation</w:t>
+      </w:r>
+      <w:r>
+        <w:rPr>
+          <w:b w:val="0"/>
+        </w:rPr>
+        <w:t xml:space="preserve"> </w:t>
+      </w:r>
+      <w:r>
+        <w:rPr>
+          <w:b/>
+        </w:rPr>
+        <w:t>retrieval</w:t>
+      </w:r>
+      <w:r>
+        <w:rPr>
+          <w:b w:val="0"/>
+        </w:rPr>
+        <w:t xml:space="preserve"> and </w:t>
+      </w:r>
+      <w:r>
+        <w:rPr>
+          <w:b/>
+        </w:rPr>
+        <w:t>calculation</w:t>
+      </w:r>
+      <w:r>
+        <w:rPr>
+          <w:b w:val="0"/>
+        </w:rPr>
+        <w:t>. Proposed explanation: “Retrieving a record proves it is current”. Decide whether this explanation is supported.</w:t>
+      </w:r>
+    </w:p>
+    <w:p>
+      <w:pPr>
+        <w:spacing w:line="336" w:lineRule="auto" w:after="180"/>
+      </w:pPr>
+      <w:r>
+        <w:rPr>
+          <w:b w:val="0"/>
+        </w:rPr>
+        <w:t>Point to the step or supplied fact that decides; explain your repair if needed.</w:t>
+      </w:r>
+    </w:p>
+    <w:p>
+      <w:pPr>
+        <w:spacing w:line="336" w:lineRule="auto" w:after="180"/>
+      </w:pPr>
+      <w:r>
+        <w:rPr>
+          <w:b w:val="0"/>
+        </w:rPr>
         <w:t>Answer on your own before discussion. If you are unsure, say which step you need help with.</w:t>
       </w:r>
     </w:p>
@@ -2458,7 +4840,14 @@
       </w:r>
     </w:p>
     <w:p>
-      <w:r>
+      <w:pPr>
+        <w:spacing w:line="336" w:lineRule="auto" w:after="180"/>
+        <w:shd w:fill="F5F1FB"/>
+      </w:pPr>
+      <w:r>
+        <w:rPr>
+          <w:b w:val="0"/>
+        </w:rPr>
         <w:t>Label each arrow with its operation. Can the system add snacks because invitations often mention them?</w:t>
       </w:r>
     </w:p>
@@ -2491,7 +4880,13 @@
       </w:r>
     </w:p>
     <w:p>
-      <w:r>
+      <w:pPr>
+        <w:spacing w:line="336" w:lineRule="auto" w:after="180"/>
+      </w:pPr>
+      <w:r>
+        <w:rPr>
+          <w:b w:val="0"/>
+        </w:rPr>
         <w:t>This is supported practice. Keep the separately named independent case for an attempt before feedback.</w:t>
       </w:r>
     </w:p>
@@ -2505,6 +4900,17 @@
     </w:p>
     <w:p>
       <w:r>
+        <w:t>Investigate Generate, Retrieve, or Calculate?. Record the prediction, actual observation or labelled paper trace, explanation and next test separately.</w:t>
+      </w:r>
+    </w:p>
+    <w:p>
+      <w:pPr>
+        <w:spacing w:line="336" w:lineRule="auto" w:after="180"/>
+      </w:pPr>
+      <w:r>
+        <w:rPr>
+          <w:b/>
+        </w:rPr>
         <w:t>EXPLORER LAB</w:t>
       </w:r>
     </w:p>
@@ -2517,8 +4923,26 @@
       </w:r>
     </w:p>
     <w:p>
-      <w:r>
-        <w:t>Predict first, test honestly, and explain what the evidence means.</w:t>
+      <w:pPr>
+        <w:spacing w:line="336" w:lineRule="auto" w:after="180"/>
+      </w:pPr>
+      <w:r>
+        <w:rPr>
+          <w:b w:val="0"/>
+        </w:rPr>
+        <w:t xml:space="preserve">Predict first, test honestly, and explain what the </w:t>
+      </w:r>
+      <w:r>
+        <w:rPr>
+          <w:b/>
+        </w:rPr>
+        <w:t>evidence</w:t>
+      </w:r>
+      <w:r>
+        <w:rPr>
+          <w:b w:val="0"/>
+        </w:rPr>
+        <w:t xml:space="preserve"> means.</w:t>
       </w:r>
     </w:p>
     <w:p>
@@ -2558,27 +4982,150 @@
       </w:r>
     </w:p>
     <w:p>
-      <w:r>
-        <w:t>State your prediction before the result is known.</w:t>
-      </w:r>
-    </w:p>
-    <w:p>
-      <w:r>
-        <w:t>Complete the task: Classify nine outputs by mechanism and verification need.</w:t>
-      </w:r>
-    </w:p>
-    <w:p>
-      <w:r>
+      <w:pPr>
+        <w:pStyle w:val="Heading3"/>
+      </w:pPr>
+      <w:r>
+        <w:t>1. Predict</w:t>
+      </w:r>
+    </w:p>
+    <w:p>
+      <w:pPr>
+        <w:spacing w:line="336" w:lineRule="auto" w:after="180"/>
+        <w:shd w:fill="F4F9FC"/>
+      </w:pPr>
+      <w:r>
+        <w:rPr>
+          <w:b w:val="0"/>
+        </w:rPr>
+        <w:t xml:space="preserve">State your </w:t>
+      </w:r>
+      <w:r>
+        <w:rPr>
+          <w:b/>
+        </w:rPr>
+        <w:t>prediction</w:t>
+      </w:r>
+      <w:r>
+        <w:rPr>
+          <w:b w:val="0"/>
+        </w:rPr>
+        <w:t xml:space="preserve"> before the result is known.</w:t>
+      </w:r>
+    </w:p>
+    <w:p>
+      <w:pPr>
+        <w:pStyle w:val="Heading3"/>
+      </w:pPr>
+      <w:r>
+        <w:t>2. Investigate</w:t>
+      </w:r>
+    </w:p>
+    <w:p>
+      <w:pPr>
+        <w:spacing w:line="336" w:lineRule="auto" w:after="180"/>
+        <w:shd w:fill="F4F9FC"/>
+      </w:pPr>
+      <w:r>
+        <w:rPr>
+          <w:b w:val="0"/>
+        </w:rPr>
+        <w:t xml:space="preserve">Complete the task: Classify nine </w:t>
+      </w:r>
+      <w:r>
+        <w:rPr>
+          <w:b/>
+        </w:rPr>
+        <w:t>output</w:t>
+      </w:r>
+      <w:r>
+        <w:rPr>
+          <w:b w:val="0"/>
+        </w:rPr>
+        <w:t xml:space="preserve">s by </w:t>
+      </w:r>
+      <w:r>
+        <w:rPr>
+          <w:b/>
+        </w:rPr>
+        <w:t>mechanism</w:t>
+      </w:r>
+      <w:r>
+        <w:rPr>
+          <w:b w:val="0"/>
+        </w:rPr>
+        <w:t xml:space="preserve"> and verification need.</w:t>
+      </w:r>
+    </w:p>
+    <w:p>
+      <w:pPr>
+        <w:pStyle w:val="Heading3"/>
+      </w:pPr>
+      <w:r>
+        <w:t>3. Compare cases</w:t>
+      </w:r>
+    </w:p>
+    <w:p>
+      <w:pPr>
+        <w:spacing w:line="336" w:lineRule="auto" w:after="180"/>
+        <w:shd w:fill="F4F9FC"/>
+      </w:pPr>
+      <w:r>
+        <w:rPr>
+          <w:b w:val="0"/>
+        </w:rPr>
         <w:t>Keep a normal case and an edge case clearly separated.</w:t>
       </w:r>
     </w:p>
     <w:p>
-      <w:r>
-        <w:t>Record what happened—even when it does not match your prediction.</w:t>
-      </w:r>
-    </w:p>
-    <w:p>
-      <w:r>
+      <w:pPr>
+        <w:pStyle w:val="Heading3"/>
+      </w:pPr>
+      <w:r>
+        <w:t>4. Record honestly</w:t>
+      </w:r>
+    </w:p>
+    <w:p>
+      <w:pPr>
+        <w:spacing w:line="336" w:lineRule="auto" w:after="180"/>
+        <w:shd w:fill="F4F9FC"/>
+      </w:pPr>
+      <w:r>
+        <w:rPr>
+          <w:b w:val="0"/>
+        </w:rPr>
+        <w:t xml:space="preserve">Record what happened—even when it does not match your </w:t>
+      </w:r>
+      <w:r>
+        <w:rPr>
+          <w:b/>
+        </w:rPr>
+        <w:t>prediction</w:t>
+      </w:r>
+      <w:r>
+        <w:rPr>
+          <w:b w:val="0"/>
+        </w:rPr>
+        <w:t>.</w:t>
+      </w:r>
+    </w:p>
+    <w:p>
+      <w:pPr>
+        <w:pStyle w:val="Heading3"/>
+      </w:pPr>
+      <w:r>
+        <w:t>5. Explain and plan the next test</w:t>
+      </w:r>
+    </w:p>
+    <w:p>
+      <w:pPr>
+        <w:spacing w:line="336" w:lineRule="auto" w:after="180"/>
+        <w:shd w:fill="F4F9FC"/>
+      </w:pPr>
+      <w:r>
+        <w:rPr>
+          <w:b w:val="0"/>
+        </w:rPr>
         <w:t>Explain the result, one limitation, and the next useful test.</w:t>
       </w:r>
     </w:p>
@@ -2713,7 +5260,22 @@
       </w:tr>
     </w:tbl>
     <w:p>
-      <w:r>
+      <w:pPr>
+        <w:pStyle w:val="Heading3"/>
+      </w:pPr>
+      <w:r>
+        <w:t>Use a fresh case after support</w:t>
+      </w:r>
+    </w:p>
+    <w:p>
+      <w:pPr>
+        <w:spacing w:line="336" w:lineRule="auto" w:after="180"/>
+        <w:shd w:fill="FFF5E6"/>
+      </w:pPr>
+      <w:r>
+        <w:rPr>
+          <w:b w:val="0"/>
+        </w:rPr>
         <w:t>INDEPENDENCE  After support is removed, repeat the proof with a fresh case.</w:t>
       </w:r>
     </w:p>
@@ -2726,8 +5288,26 @@
       </w:r>
     </w:p>
     <w:p>
-      <w:r>
-        <w:t>Before trying: what do I expect, and why? While trying: which step could first go wrong? Afterwards: what did I actually observe, and what should change? Keep “not run” if you only traced the procedure.</w:t>
+      <w:pPr>
+        <w:spacing w:line="336" w:lineRule="auto" w:after="180"/>
+      </w:pPr>
+      <w:r>
+        <w:rPr>
+          <w:b w:val="0"/>
+        </w:rPr>
+        <w:t xml:space="preserve">Before trying: what do I expect, and why? While trying: which step could first go wrong? Afterwards: what did I actually observe, and what should change? Keep “not run” if you only </w:t>
+      </w:r>
+      <w:r>
+        <w:rPr>
+          <w:b/>
+        </w:rPr>
+        <w:t>trace</w:t>
+      </w:r>
+      <w:r>
+        <w:rPr>
+          <w:b w:val="0"/>
+        </w:rPr>
+        <w:t>d the procedure.</w:t>
       </w:r>
     </w:p>
     <w:p>
@@ -2740,6 +5320,17 @@
     </w:p>
     <w:p>
       <w:r>
+        <w:t>Move from recall to tracing, diagnosis and transfer in Generate, Retrieve, or Calculate?. Explain why each step is justified.</w:t>
+      </w:r>
+    </w:p>
+    <w:p>
+      <w:pPr>
+        <w:spacing w:line="336" w:lineRule="auto" w:after="180"/>
+      </w:pPr>
+      <w:r>
+        <w:rPr>
+          <w:b/>
+        </w:rPr>
         <w:t>PRACTICE LADDER</w:t>
       </w:r>
     </w:p>
@@ -2752,7 +5343,13 @@
       </w:r>
     </w:p>
     <w:p>
-      <w:r>
+      <w:pPr>
+        <w:spacing w:line="336" w:lineRule="auto" w:after="180"/>
+      </w:pPr>
+      <w:r>
+        <w:rPr>
+          <w:b w:val="0"/>
+        </w:rPr>
         <w:t>Each step asks for a stronger kind of understanding.</w:t>
       </w:r>
     </w:p>
@@ -2793,42 +5390,184 @@
       </w:r>
     </w:p>
     <w:p>
-      <w:r>
-        <w:t>RECALL  Define generate.</w:t>
-      </w:r>
-    </w:p>
-    <w:p>
-      <w:r>
+      <w:pPr>
+        <w:spacing w:line="336" w:lineRule="auto" w:after="180"/>
+        <w:shd w:fill="F4F9FC"/>
+      </w:pPr>
+      <w:r>
+        <w:rPr>
+          <w:b w:val="0"/>
+        </w:rPr>
+        <w:t xml:space="preserve">RECALL  Define </w:t>
+      </w:r>
+      <w:r>
+        <w:rPr>
+          <w:b/>
+        </w:rPr>
+        <w:t>generate</w:t>
+      </w:r>
+      <w:r>
+        <w:rPr>
+          <w:b w:val="0"/>
+        </w:rPr>
+        <w:t>.</w:t>
+      </w:r>
+    </w:p>
+    <w:p>
+      <w:pPr>
+        <w:spacing w:line="336" w:lineRule="auto" w:after="180"/>
+        <w:shd w:fill="F4F9FC"/>
+      </w:pPr>
+      <w:r>
+        <w:rPr>
+          <w:b w:val="0"/>
+        </w:rPr>
         <w:t>EXPLAIN  Different systems create, look up, or compute answers in different ways.</w:t>
       </w:r>
     </w:p>
     <w:p>
-      <w:r>
-        <w:t>TRACE  Show the input, process, and output.</w:t>
-      </w:r>
-    </w:p>
-    <w:p>
-      <w:r>
+      <w:pPr>
+        <w:spacing w:line="336" w:lineRule="auto" w:after="180"/>
+        <w:shd w:fill="F4F9FC"/>
+      </w:pPr>
+      <w:r>
+        <w:rPr>
+          <w:b/>
+        </w:rPr>
+        <w:t>TRACE</w:t>
+      </w:r>
+      <w:r>
+        <w:rPr>
+          <w:b w:val="0"/>
+        </w:rPr>
+        <w:t xml:space="preserve">  Show the </w:t>
+      </w:r>
+      <w:r>
+        <w:rPr>
+          <w:b/>
+        </w:rPr>
+        <w:t>input</w:t>
+      </w:r>
+      <w:r>
+        <w:rPr>
+          <w:b w:val="0"/>
+        </w:rPr>
+        <w:t xml:space="preserve">, </w:t>
+      </w:r>
+      <w:r>
+        <w:rPr>
+          <w:b/>
+        </w:rPr>
+        <w:t>process</w:t>
+      </w:r>
+      <w:r>
+        <w:rPr>
+          <w:b w:val="0"/>
+        </w:rPr>
+        <w:t xml:space="preserve">, and </w:t>
+      </w:r>
+      <w:r>
+        <w:rPr>
+          <w:b/>
+        </w:rPr>
+        <w:t>output</w:t>
+      </w:r>
+      <w:r>
+        <w:rPr>
+          <w:b w:val="0"/>
+        </w:rPr>
+        <w:t>.</w:t>
+      </w:r>
+    </w:p>
+    <w:p>
+      <w:pPr>
+        <w:spacing w:line="336" w:lineRule="auto" w:after="180"/>
+        <w:shd w:fill="F4F9FC"/>
+      </w:pPr>
+      <w:r>
+        <w:rPr>
+          <w:b w:val="0"/>
+        </w:rPr>
         <w:t>DIAGNOSE  Repair: Any answer on a screen came from a database.</w:t>
       </w:r>
     </w:p>
     <w:p>
-      <w:r>
+      <w:pPr>
+        <w:spacing w:line="336" w:lineRule="auto" w:after="180"/>
+        <w:shd w:fill="F4F9FC"/>
+      </w:pPr>
+      <w:r>
+        <w:rPr>
+          <w:b w:val="0"/>
+        </w:rPr>
         <w:t>TRANSFER  Apply the idea to a new home or classroom case.</w:t>
       </w:r>
     </w:p>
     <w:p>
-      <w:r>
+      <w:pPr>
+        <w:spacing w:line="336" w:lineRule="auto" w:after="180"/>
+        <w:shd w:fill="F4F9FC"/>
+      </w:pPr>
+      <w:r>
+        <w:rPr>
+          <w:b w:val="0"/>
+        </w:rPr>
         <w:t>CREATE  Design one revealing test.</w:t>
       </w:r>
     </w:p>
     <w:p>
-      <w:r>
-        <w:t>DEFEND  Give a claim, evidence, mechanism, limit, and safe action.</w:t>
-      </w:r>
-    </w:p>
-    <w:p>
-      <w:r>
+      <w:pPr>
+        <w:spacing w:line="336" w:lineRule="auto" w:after="180"/>
+        <w:shd w:fill="F4F9FC"/>
+      </w:pPr>
+      <w:r>
+        <w:rPr>
+          <w:b w:val="0"/>
+        </w:rPr>
+        <w:t xml:space="preserve">DEFEND  Give a claim, </w:t>
+      </w:r>
+      <w:r>
+        <w:rPr>
+          <w:b/>
+        </w:rPr>
+        <w:t>evidence</w:t>
+      </w:r>
+      <w:r>
+        <w:rPr>
+          <w:b w:val="0"/>
+        </w:rPr>
+        <w:t xml:space="preserve">, </w:t>
+      </w:r>
+      <w:r>
+        <w:rPr>
+          <w:b/>
+        </w:rPr>
+        <w:t>mechanism</w:t>
+      </w:r>
+      <w:r>
+        <w:rPr>
+          <w:b w:val="0"/>
+        </w:rPr>
+        <w:t>, limit, and safe action.</w:t>
+      </w:r>
+    </w:p>
+    <w:p>
+      <w:pPr>
+        <w:pStyle w:val="Heading3"/>
+      </w:pPr>
+      <w:r>
+        <w:t>When to retry</w:t>
+      </w:r>
+    </w:p>
+    <w:p>
+      <w:pPr>
+        <w:spacing w:line="336" w:lineRule="auto" w:after="180"/>
+        <w:shd w:fill="F1F6F8"/>
+      </w:pPr>
+      <w:r>
+        <w:rPr>
+          <w:b w:val="0"/>
+        </w:rPr>
         <w:t>RETRY RULE  A coached answer becomes mastery only after you solve a different case independently.</w:t>
       </w:r>
     </w:p>
@@ -2842,6 +5581,17 @@
     </w:p>
     <w:p>
       <w:r>
+        <w:t>Apply this week’s idea to Helpful Classroom Sorter. Keep an annotated decision and the evidence supporting it.</w:t>
+      </w:r>
+    </w:p>
+    <w:p>
+      <w:pPr>
+        <w:spacing w:line="336" w:lineRule="auto" w:after="180"/>
+      </w:pPr>
+      <w:r>
+        <w:rPr>
+          <w:b/>
+        </w:rPr>
         <w:t>PROJECT</w:t>
       </w:r>
     </w:p>
@@ -2854,8 +5604,26 @@
       </w:r>
     </w:p>
     <w:p>
-      <w:r>
-        <w:t>Build one coherent system across the year, one evidence-based decision at a time.</w:t>
+      <w:pPr>
+        <w:spacing w:line="336" w:lineRule="auto" w:after="180"/>
+      </w:pPr>
+      <w:r>
+        <w:rPr>
+          <w:b w:val="0"/>
+        </w:rPr>
+        <w:t xml:space="preserve">Build one coherent system across the year, one </w:t>
+      </w:r>
+      <w:r>
+        <w:rPr>
+          <w:b/>
+        </w:rPr>
+        <w:t>evidence</w:t>
+      </w:r>
+      <w:r>
+        <w:rPr>
+          <w:b w:val="0"/>
+        </w:rPr>
+        <w:t>-based decision at a time.</w:t>
       </w:r>
     </w:p>
     <w:p>
@@ -2895,32 +5663,146 @@
       </w:r>
     </w:p>
     <w:p>
-      <w:r>
-        <w:t>THIS WEEK'S CHECKPOINT  Label every sorter component as generate, retrieve, calculate, fixed rule, learned prediction, or human decision.</w:t>
-      </w:r>
-    </w:p>
-    <w:p>
-      <w:r>
+      <w:pPr>
+        <w:spacing w:line="336" w:lineRule="auto" w:after="180"/>
+        <w:shd w:fill="EDF7F3"/>
+      </w:pPr>
+      <w:r>
+        <w:rPr>
+          <w:b w:val="0"/>
+        </w:rPr>
+        <w:t xml:space="preserve">THIS WEEK'S CHECKPOINT  Label every sorter component as </w:t>
+      </w:r>
+      <w:r>
+        <w:rPr>
+          <w:b/>
+        </w:rPr>
+        <w:t>generate</w:t>
+      </w:r>
+      <w:r>
+        <w:rPr>
+          <w:b w:val="0"/>
+        </w:rPr>
+        <w:t xml:space="preserve">, </w:t>
+      </w:r>
+      <w:r>
+        <w:rPr>
+          <w:b/>
+        </w:rPr>
+        <w:t>retrieve</w:t>
+      </w:r>
+      <w:r>
+        <w:rPr>
+          <w:b w:val="0"/>
+        </w:rPr>
+        <w:t xml:space="preserve">, </w:t>
+      </w:r>
+      <w:r>
+        <w:rPr>
+          <w:b/>
+        </w:rPr>
+        <w:t>calculate</w:t>
+      </w:r>
+      <w:r>
+        <w:rPr>
+          <w:b w:val="0"/>
+        </w:rPr>
+        <w:t xml:space="preserve">, fixed rule, learned </w:t>
+      </w:r>
+      <w:r>
+        <w:rPr>
+          <w:b/>
+        </w:rPr>
+        <w:t>prediction</w:t>
+      </w:r>
+      <w:r>
+        <w:rPr>
+          <w:b w:val="0"/>
+        </w:rPr>
+        <w:t xml:space="preserve">, or </w:t>
+      </w:r>
+      <w:r>
+        <w:rPr>
+          <w:b/>
+        </w:rPr>
+        <w:t>human decision</w:t>
+      </w:r>
+      <w:r>
+        <w:rPr>
+          <w:b w:val="0"/>
+        </w:rPr>
+        <w:t>.</w:t>
+      </w:r>
+    </w:p>
+    <w:p>
+      <w:pPr>
+        <w:spacing w:line="336" w:lineRule="auto" w:after="180"/>
+        <w:shd w:fill="F5F1FB"/>
+      </w:pPr>
+      <w:r>
+        <w:rPr>
+          <w:b w:val="0"/>
+        </w:rPr>
         <w:t>What real classroom need does this serve?</w:t>
       </w:r>
     </w:p>
     <w:p>
-      <w:r>
+      <w:pPr>
+        <w:spacing w:line="336" w:lineRule="auto" w:after="180"/>
+        <w:shd w:fill="F5F1FB"/>
+      </w:pPr>
+      <w:r>
+        <w:rPr>
+          <w:b w:val="0"/>
+        </w:rPr>
         <w:t>What information is necessary—and what should stay private?</w:t>
       </w:r>
     </w:p>
     <w:p>
-      <w:r>
-        <w:t>What happens inside the process?</w:t>
-      </w:r>
-    </w:p>
-    <w:p>
-      <w:r>
+      <w:pPr>
+        <w:spacing w:line="336" w:lineRule="auto" w:after="180"/>
+        <w:shd w:fill="F5F1FB"/>
+      </w:pPr>
+      <w:r>
+        <w:rPr>
+          <w:b w:val="0"/>
+        </w:rPr>
+        <w:t xml:space="preserve">What happens inside the </w:t>
+      </w:r>
+      <w:r>
+        <w:rPr>
+          <w:b/>
+        </w:rPr>
+        <w:t>process</w:t>
+      </w:r>
+      <w:r>
+        <w:rPr>
+          <w:b w:val="0"/>
+        </w:rPr>
+        <w:t>?</w:t>
+      </w:r>
+    </w:p>
+    <w:p>
+      <w:pPr>
+        <w:spacing w:line="336" w:lineRule="auto" w:after="180"/>
+        <w:shd w:fill="F5F1FB"/>
+      </w:pPr>
+      <w:r>
+        <w:rPr>
+          <w:b w:val="0"/>
+        </w:rPr>
         <w:t>What normal and edge cases will you test?</w:t>
       </w:r>
     </w:p>
     <w:p>
-      <w:r>
+      <w:pPr>
+        <w:spacing w:line="336" w:lineRule="auto" w:after="180"/>
+        <w:shd w:fill="F5F1FB"/>
+      </w:pPr>
+      <w:r>
+        <w:rPr>
+          <w:b w:val="0"/>
+        </w:rPr>
         <w:t>When should it say not sure or ask a person?</w:t>
       </w:r>
     </w:p>
@@ -2961,12 +5843,69 @@
       </w:r>
     </w:p>
     <w:p>
-      <w:r>
-        <w:t>RESPONSIBLE DESIGN  Fluent wording does not reveal whether a fact was retrieved, generated, or calculated.</w:t>
-      </w:r>
-    </w:p>
-    <w:p>
-      <w:r>
+      <w:pPr>
+        <w:pStyle w:val="Heading3"/>
+      </w:pPr>
+      <w:r>
+        <w:t>Responsible design</w:t>
+      </w:r>
+    </w:p>
+    <w:p>
+      <w:pPr>
+        <w:spacing w:line="336" w:lineRule="auto" w:after="180"/>
+        <w:shd w:fill="FFF5E6"/>
+      </w:pPr>
+      <w:r>
+        <w:rPr>
+          <w:b w:val="0"/>
+        </w:rPr>
+        <w:t xml:space="preserve">RESPONSIBLE DESIGN  Fluent wording does not reveal whether a fact was </w:t>
+      </w:r>
+      <w:r>
+        <w:rPr>
+          <w:b/>
+        </w:rPr>
+        <w:t>retrieve</w:t>
+      </w:r>
+      <w:r>
+        <w:rPr>
+          <w:b w:val="0"/>
+        </w:rPr>
+        <w:t xml:space="preserve">d, </w:t>
+      </w:r>
+      <w:r>
+        <w:rPr>
+          <w:b/>
+        </w:rPr>
+        <w:t>generate</w:t>
+      </w:r>
+      <w:r>
+        <w:rPr>
+          <w:b w:val="0"/>
+        </w:rPr>
+        <w:t xml:space="preserve">d, or </w:t>
+      </w:r>
+      <w:r>
+        <w:rPr>
+          <w:b/>
+        </w:rPr>
+        <w:t>calculate</w:t>
+      </w:r>
+      <w:r>
+        <w:rPr>
+          <w:b w:val="0"/>
+        </w:rPr>
+        <w:t>d.</w:t>
+      </w:r>
+    </w:p>
+    <w:p>
+      <w:pPr>
+        <w:spacing w:line="336" w:lineRule="auto" w:after="180"/>
+      </w:pPr>
+      <w:r>
+        <w:rPr>
+          <w:b w:val="0"/>
+        </w:rPr>
         <w:t>My project decision:</w:t>
       </w:r>
     </w:p>
@@ -2979,8 +5918,26 @@
       </w:r>
     </w:p>
     <w:p>
-      <w:r>
-        <w:t>Use the sorter’s approved catalogue for facts, explicit calculations for scores and checked prose for explanations.</w:t>
+      <w:pPr>
+        <w:spacing w:line="336" w:lineRule="auto" w:after="180"/>
+      </w:pPr>
+      <w:r>
+        <w:rPr>
+          <w:b w:val="0"/>
+        </w:rPr>
+        <w:t xml:space="preserve">Use the sorter’s approved catalogue for facts, explicit </w:t>
+      </w:r>
+      <w:r>
+        <w:rPr>
+          <w:b/>
+        </w:rPr>
+        <w:t>calculation</w:t>
+      </w:r>
+      <w:r>
+        <w:rPr>
+          <w:b w:val="0"/>
+        </w:rPr>
+        <w:t>s for scores and checked prose for explanations.</w:t>
       </w:r>
     </w:p>
     <w:p>
@@ -2993,6 +5950,17 @@
     </w:p>
     <w:p>
       <w:r>
+        <w:t>Use a genuinely new case for independent evidence. Previously discussed examples remain practice; use the separately named independent case before feedback.</w:t>
+      </w:r>
+    </w:p>
+    <w:p>
+      <w:pPr>
+        <w:spacing w:line="336" w:lineRule="auto" w:after="180"/>
+      </w:pPr>
+      <w:r>
+        <w:rPr>
+          <w:b/>
+        </w:rPr>
         <w:t>MASTERY</w:t>
       </w:r>
     </w:p>
@@ -3005,7 +5973,13 @@
       </w:r>
     </w:p>
     <w:p>
-      <w:r>
+      <w:pPr>
+        <w:spacing w:line="336" w:lineRule="auto" w:after="180"/>
+      </w:pPr>
+      <w:r>
+        <w:rPr>
+          <w:b w:val="0"/>
+        </w:rPr>
         <w:t>Complete this after teaching and guided practice have ended.</w:t>
       </w:r>
     </w:p>
@@ -3046,53 +6020,332 @@
       </w:r>
     </w:p>
     <w:p>
-      <w:r>
-        <w:t>REQUIRED PROOF  Classify nine outputs as generated, retrieved, calculated, or mixed and assign an appropriate verification step.</w:t>
-      </w:r>
-    </w:p>
-    <w:p>
-      <w:r>
+      <w:pPr>
+        <w:pStyle w:val="Heading3"/>
+      </w:pPr>
+      <w:r>
+        <w:t>What success looks like</w:t>
+      </w:r>
+    </w:p>
+    <w:p>
+      <w:pPr>
+        <w:spacing w:line="336" w:lineRule="auto" w:after="180"/>
+        <w:shd w:fill="EDF7F3"/>
+      </w:pPr>
+      <w:r>
+        <w:rPr>
+          <w:b w:val="0"/>
+        </w:rPr>
+        <w:t xml:space="preserve">REQUIRED PROOF  Classify nine </w:t>
+      </w:r>
+      <w:r>
+        <w:rPr>
+          <w:b/>
+        </w:rPr>
+        <w:t>output</w:t>
+      </w:r>
+      <w:r>
+        <w:rPr>
+          <w:b w:val="0"/>
+        </w:rPr>
+        <w:t xml:space="preserve">s as </w:t>
+      </w:r>
+      <w:r>
+        <w:rPr>
+          <w:b/>
+        </w:rPr>
+        <w:t>generate</w:t>
+      </w:r>
+      <w:r>
+        <w:rPr>
+          <w:b w:val="0"/>
+        </w:rPr>
+        <w:t xml:space="preserve">d, </w:t>
+      </w:r>
+      <w:r>
+        <w:rPr>
+          <w:b/>
+        </w:rPr>
+        <w:t>retrieve</w:t>
+      </w:r>
+      <w:r>
+        <w:rPr>
+          <w:b w:val="0"/>
+        </w:rPr>
+        <w:t xml:space="preserve">d, </w:t>
+      </w:r>
+      <w:r>
+        <w:rPr>
+          <w:b/>
+        </w:rPr>
+        <w:t>calculate</w:t>
+      </w:r>
+      <w:r>
+        <w:rPr>
+          <w:b w:val="0"/>
+        </w:rPr>
+        <w:t>d, or mixed and assign an appropriate verification step.</w:t>
+      </w:r>
+    </w:p>
+    <w:p>
+      <w:pPr>
+        <w:spacing w:line="336" w:lineRule="auto" w:after="180"/>
+      </w:pPr>
+      <w:r>
+        <w:rPr>
+          <w:b w:val="0"/>
+        </w:rPr>
         <w:t>□ Name or draw the fresh case.</w:t>
       </w:r>
     </w:p>
     <w:p>
-      <w:r>
-        <w:t>□ Trace input, process, and output.</w:t>
-      </w:r>
-    </w:p>
-    <w:p>
-      <w:r>
-        <w:t>□ State the conclusion and strongest evidence.</w:t>
-      </w:r>
-    </w:p>
-    <w:p>
-      <w:r>
+      <w:pPr>
+        <w:spacing w:line="336" w:lineRule="auto" w:after="180"/>
+      </w:pPr>
+      <w:r>
+        <w:rPr>
+          <w:b w:val="0"/>
+        </w:rPr>
+        <w:t xml:space="preserve">□ </w:t>
+      </w:r>
+      <w:r>
+        <w:rPr>
+          <w:b/>
+        </w:rPr>
+        <w:t>Trace</w:t>
+      </w:r>
+      <w:r>
+        <w:rPr>
+          <w:b w:val="0"/>
+        </w:rPr>
+        <w:t xml:space="preserve"> </w:t>
+      </w:r>
+      <w:r>
+        <w:rPr>
+          <w:b/>
+        </w:rPr>
+        <w:t>input</w:t>
+      </w:r>
+      <w:r>
+        <w:rPr>
+          <w:b w:val="0"/>
+        </w:rPr>
+        <w:t xml:space="preserve">, </w:t>
+      </w:r>
+      <w:r>
+        <w:rPr>
+          <w:b/>
+        </w:rPr>
+        <w:t>process</w:t>
+      </w:r>
+      <w:r>
+        <w:rPr>
+          <w:b w:val="0"/>
+        </w:rPr>
+        <w:t xml:space="preserve">, and </w:t>
+      </w:r>
+      <w:r>
+        <w:rPr>
+          <w:b/>
+        </w:rPr>
+        <w:t>output</w:t>
+      </w:r>
+      <w:r>
+        <w:rPr>
+          <w:b w:val="0"/>
+        </w:rPr>
+        <w:t>.</w:t>
+      </w:r>
+    </w:p>
+    <w:p>
+      <w:pPr>
+        <w:spacing w:line="336" w:lineRule="auto" w:after="180"/>
+      </w:pPr>
+      <w:r>
+        <w:rPr>
+          <w:b w:val="0"/>
+        </w:rPr>
+        <w:t xml:space="preserve">□ State the conclusion and strongest </w:t>
+      </w:r>
+      <w:r>
+        <w:rPr>
+          <w:b/>
+        </w:rPr>
+        <w:t>evidence</w:t>
+      </w:r>
+      <w:r>
+        <w:rPr>
+          <w:b w:val="0"/>
+        </w:rPr>
+        <w:t>.</w:t>
+      </w:r>
+    </w:p>
+    <w:p>
+      <w:pPr>
+        <w:spacing w:line="336" w:lineRule="auto" w:after="180"/>
+      </w:pPr>
+      <w:r>
+        <w:rPr>
+          <w:b w:val="0"/>
+        </w:rPr>
         <w:t>□ Name one limit, failure, missing clue, or fairness/privacy concern.</w:t>
       </w:r>
     </w:p>
     <w:p>
-      <w:r>
+      <w:pPr>
+        <w:spacing w:line="336" w:lineRule="auto" w:after="180"/>
+      </w:pPr>
+      <w:r>
+        <w:rPr>
+          <w:b w:val="0"/>
+        </w:rPr>
         <w:t>□ Explain one safe next action or improvement.</w:t>
       </w:r>
     </w:p>
     <w:p>
-      <w:r>
-        <w:t>Independent evidence:</w:t>
-      </w:r>
-    </w:p>
-    <w:p>
-      <w:r>
-        <w:t>SELF-CHECK  Check generated claims against independent evidence, check retrieved facts against the cited record and freshness, and recompute calculations or inspect the operation. Mixed outputs need more than one check.</w:t>
-      </w:r>
-    </w:p>
-    <w:p>
-      <w:r>
+      <w:pPr>
+        <w:spacing w:line="336" w:lineRule="auto" w:after="180"/>
+      </w:pPr>
+      <w:r>
+        <w:rPr>
+          <w:b w:val="0"/>
+        </w:rPr>
+        <w:t xml:space="preserve">Independent </w:t>
+      </w:r>
+      <w:r>
+        <w:rPr>
+          <w:b/>
+        </w:rPr>
+        <w:t>evidence</w:t>
+      </w:r>
+      <w:r>
+        <w:rPr>
+          <w:b w:val="0"/>
+        </w:rPr>
+        <w:t>:</w:t>
+      </w:r>
+    </w:p>
+    <w:p>
+      <w:pPr>
+        <w:pStyle w:val="Heading3"/>
+      </w:pPr>
+      <w:r>
+        <w:t>Check your explanation</w:t>
+      </w:r>
+    </w:p>
+    <w:p>
+      <w:pPr>
+        <w:spacing w:line="336" w:lineRule="auto" w:after="180"/>
+        <w:shd w:fill="F5F1FB"/>
+      </w:pPr>
+      <w:r>
+        <w:rPr>
+          <w:b w:val="0"/>
+        </w:rPr>
+        <w:t xml:space="preserve">SELF-CHECK  Check </w:t>
+      </w:r>
+      <w:r>
+        <w:rPr>
+          <w:b/>
+        </w:rPr>
+        <w:t>generate</w:t>
+      </w:r>
+      <w:r>
+        <w:rPr>
+          <w:b w:val="0"/>
+        </w:rPr>
+        <w:t xml:space="preserve">d claims against independent </w:t>
+      </w:r>
+      <w:r>
+        <w:rPr>
+          <w:b/>
+        </w:rPr>
+        <w:t>evidence</w:t>
+      </w:r>
+      <w:r>
+        <w:rPr>
+          <w:b w:val="0"/>
+        </w:rPr>
+        <w:t xml:space="preserve">, check </w:t>
+      </w:r>
+      <w:r>
+        <w:rPr>
+          <w:b/>
+        </w:rPr>
+        <w:t>retrieve</w:t>
+      </w:r>
+      <w:r>
+        <w:rPr>
+          <w:b w:val="0"/>
+        </w:rPr>
+        <w:t xml:space="preserve">d facts against the cited record and freshness, and recompute </w:t>
+      </w:r>
+      <w:r>
+        <w:rPr>
+          <w:b/>
+        </w:rPr>
+        <w:t>calculation</w:t>
+      </w:r>
+      <w:r>
+        <w:rPr>
+          <w:b w:val="0"/>
+        </w:rPr>
+        <w:t xml:space="preserve">s or inspect the operation. Mixed </w:t>
+      </w:r>
+      <w:r>
+        <w:rPr>
+          <w:b/>
+        </w:rPr>
+        <w:t>output</w:t>
+      </w:r>
+      <w:r>
+        <w:rPr>
+          <w:b w:val="0"/>
+        </w:rPr>
+        <w:t>s need more than one check.</w:t>
+      </w:r>
+    </w:p>
+    <w:p>
+      <w:pPr>
+        <w:spacing w:line="336" w:lineRule="auto" w:after="180"/>
+      </w:pPr>
+      <w:r>
+        <w:rPr>
+          <w:b w:val="0"/>
+        </w:rPr>
         <w:t>My level:  □ Not yet  □ With one hint  □ Independently  □ I can teach it</w:t>
       </w:r>
     </w:p>
     <w:p>
-      <w:r>
-        <w:t>NEXT BRIDGE  Carry today's evidence habit into: Prompts Are Design Instructions.</w:t>
+      <w:pPr>
+        <w:pStyle w:val="Heading3"/>
+      </w:pPr>
+      <w:r>
+        <w:t>Connect to the next lesson</w:t>
+      </w:r>
+    </w:p>
+    <w:p>
+      <w:pPr>
+        <w:spacing w:line="336" w:lineRule="auto" w:after="180"/>
+        <w:shd w:fill="F1F6F8"/>
+      </w:pPr>
+      <w:r>
+        <w:rPr>
+          <w:b w:val="0"/>
+        </w:rPr>
+        <w:t xml:space="preserve">NEXT BRIDGE  Carry today's </w:t>
+      </w:r>
+      <w:r>
+        <w:rPr>
+          <w:b/>
+        </w:rPr>
+        <w:t>evidence</w:t>
+      </w:r>
+      <w:r>
+        <w:rPr>
+          <w:b w:val="0"/>
+        </w:rPr>
+        <w:t xml:space="preserve"> habit into: Prompts Are Design Instructions.</w:t>
       </w:r>
     </w:p>
     <w:p>
@@ -3104,6 +6357,11 @@
       </w:r>
     </w:p>
     <w:p>
+      <w:r>
+        <w:t>Revisit the complete Generate, Retrieve, or Calculate? case for supported practice. Repeated examples do not become fresh assessments.</w:t>
+      </w:r>
+    </w:p>
+    <w:p>
       <w:pPr>
         <w:pStyle w:val="Heading3"/>
       </w:pPr>
@@ -3112,7 +6370,13 @@
       </w:r>
     </w:p>
     <w:p>
-      <w:r>
+      <w:pPr>
+        <w:spacing w:line="336" w:lineRule="auto" w:after="180"/>
+      </w:pPr>
+      <w:r>
+        <w:rPr>
+          <w:b w:val="0"/>
+        </w:rPr>
         <w:t>Use the supplied details to practise the weekly concept before attempting the independent question. This case extends the illustrated lesson.</w:t>
       </w:r>
     </w:p>
@@ -3125,7 +6389,13 @@
       </w:r>
     </w:p>
     <w:p>
-      <w:r>
+      <w:pPr>
+        <w:spacing w:line="336" w:lineRule="auto" w:after="180"/>
+      </w:pPr>
+      <w:r>
+        <w:rPr>
+          <w:b w:val="0"/>
+        </w:rPr>
         <w:t>A learner needs a new poem, 18+7, and a passage from the class handbook.</w:t>
       </w:r>
     </w:p>
@@ -3138,7 +6408,13 @@
       </w:r>
     </w:p>
     <w:p>
-      <w:r>
+      <w:pPr>
+        <w:spacing w:line="336" w:lineRule="auto" w:after="180"/>
+      </w:pPr>
+      <w:r>
+        <w:rPr>
+          <w:b w:val="0"/>
+        </w:rPr>
         <w:t>Choose the operation for each.</w:t>
       </w:r>
     </w:p>
@@ -3151,8 +6427,56 @@
       </w:r>
     </w:p>
     <w:p>
-      <w:r>
-        <w:t>Generate the poem, calculate 25, retrieve the actual passage. Inventing a fluent passage is not retrieval.</w:t>
+      <w:pPr>
+        <w:spacing w:line="336" w:lineRule="auto" w:after="180"/>
+      </w:pPr>
+      <w:r>
+        <w:rPr>
+          <w:b/>
+        </w:rPr>
+        <w:t>Generate</w:t>
+      </w:r>
+      <w:r>
+        <w:rPr>
+          <w:b w:val="0"/>
+        </w:rPr>
+        <w:t xml:space="preserve"> the poem, </w:t>
+      </w:r>
+      <w:r>
+        <w:rPr>
+          <w:b/>
+        </w:rPr>
+        <w:t>calculate</w:t>
+      </w:r>
+      <w:r>
+        <w:rPr>
+          <w:b w:val="0"/>
+        </w:rPr>
+        <w:t xml:space="preserve"> 25, </w:t>
+      </w:r>
+      <w:r>
+        <w:rPr>
+          <w:b/>
+        </w:rPr>
+        <w:t>retrieve</w:t>
+      </w:r>
+      <w:r>
+        <w:rPr>
+          <w:b w:val="0"/>
+        </w:rPr>
+        <w:t xml:space="preserve"> the actual passage. Inventing a fluent passage is not </w:t>
+      </w:r>
+      <w:r>
+        <w:rPr>
+          <w:b/>
+        </w:rPr>
+        <w:t>retrieval</w:t>
+      </w:r>
+      <w:r>
+        <w:rPr>
+          <w:b w:val="0"/>
+        </w:rPr>
+        <w:t>.</w:t>
       </w:r>
     </w:p>
     <w:p>
@@ -3164,7 +6488,14 @@
       </w:r>
     </w:p>
     <w:p>
-      <w:r>
+      <w:pPr>
+        <w:spacing w:line="336" w:lineRule="auto" w:after="180"/>
+        <w:shd w:fill="F5F1FB"/>
+      </w:pPr>
+      <w:r>
+        <w:rPr>
+          <w:b w:val="0"/>
+        </w:rPr>
         <w:t>Which detail supports the answer, and why does it matter?</w:t>
       </w:r>
     </w:p>
@@ -3320,18 +6651,78 @@
       </w:tr>
     </w:tbl>
     <w:p>
-      <w:r>
+      <w:pPr>
+        <w:spacing w:line="336" w:lineRule="auto" w:after="180"/>
+      </w:pPr>
+      <w:r>
+        <w:rPr>
+          <w:b w:val="0"/>
+        </w:rPr>
         <w:t>A learner needs a new poem, 18+7, and a passage from the class handbook.</w:t>
       </w:r>
     </w:p>
     <w:p>
-      <w:r>
+      <w:pPr>
+        <w:spacing w:line="336" w:lineRule="auto" w:after="180"/>
+      </w:pPr>
+      <w:r>
+        <w:rPr>
+          <w:b w:val="0"/>
+        </w:rPr>
         <w:t>Choose the operation for each.</w:t>
       </w:r>
     </w:p>
     <w:p>
-      <w:r>
-        <w:t>Generate the poem, calculate 25, retrieve the actual passage. Inventing a fluent passage is not retrieval.</w:t>
+      <w:pPr>
+        <w:spacing w:line="336" w:lineRule="auto" w:after="180"/>
+      </w:pPr>
+      <w:r>
+        <w:rPr>
+          <w:b/>
+        </w:rPr>
+        <w:t>Generate</w:t>
+      </w:r>
+      <w:r>
+        <w:rPr>
+          <w:b w:val="0"/>
+        </w:rPr>
+        <w:t xml:space="preserve"> the poem, </w:t>
+      </w:r>
+      <w:r>
+        <w:rPr>
+          <w:b/>
+        </w:rPr>
+        <w:t>calculate</w:t>
+      </w:r>
+      <w:r>
+        <w:rPr>
+          <w:b w:val="0"/>
+        </w:rPr>
+        <w:t xml:space="preserve"> 25, </w:t>
+      </w:r>
+      <w:r>
+        <w:rPr>
+          <w:b/>
+        </w:rPr>
+        <w:t>retrieve</w:t>
+      </w:r>
+      <w:r>
+        <w:rPr>
+          <w:b w:val="0"/>
+        </w:rPr>
+        <w:t xml:space="preserve"> the actual passage. Inventing a fluent passage is not </w:t>
+      </w:r>
+      <w:r>
+        <w:rPr>
+          <w:b/>
+        </w:rPr>
+        <w:t>retrieval</w:t>
+      </w:r>
+      <w:r>
+        <w:rPr>
+          <w:b w:val="0"/>
+        </w:rPr>
+        <w:t>.</w:t>
       </w:r>
     </w:p>
     <w:p>
@@ -3343,6 +6734,11 @@
       </w:r>
     </w:p>
     <w:p>
+      <w:r>
+        <w:t>Attempt the reserved new case before feedback. Record support; the earlier examples below remain additional practice.</w:t>
+      </w:r>
+    </w:p>
+    <w:p>
       <w:pPr>
         <w:pStyle w:val="Heading3"/>
       </w:pPr>
@@ -3351,8 +6747,49 @@
       </w:r>
     </w:p>
     <w:p>
-      <w:r>
-        <w:t>Current fictional record B lists a library workshop on Friday in Room 5: five tables with six places each, with four places reserved for helpers. B replaces old record A, which lists Room 3. A draft says “Thursday in Room 3, with 30 places remaining and a free bus home.” Retrieve the current day and room, calculate the non-helper places, write a corrected factual sentence and identify the detail that cannot be supported by B.</w:t>
+      <w:pPr>
+        <w:spacing w:line="336" w:lineRule="auto" w:after="180"/>
+      </w:pPr>
+      <w:r>
+        <w:rPr>
+          <w:b w:val="0"/>
+        </w:rPr>
+        <w:t>Current fictional record B lists a library workshop on Friday in Room 5: five tables with six places each, with four places reserved for helpers. B replaces old record A, which lists Room 3.</w:t>
+      </w:r>
+    </w:p>
+    <w:p>
+      <w:pPr>
+        <w:spacing w:line="336" w:lineRule="auto" w:after="180"/>
+      </w:pPr>
+      <w:r>
+        <w:rPr>
+          <w:b w:val="0"/>
+        </w:rPr>
+        <w:t xml:space="preserve">A draft says “Thursday in Room 3, with 30 places remaining and a free bus home.” </w:t>
+      </w:r>
+      <w:r>
+        <w:rPr>
+          <w:b/>
+        </w:rPr>
+        <w:t>Retrieve</w:t>
+      </w:r>
+      <w:r>
+        <w:rPr>
+          <w:b w:val="0"/>
+        </w:rPr>
+        <w:t xml:space="preserve"> the current day and room, </w:t>
+      </w:r>
+      <w:r>
+        <w:rPr>
+          <w:b/>
+        </w:rPr>
+        <w:t>calculate</w:t>
+      </w:r>
+      <w:r>
+        <w:rPr>
+          <w:b w:val="0"/>
+        </w:rPr>
+        <w:t xml:space="preserve"> the non-helper places, write a corrected factual sentence and identify the detail that cannot be supported by B.</w:t>
       </w:r>
     </w:p>
     <w:p>
@@ -3399,7 +6836,13 @@
       </w:r>
     </w:p>
     <w:p>
-      <w:r>
+      <w:pPr>
+        <w:spacing w:line="336" w:lineRule="auto" w:after="180"/>
+      </w:pPr>
+      <w:r>
+        <w:rPr>
+          <w:b w:val="0"/>
+        </w:rPr>
         <w:t>Attempt this case before feedback. Record any help. Earlier examples below are further practice; a case already practised with feedback cannot establish fresh transfer.</w:t>
       </w:r>
     </w:p>
@@ -3412,18 +6855,66 @@
       </w:r>
     </w:p>
     <w:p>
-      <w:r>
+      <w:pPr>
+        <w:spacing w:line="336" w:lineRule="auto" w:after="180"/>
+      </w:pPr>
+      <w:r>
+        <w:rPr>
+          <w:b w:val="0"/>
+        </w:rPr>
         <w:t>Close the worked explanation. Apply the idea to this different question without copying.</w:t>
       </w:r>
     </w:p>
     <w:p>
-      <w:r>
+      <w:pPr>
+        <w:spacing w:line="336" w:lineRule="auto" w:after="180"/>
+      </w:pPr>
+      <w:r>
+        <w:rPr>
+          <w:b w:val="0"/>
+        </w:rPr>
         <w:t>Choose a method for each task: invent a dragon story; find the library's posted hours; compute 7 plus 5. Explain why the methods differ.</w:t>
       </w:r>
     </w:p>
     <w:p>
-      <w:r>
-        <w:t>My answer, with a trace, calculation or supporting evidence</w:t>
+      <w:pPr>
+        <w:spacing w:line="336" w:lineRule="auto" w:after="180"/>
+      </w:pPr>
+      <w:r>
+        <w:rPr>
+          <w:b w:val="0"/>
+        </w:rPr>
+        <w:t xml:space="preserve">My answer, with a </w:t>
+      </w:r>
+      <w:r>
+        <w:rPr>
+          <w:b/>
+        </w:rPr>
+        <w:t>trace</w:t>
+      </w:r>
+      <w:r>
+        <w:rPr>
+          <w:b w:val="0"/>
+        </w:rPr>
+        <w:t xml:space="preserve">, </w:t>
+      </w:r>
+      <w:r>
+        <w:rPr>
+          <w:b/>
+        </w:rPr>
+        <w:t>calculation</w:t>
+      </w:r>
+      <w:r>
+        <w:rPr>
+          <w:b w:val="0"/>
+        </w:rPr>
+        <w:t xml:space="preserve"> or supporting </w:t>
+      </w:r>
+      <w:r>
+        <w:rPr>
+          <w:b/>
+        </w:rPr>
+        <w:t>evidence</w:t>
       </w:r>
     </w:p>
     <w:p>
@@ -3468,13 +6959,37 @@
       </w:r>
     </w:p>
     <w:p>
-      <w:r>
+      <w:pPr>
+        <w:spacing w:line="336" w:lineRule="auto" w:after="180"/>
+      </w:pPr>
+      <w:r>
+        <w:rPr>
+          <w:b w:val="0"/>
+        </w:rPr>
         <w:t>Change one relevant detail. Predict the result before testing. Include a boundary or missing-information case when it helps reveal a limit.</w:t>
       </w:r>
     </w:p>
     <w:p>
-      <w:r>
-        <w:t>My changed input and expected result</w:t>
+      <w:pPr>
+        <w:spacing w:line="336" w:lineRule="auto" w:after="180"/>
+      </w:pPr>
+      <w:r>
+        <w:rPr>
+          <w:b w:val="0"/>
+        </w:rPr>
+        <w:t xml:space="preserve">My changed </w:t>
+      </w:r>
+      <w:r>
+        <w:rPr>
+          <w:b/>
+        </w:rPr>
+        <w:t>input</w:t>
+      </w:r>
+      <w:r>
+        <w:rPr>
+          <w:b w:val="0"/>
+        </w:rPr>
+        <w:t xml:space="preserve"> and expected result</w:t>
       </w:r>
     </w:p>
     <w:p>
@@ -3519,13 +7034,97 @@
       </w:r>
     </w:p>
     <w:p>
-      <w:r>
-        <w:t>Label every sorter component as generate, retrieve, calculate, fixed rule, learned prediction, or human decision.</w:t>
-      </w:r>
-    </w:p>
-    <w:p>
-      <w:r>
-        <w:t>The evidence I will keep</w:t>
+      <w:pPr>
+        <w:spacing w:line="336" w:lineRule="auto" w:after="180"/>
+      </w:pPr>
+      <w:r>
+        <w:rPr>
+          <w:b w:val="0"/>
+        </w:rPr>
+        <w:t xml:space="preserve">Label every sorter component as </w:t>
+      </w:r>
+      <w:r>
+        <w:rPr>
+          <w:b/>
+        </w:rPr>
+        <w:t>generate</w:t>
+      </w:r>
+      <w:r>
+        <w:rPr>
+          <w:b w:val="0"/>
+        </w:rPr>
+        <w:t xml:space="preserve">, </w:t>
+      </w:r>
+      <w:r>
+        <w:rPr>
+          <w:b/>
+        </w:rPr>
+        <w:t>retrieve</w:t>
+      </w:r>
+      <w:r>
+        <w:rPr>
+          <w:b w:val="0"/>
+        </w:rPr>
+        <w:t xml:space="preserve">, </w:t>
+      </w:r>
+      <w:r>
+        <w:rPr>
+          <w:b/>
+        </w:rPr>
+        <w:t>calculate</w:t>
+      </w:r>
+      <w:r>
+        <w:rPr>
+          <w:b w:val="0"/>
+        </w:rPr>
+        <w:t xml:space="preserve">, fixed rule, learned </w:t>
+      </w:r>
+      <w:r>
+        <w:rPr>
+          <w:b/>
+        </w:rPr>
+        <w:t>prediction</w:t>
+      </w:r>
+      <w:r>
+        <w:rPr>
+          <w:b w:val="0"/>
+        </w:rPr>
+        <w:t xml:space="preserve">, or </w:t>
+      </w:r>
+      <w:r>
+        <w:rPr>
+          <w:b/>
+        </w:rPr>
+        <w:t>human decision</w:t>
+      </w:r>
+      <w:r>
+        <w:rPr>
+          <w:b w:val="0"/>
+        </w:rPr>
+        <w:t>.</w:t>
+      </w:r>
+    </w:p>
+    <w:p>
+      <w:pPr>
+        <w:spacing w:line="336" w:lineRule="auto" w:after="180"/>
+      </w:pPr>
+      <w:r>
+        <w:rPr>
+          <w:b w:val="0"/>
+        </w:rPr>
+        <w:t xml:space="preserve">The </w:t>
+      </w:r>
+      <w:r>
+        <w:rPr>
+          <w:b/>
+        </w:rPr>
+        <w:t>evidence</w:t>
+      </w:r>
+      <w:r>
+        <w:rPr>
+          <w:b w:val="0"/>
+        </w:rPr>
+        <w:t xml:space="preserve"> I will keep</w:t>
       </w:r>
     </w:p>
     <w:p>
@@ -3562,8 +7161,26 @@
       </w:r>
     </w:p>
     <w:p>
-      <w:r>
-        <w:t>Your teacher has the independent answer and scoring criteria. Complete the matching workbook week to keep your practice evidence together.</w:t>
+      <w:pPr>
+        <w:spacing w:line="336" w:lineRule="auto" w:after="180"/>
+      </w:pPr>
+      <w:r>
+        <w:rPr>
+          <w:b w:val="0"/>
+        </w:rPr>
+        <w:t xml:space="preserve">Your teacher has the independent answer and scoring criteria. Complete the matching workbook week to keep your practice </w:t>
+      </w:r>
+      <w:r>
+        <w:rPr>
+          <w:b/>
+        </w:rPr>
+        <w:t>evidence</w:t>
+      </w:r>
+      <w:r>
+        <w:rPr>
+          <w:b w:val="0"/>
+        </w:rPr>
+        <w:t xml:space="preserve"> together.</w:t>
       </w:r>
     </w:p>
     <w:p>
@@ -3575,8 +7192,63 @@
       </w:r>
     </w:p>
     <w:p>
-      <w:r>
-        <w:t>Three tasks are: invent a school motto, find the exact fire-drill meeting point in a supplied handbook, and divide 84 stickers among 7 teams. Choose generation, retrieval or calculation for each. Which outputs need checking?</w:t>
+      <w:pPr>
+        <w:spacing w:line="336" w:lineRule="auto" w:after="180"/>
+        <w:shd w:fill="F5F1FB"/>
+      </w:pPr>
+      <w:r>
+        <w:rPr>
+          <w:b w:val="0"/>
+        </w:rPr>
+        <w:t xml:space="preserve">Three tasks are: invent a school motto, find the exact fire-drill meeting point in a supplied handbook, and divide 84 stickers among 7 teams. Choose </w:t>
+      </w:r>
+      <w:r>
+        <w:rPr>
+          <w:b/>
+        </w:rPr>
+        <w:t>generation</w:t>
+      </w:r>
+      <w:r>
+        <w:rPr>
+          <w:b w:val="0"/>
+        </w:rPr>
+        <w:t xml:space="preserve">, </w:t>
+      </w:r>
+      <w:r>
+        <w:rPr>
+          <w:b/>
+        </w:rPr>
+        <w:t>retrieval</w:t>
+      </w:r>
+      <w:r>
+        <w:rPr>
+          <w:b w:val="0"/>
+        </w:rPr>
+        <w:t xml:space="preserve"> or </w:t>
+      </w:r>
+      <w:r>
+        <w:rPr>
+          <w:b/>
+        </w:rPr>
+        <w:t>calculation</w:t>
+      </w:r>
+      <w:r>
+        <w:rPr>
+          <w:b w:val="0"/>
+        </w:rPr>
+        <w:t xml:space="preserve"> for each. Which </w:t>
+      </w:r>
+      <w:r>
+        <w:rPr>
+          <w:b/>
+        </w:rPr>
+        <w:t>output</w:t>
+      </w:r>
+      <w:r>
+        <w:rPr>
+          <w:b w:val="0"/>
+        </w:rPr>
+        <w:t>s need checking?</w:t>
       </w:r>
     </w:p>
     <w:p>
@@ -3631,8 +7303,25 @@
       </w:r>
     </w:p>
     <w:p>
-      <w:r>
-        <w:t>Attempt the independent case before hints. Record whether you worked alone, used a hint or followed a model. After feedback, fix the first unsupported step and explain why it changed. A later check uses a changed case, not a copied answer.</w:t>
+      <w:pPr>
+        <w:spacing w:line="336" w:lineRule="auto" w:after="180"/>
+      </w:pPr>
+      <w:r>
+        <w:rPr>
+          <w:b w:val="0"/>
+        </w:rPr>
+        <w:t>Attempt the independent case before hints. Record whether you worked alone, used a hint or followed a model. After feedback, fix the first unsupported step and explain why it changed.</w:t>
+      </w:r>
+    </w:p>
+    <w:p>
+      <w:pPr>
+        <w:spacing w:line="336" w:lineRule="auto" w:after="180"/>
+      </w:pPr>
+      <w:r>
+        <w:rPr>
+          <w:b w:val="0"/>
+        </w:rPr>
+        <w:t>A later check uses a changed case, not a copied answer.</w:t>
       </w:r>
     </w:p>
     <w:p>
@@ -3645,6 +7334,17 @@
     </w:p>
     <w:p>
       <w:r>
+        <w:t>Use this map to navigate Generate, Retrieve, or Calculate?, connect the goals to tasks and keep one evidence record for each attempt.</w:t>
+      </w:r>
+    </w:p>
+    <w:p>
+      <w:pPr>
+        <w:spacing w:line="336" w:lineRule="auto" w:after="180"/>
+      </w:pPr>
+      <w:r>
+        <w:rPr>
+          <w:b w:val="0"/>
+        </w:rPr>
         <w:t>Start with this question: A fictional craft invitation combines three different operations.</w:t>
       </w:r>
     </w:p>
@@ -3751,13 +7451,61 @@
       </w:tr>
     </w:tbl>
     <w:p>
-      <w:r>
-        <w:t>Remember → watch and explain → try with help → investigate → try independently → keep project evidence. Your teacher may spread this lesson across several classes.</w:t>
-      </w:r>
-    </w:p>
-    <w:p>
-      <w:r>
-        <w:t>Keep your first prediction. Compare it with what the evidence shows and explain any change.</w:t>
+      <w:pPr>
+        <w:spacing w:line="336" w:lineRule="auto" w:after="180"/>
+      </w:pPr>
+      <w:r>
+        <w:rPr>
+          <w:b w:val="0"/>
+        </w:rPr>
+        <w:t xml:space="preserve">Remember → watch and explain → try with help → investigate → try independently → keep project </w:t>
+      </w:r>
+      <w:r>
+        <w:rPr>
+          <w:b/>
+        </w:rPr>
+        <w:t>evidence</w:t>
+      </w:r>
+      <w:r>
+        <w:rPr>
+          <w:b w:val="0"/>
+        </w:rPr>
+        <w:t>. Your teacher may spread this lesson across several classes.</w:t>
+      </w:r>
+    </w:p>
+    <w:p>
+      <w:pPr>
+        <w:spacing w:line="336" w:lineRule="auto" w:after="180"/>
+      </w:pPr>
+      <w:r>
+        <w:rPr>
+          <w:b w:val="0"/>
+        </w:rPr>
+        <w:t xml:space="preserve">Keep your first </w:t>
+      </w:r>
+      <w:r>
+        <w:rPr>
+          <w:b/>
+        </w:rPr>
+        <w:t>prediction</w:t>
+      </w:r>
+      <w:r>
+        <w:rPr>
+          <w:b w:val="0"/>
+        </w:rPr>
+        <w:t xml:space="preserve">. Compare it with what the </w:t>
+      </w:r>
+      <w:r>
+        <w:rPr>
+          <w:b/>
+        </w:rPr>
+        <w:t>evidence</w:t>
+      </w:r>
+      <w:r>
+        <w:rPr>
+          <w:b w:val="0"/>
+        </w:rPr>
+        <w:t xml:space="preserve"> shows and explain any change.</w:t>
       </w:r>
     </w:p>
     <w:p>
@@ -3770,7 +7518,30 @@
     </w:p>
     <w:p>
       <w:r>
-        <w:t>Close your notes. Explain this goal in your own words: Distinguish retrieving a record, calculating from inputs and generating wording</w:t>
+        <w:t>Explain Generate, Retrieve, or Calculate? without notes, identify a remaining question and plan a later check with a changed case.</w:t>
+      </w:r>
+    </w:p>
+    <w:p>
+      <w:pPr>
+        <w:spacing w:line="336" w:lineRule="auto" w:after="180"/>
+      </w:pPr>
+      <w:r>
+        <w:rPr>
+          <w:b w:val="0"/>
+        </w:rPr>
+        <w:t xml:space="preserve">Close your notes. Explain this goal in your own words: Distinguish retrieving a record, calculating from </w:t>
+      </w:r>
+      <w:r>
+        <w:rPr>
+          <w:b/>
+        </w:rPr>
+        <w:t>input</w:t>
+      </w:r>
+      <w:r>
+        <w:rPr>
+          <w:b w:val="0"/>
+        </w:rPr>
+        <w:t>s and generating wording</w:t>
       </w:r>
     </w:p>
     <w:p>
@@ -3807,13 +7578,61 @@
       </w:r>
     </w:p>
     <w:p>
-      <w:r>
-        <w:t>If you are unsure, return to the worked picture and explain one arrow. If you are ready, change an input or assumption and justify your prediction.</w:t>
-      </w:r>
-    </w:p>
-    <w:p>
-      <w:r>
-        <w:t>Save your workbook evidence. At the next review, try a different case before opening your old answer.</w:t>
+      <w:pPr>
+        <w:spacing w:line="336" w:lineRule="auto" w:after="180"/>
+      </w:pPr>
+      <w:r>
+        <w:rPr>
+          <w:b w:val="0"/>
+        </w:rPr>
+        <w:t xml:space="preserve">If you are unsure, return to the worked picture and explain one arrow. If you are ready, change an </w:t>
+      </w:r>
+      <w:r>
+        <w:rPr>
+          <w:b/>
+        </w:rPr>
+        <w:t>input</w:t>
+      </w:r>
+      <w:r>
+        <w:rPr>
+          <w:b w:val="0"/>
+        </w:rPr>
+        <w:t xml:space="preserve"> or assumption and justify your </w:t>
+      </w:r>
+      <w:r>
+        <w:rPr>
+          <w:b/>
+        </w:rPr>
+        <w:t>prediction</w:t>
+      </w:r>
+      <w:r>
+        <w:rPr>
+          <w:b w:val="0"/>
+        </w:rPr>
+        <w:t>.</w:t>
+      </w:r>
+    </w:p>
+    <w:p>
+      <w:pPr>
+        <w:spacing w:line="336" w:lineRule="auto" w:after="180"/>
+      </w:pPr>
+      <w:r>
+        <w:rPr>
+          <w:b w:val="0"/>
+        </w:rPr>
+        <w:t xml:space="preserve">Save your workbook </w:t>
+      </w:r>
+      <w:r>
+        <w:rPr>
+          <w:b/>
+        </w:rPr>
+        <w:t>evidence</w:t>
+      </w:r>
+      <w:r>
+        <w:rPr>
+          <w:b w:val="0"/>
+        </w:rPr>
+        <w:t>. At the next review, try a different case before opening your old answer.</w:t>
       </w:r>
     </w:p>
     <w:p>
@@ -3826,11 +7645,28 @@
     </w:p>
     <w:p>
       <w:r>
+        <w:t>Attempt supported questions before using hints or feedback. Review a missing building block, then keep the completed work.</w:t>
+      </w:r>
+    </w:p>
+    <w:p>
+      <w:pPr>
+        <w:spacing w:line="336" w:lineRule="auto" w:after="180"/>
+      </w:pPr>
+      <w:r>
+        <w:rPr>
+          <w:b w:val="0"/>
+        </w:rPr>
         <w:t>Use this supported practice once, in the browser or on paper. Keep the reserved independent assessment for a separate first attempt before teacher feedback.</w:t>
       </w:r>
     </w:p>
     <w:p>
-      <w:r>
+      <w:pPr>
+        <w:spacing w:line="336" w:lineRule="auto" w:after="180"/>
+      </w:pPr>
+      <w:r>
+        <w:rPr>
+          <w:b w:val="0"/>
+        </w:rPr>
         <w:t>A fictional craft invitation combines three different operations.</w:t>
       </w:r>
     </w:p>
@@ -3843,27 +7679,91 @@
       </w:r>
     </w:p>
     <w:p>
-      <w:r>
+      <w:pPr>
+        <w:spacing w:line="336" w:lineRule="auto" w:after="180"/>
+      </w:pPr>
+      <w:r>
+        <w:rPr>
+          <w:b w:val="0"/>
+        </w:rPr>
         <w:t>Which labelled step matches this detail? A sentence promising snacks has no supporting record.</w:t>
       </w:r>
     </w:p>
     <w:p>
-      <w:r>
-        <w:t>1. Retrieve facts</w:t>
-      </w:r>
-    </w:p>
-    <w:p>
-      <w:r>
-        <w:t>2. Calculate</w:t>
-      </w:r>
-    </w:p>
-    <w:p>
-      <w:r>
-        <w:t>3. Generate wording</w:t>
-      </w:r>
-    </w:p>
-    <w:p>
-      <w:r>
+      <w:pPr>
+        <w:spacing w:line="336" w:lineRule="auto" w:after="180"/>
+        <w:shd w:fill="F4F9FC"/>
+      </w:pPr>
+      <w:r>
+        <w:rPr>
+          <w:b w:val="0"/>
+        </w:rPr>
+        <w:t xml:space="preserve">1. </w:t>
+      </w:r>
+      <w:r>
+        <w:rPr>
+          <w:b/>
+        </w:rPr>
+        <w:t>Retrieve</w:t>
+      </w:r>
+      <w:r>
+        <w:rPr>
+          <w:b w:val="0"/>
+        </w:rPr>
+        <w:t xml:space="preserve"> facts</w:t>
+      </w:r>
+    </w:p>
+    <w:p>
+      <w:pPr>
+        <w:spacing w:line="336" w:lineRule="auto" w:after="180"/>
+        <w:shd w:fill="F4F9FC"/>
+      </w:pPr>
+      <w:r>
+        <w:rPr>
+          <w:b w:val="0"/>
+        </w:rPr>
+        <w:t xml:space="preserve">2. </w:t>
+      </w:r>
+      <w:r>
+        <w:rPr>
+          <w:b/>
+        </w:rPr>
+        <w:t>Calculate</w:t>
+      </w:r>
+    </w:p>
+    <w:p>
+      <w:pPr>
+        <w:spacing w:line="336" w:lineRule="auto" w:after="180"/>
+        <w:shd w:fill="F4F9FC"/>
+      </w:pPr>
+      <w:r>
+        <w:rPr>
+          <w:b w:val="0"/>
+        </w:rPr>
+        <w:t xml:space="preserve">3. </w:t>
+      </w:r>
+      <w:r>
+        <w:rPr>
+          <w:b/>
+        </w:rPr>
+        <w:t>Generate</w:t>
+      </w:r>
+      <w:r>
+        <w:rPr>
+          <w:b w:val="0"/>
+        </w:rPr>
+        <w:t xml:space="preserve"> wording</w:t>
+      </w:r>
+    </w:p>
+    <w:p>
+      <w:pPr>
+        <w:spacing w:line="336" w:lineRule="auto" w:after="180"/>
+        <w:shd w:fill="F4F9FC"/>
+      </w:pPr>
+      <w:r>
+        <w:rPr>
+          <w:b w:val="0"/>
+        </w:rPr>
         <w:t>4. Check claims</w:t>
       </w:r>
     </w:p>
@@ -3901,41 +7801,197 @@
       </w:r>
     </w:p>
     <w:p>
-      <w:r>
+      <w:pPr>
+        <w:pStyle w:val="Heading3"/>
+      </w:pPr>
+      <w:r>
+        <w:t>Hint · try first</w:t>
+      </w:r>
+    </w:p>
+    <w:p>
+      <w:pPr>
+        <w:spacing w:line="336" w:lineRule="auto" w:after="180"/>
+        <w:shd w:fill="F1F6F8"/>
+      </w:pPr>
+      <w:r>
+        <w:rPr>
+          <w:b w:val="0"/>
+        </w:rPr>
         <w:t>Hint if needed: Read the steps in the pictorial case. Match the supplied detail to the stage that performs or records it.</w:t>
       </w:r>
     </w:p>
     <w:p>
-      <w:r>
-        <w:t>After your attempt, compare with the supported explanation: Check claims A sentence promising snacks has no supporting record. Retrieval copies relevant source information; calculation follows arithmetic; generation proposes wording. These jobs can cooperate, but one does not validate the others. A friendly generated sentence can still contain an invented detail. Keep the approved source beside the draft and check each factual claim separately.</w:t>
-      </w:r>
-    </w:p>
-    <w:p>
       <w:pPr>
         <w:pStyle w:val="Heading3"/>
       </w:pPr>
       <w:r>
+        <w:t>Feedback · compare after trying</w:t>
+      </w:r>
+    </w:p>
+    <w:p>
+      <w:pPr>
+        <w:spacing w:line="336" w:lineRule="auto" w:after="180"/>
+        <w:shd w:fill="F1F6FC"/>
+      </w:pPr>
+      <w:r>
+        <w:rPr>
+          <w:b w:val="0"/>
+        </w:rPr>
+        <w:t>After your attempt, compare with the supported explanation: Check claims A sentence promising snacks has no supporting record.</w:t>
+      </w:r>
+    </w:p>
+    <w:p>
+      <w:pPr>
+        <w:spacing w:line="336" w:lineRule="auto" w:after="180"/>
+        <w:shd w:fill="F1F6FC"/>
+      </w:pPr>
+      <w:r>
+        <w:rPr>
+          <w:b/>
+        </w:rPr>
+        <w:t>Retrieval</w:t>
+      </w:r>
+      <w:r>
+        <w:rPr>
+          <w:b w:val="0"/>
+        </w:rPr>
+        <w:t xml:space="preserve"> copies relevant source information; </w:t>
+      </w:r>
+      <w:r>
+        <w:rPr>
+          <w:b/>
+        </w:rPr>
+        <w:t>calculation</w:t>
+      </w:r>
+      <w:r>
+        <w:rPr>
+          <w:b w:val="0"/>
+        </w:rPr>
+        <w:t xml:space="preserve"> follows arithmetic; </w:t>
+      </w:r>
+      <w:r>
+        <w:rPr>
+          <w:b/>
+        </w:rPr>
+        <w:t>generation</w:t>
+      </w:r>
+      <w:r>
+        <w:rPr>
+          <w:b w:val="0"/>
+        </w:rPr>
+        <w:t xml:space="preserve"> proposes wording. These jobs can cooperate, but one does not validate the others.</w:t>
+      </w:r>
+    </w:p>
+    <w:p>
+      <w:pPr>
+        <w:spacing w:line="336" w:lineRule="auto" w:after="180"/>
+        <w:shd w:fill="F1F6FC"/>
+      </w:pPr>
+      <w:r>
+        <w:rPr>
+          <w:b w:val="0"/>
+        </w:rPr>
+        <w:t xml:space="preserve">A friendly </w:t>
+      </w:r>
+      <w:r>
+        <w:rPr>
+          <w:b/>
+        </w:rPr>
+        <w:t>generate</w:t>
+      </w:r>
+      <w:r>
+        <w:rPr>
+          <w:b w:val="0"/>
+        </w:rPr>
+        <w:t>d sentence can still contain an invented detail. Keep the approved source beside the draft and check each factual claim separately.</w:t>
+      </w:r>
+    </w:p>
+    <w:p>
+      <w:pPr>
+        <w:pStyle w:val="Heading3"/>
+      </w:pPr>
+      <w:r>
         <w:t>Practice 2: explain the deciding evidence</w:t>
       </w:r>
     </w:p>
     <w:p>
-      <w:r>
+      <w:pPr>
+        <w:pStyle w:val="Heading3"/>
+      </w:pPr>
+      <w:r>
+        <w:t>Changed case · predict first</w:t>
+      </w:r>
+    </w:p>
+    <w:p>
+      <w:pPr>
+        <w:spacing w:line="336" w:lineRule="auto" w:after="180"/>
+        <w:shd w:fill="F5F1FB"/>
+      </w:pPr>
+      <w:r>
+        <w:rPr>
+          <w:b w:val="0"/>
+        </w:rPr>
         <w:t>Changed-case practice: Reserve four places instead of two, keeping the room and day unchanged. Which conclusion is supported by the supplied facts?</w:t>
       </w:r>
     </w:p>
     <w:p>
-      <w:r>
+      <w:pPr>
+        <w:spacing w:line="336" w:lineRule="auto" w:after="180"/>
+        <w:shd w:fill="F4F9FC"/>
+      </w:pPr>
+      <w:r>
+        <w:rPr>
+          <w:b w:val="0"/>
+        </w:rPr>
         <w:t>1. Eight learner places remain.</w:t>
       </w:r>
     </w:p>
     <w:p>
-      <w:r>
-        <w:t>2. We can decide the result without examining the changed input or the procedure.</w:t>
-      </w:r>
-    </w:p>
-    <w:p>
-      <w:r>
-        <w:t>3. This one example guarantees correct results for every future input.</w:t>
+      <w:pPr>
+        <w:spacing w:line="336" w:lineRule="auto" w:after="180"/>
+        <w:shd w:fill="F4F9FC"/>
+      </w:pPr>
+      <w:r>
+        <w:rPr>
+          <w:b w:val="0"/>
+        </w:rPr>
+        <w:t xml:space="preserve">2. We can decide the result without examining the changed </w:t>
+      </w:r>
+      <w:r>
+        <w:rPr>
+          <w:b/>
+        </w:rPr>
+        <w:t>input</w:t>
+      </w:r>
+      <w:r>
+        <w:rPr>
+          <w:b w:val="0"/>
+        </w:rPr>
+        <w:t xml:space="preserve"> or the procedure.</w:t>
+      </w:r>
+    </w:p>
+    <w:p>
+      <w:pPr>
+        <w:spacing w:line="336" w:lineRule="auto" w:after="180"/>
+        <w:shd w:fill="F4F9FC"/>
+      </w:pPr>
+      <w:r>
+        <w:rPr>
+          <w:b w:val="0"/>
+        </w:rPr>
+        <w:t xml:space="preserve">3. This one example guarantees correct results for every future </w:t>
+      </w:r>
+      <w:r>
+        <w:rPr>
+          <w:b/>
+        </w:rPr>
+        <w:t>input</w:t>
+      </w:r>
+      <w:r>
+        <w:rPr>
+          <w:b w:val="0"/>
+        </w:rPr>
+        <w:t>.</w:t>
       </w:r>
     </w:p>
     <w:p>
@@ -3972,36 +8028,153 @@
       </w:r>
     </w:p>
     <w:p>
-      <w:r>
-        <w:t>Hint if needed: Use the changed condition and the deciding step in the pictorial trace. The answer must say what follows from those facts.</w:t>
-      </w:r>
-    </w:p>
-    <w:p>
-      <w:r>
-        <w:t>After your attempt, compare with the supported explanation: Eight learner places remain. 3×4−4=8; this changes capacity for learners, not the retrieved date or location.</w:t>
-      </w:r>
-    </w:p>
-    <w:p>
       <w:pPr>
         <w:pStyle w:val="Heading3"/>
       </w:pPr>
       <w:r>
+        <w:t>Hint · try first</w:t>
+      </w:r>
+    </w:p>
+    <w:p>
+      <w:pPr>
+        <w:spacing w:line="336" w:lineRule="auto" w:after="180"/>
+        <w:shd w:fill="F1F6F8"/>
+      </w:pPr>
+      <w:r>
+        <w:rPr>
+          <w:b w:val="0"/>
+        </w:rPr>
+        <w:t xml:space="preserve">Hint if needed: Use the changed condition and the deciding step in the pictorial </w:t>
+      </w:r>
+      <w:r>
+        <w:rPr>
+          <w:b/>
+        </w:rPr>
+        <w:t>trace</w:t>
+      </w:r>
+      <w:r>
+        <w:rPr>
+          <w:b w:val="0"/>
+        </w:rPr>
+        <w:t>. The answer must say what follows from those facts.</w:t>
+      </w:r>
+    </w:p>
+    <w:p>
+      <w:pPr>
+        <w:pStyle w:val="Heading3"/>
+      </w:pPr>
+      <w:r>
+        <w:t>Feedback · compare after trying</w:t>
+      </w:r>
+    </w:p>
+    <w:p>
+      <w:pPr>
+        <w:spacing w:line="336" w:lineRule="auto" w:after="180"/>
+        <w:shd w:fill="F1F6FC"/>
+      </w:pPr>
+      <w:r>
+        <w:rPr>
+          <w:b w:val="0"/>
+        </w:rPr>
+        <w:t xml:space="preserve">After your attempt, compare with the supported explanation: Eight learner places remain. 3×4−4=8; this changes capacity for learners, not the </w:t>
+      </w:r>
+      <w:r>
+        <w:rPr>
+          <w:b/>
+        </w:rPr>
+        <w:t>retrieve</w:t>
+      </w:r>
+      <w:r>
+        <w:rPr>
+          <w:b w:val="0"/>
+        </w:rPr>
+        <w:t>d date or location.</w:t>
+      </w:r>
+    </w:p>
+    <w:p>
+      <w:pPr>
+        <w:pStyle w:val="Heading3"/>
+      </w:pPr>
+      <w:r>
         <w:t>Repair a missing building block</w:t>
       </w:r>
     </w:p>
     <w:p>
-      <w:r>
-        <w:t>Review Privacy by Choosing Less (ai-1/24). Goal: Justify which information a stated task needs and remove unnecessary fields. Short practice: For the original task, does adding an anonymous-looking pupil code improve the repair count?. Return to this week and explain what you changed.</w:t>
-      </w:r>
-    </w:p>
-    <w:p>
-      <w:r>
-        <w:t>Review Missing and Unbalanced Examples (ai-1/22). Goal: Name the target collection, selection list and cases actually assessed. Short practice: Would testing only dim plain cards close every current gap? Point to the target groups.. Return to this week and explain what you changed.</w:t>
-      </w:r>
-    </w:p>
-    <w:p>
-      <w:r>
-        <w:t>Review Similarity (ai-1/19). Goal: Calculate similarity using explicitly selected features and a stated scoring rule. Short practice: Point to the matches supporting C’s new score and explain why there is no tie.. Return to this week and explain what you changed.</w:t>
+      <w:pPr>
+        <w:spacing w:line="336" w:lineRule="auto" w:after="180"/>
+      </w:pPr>
+      <w:r>
+        <w:rPr>
+          <w:b w:val="0"/>
+        </w:rPr>
+        <w:t>Review Privacy by Choosing Less (ai-1/24). Goal: Justify which information a stated task needs and remove unnecessary fields.</w:t>
+      </w:r>
+    </w:p>
+    <w:p>
+      <w:pPr>
+        <w:spacing w:line="336" w:lineRule="auto" w:after="180"/>
+      </w:pPr>
+      <w:r>
+        <w:rPr>
+          <w:b w:val="0"/>
+        </w:rPr>
+        <w:t>Short practice: For the original task, does adding an anonymous-looking pupil code improve the repair count?. Return to this week and explain what you changed.</w:t>
+      </w:r>
+    </w:p>
+    <w:p>
+      <w:pPr>
+        <w:spacing w:line="336" w:lineRule="auto" w:after="180"/>
+      </w:pPr>
+      <w:r>
+        <w:rPr>
+          <w:b w:val="0"/>
+        </w:rPr>
+        <w:t>Review Missing and Unbalanced Examples (ai-1/22). Goal: Name the target collection, selection list and cases actually assessed. Short practice: Would testing only dim plain cards close every current gap?</w:t>
+      </w:r>
+    </w:p>
+    <w:p>
+      <w:pPr>
+        <w:spacing w:line="336" w:lineRule="auto" w:after="180"/>
+      </w:pPr>
+      <w:r>
+        <w:rPr>
+          <w:b w:val="0"/>
+        </w:rPr>
+        <w:t>Point to the target groups.. Return to this week and explain what you changed.</w:t>
+      </w:r>
+    </w:p>
+    <w:p>
+      <w:pPr>
+        <w:spacing w:line="336" w:lineRule="auto" w:after="180"/>
+      </w:pPr>
+      <w:r>
+        <w:rPr>
+          <w:b w:val="0"/>
+        </w:rPr>
+        <w:t xml:space="preserve">Review Similarity (ai-1/19). Goal: </w:t>
+      </w:r>
+      <w:r>
+        <w:rPr>
+          <w:b/>
+        </w:rPr>
+        <w:t>Calculate</w:t>
+      </w:r>
+      <w:r>
+        <w:rPr>
+          <w:b w:val="0"/>
+        </w:rPr>
+        <w:t xml:space="preserve"> similarity using explicitly selected features and a stated scoring rule. Short practice: Point to the matches supporting C’s new score and explain why there is no tie..</w:t>
+      </w:r>
+    </w:p>
+    <w:p>
+      <w:pPr>
+        <w:spacing w:line="336" w:lineRule="auto" w:after="180"/>
+      </w:pPr>
+      <w:r>
+        <w:rPr>
+          <w:b w:val="0"/>
+        </w:rPr>
+        <w:t>Return to this week and explain what you changed.</w:t>
       </w:r>
     </w:p>
     <w:p>
@@ -4013,8 +8186,711 @@
       </w:r>
     </w:p>
     <w:p>
-      <w:r>
-        <w:t>Use Download completed work in the hosted lesson to export your answers, reflections, practice feedback and code-run evidence. Open the HTML copy to read or print it. Drafts stay in this browser when storage is available; clear drafts on a shared device.</w:t>
+      <w:pPr>
+        <w:spacing w:line="336" w:lineRule="auto" w:after="180"/>
+      </w:pPr>
+      <w:r>
+        <w:rPr>
+          <w:b w:val="0"/>
+        </w:rPr>
+        <w:t xml:space="preserve">Use Download completed work in the hosted lesson to export your answers, reflections, practice feedback and code-run </w:t>
+      </w:r>
+      <w:r>
+        <w:rPr>
+          <w:b/>
+        </w:rPr>
+        <w:t>evidence</w:t>
+      </w:r>
+      <w:r>
+        <w:rPr>
+          <w:b w:val="0"/>
+        </w:rPr>
+        <w:t>. Open the HTML copy to read or print it.</w:t>
+      </w:r>
+    </w:p>
+    <w:p>
+      <w:pPr>
+        <w:spacing w:line="336" w:lineRule="auto" w:after="180"/>
+      </w:pPr>
+      <w:r>
+        <w:rPr>
+          <w:b w:val="0"/>
+        </w:rPr>
+        <w:t>Drafts stay in this browser when storage is available; clear drafts on a shared device.</w:t>
+      </w:r>
+    </w:p>
+    <w:p>
+      <w:pPr>
+        <w:pStyle w:val="Heading1"/>
+      </w:pPr>
+      <w:r>
+        <w:t>18. Visual concept journey</w:t>
+      </w:r>
+    </w:p>
+    <w:p>
+      <w:r>
+        <w:t>Explain each Generate, Retrieve, or Calculate? graphic using its labels, deciding evidence and relevant limitation.</w:t>
+      </w:r>
+    </w:p>
+    <w:p>
+      <w:pPr>
+        <w:pStyle w:val="Heading3"/>
+      </w:pPr>
+      <w:r>
+        <w:t>01. Generate, Retrieve, or Calculate?: the case</w:t>
+      </w:r>
+    </w:p>
+    <w:p>
+      <w:r>
+        <w:drawing>
+          <wp:inline xmlns:a="http://schemas.openxmlformats.org/drawingml/2006/main" xmlns:pic="http://schemas.openxmlformats.org/drawingml/2006/picture">
+            <wp:extent cx="5486400" cy="2834640"/>
+            <wp:docPr id="22" name="Picture 22" descr="A fictional craft invitation combines three different operations. Supplied facts: Approved record C: Tuesday, Hall 4, three tables with four learner places each. Two places are reserved for helpers; no snack information is supplied."/>
+            <wp:cNvGraphicFramePr>
+              <a:graphicFrameLocks noChangeAspect="1"/>
+            </wp:cNvGraphicFramePr>
+            <a:graphic>
+              <a:graphicData uri="http://schemas.openxmlformats.org/drawingml/2006/picture">
+                <pic:pic>
+                  <pic:nvPicPr>
+                    <pic:cNvPr id="0" name="academy-story-ai-1-25-01.png"/>
+                    <pic:cNvPicPr/>
+                  </pic:nvPicPr>
+                  <pic:blipFill>
+                    <a:blip r:embed="rId30"/>
+                    <a:stretch>
+                      <a:fillRect/>
+                    </a:stretch>
+                  </pic:blipFill>
+                  <pic:spPr>
+                    <a:xfrm>
+                      <a:off x="0" y="0"/>
+                      <a:ext cx="5486400" cy="2834640"/>
+                    </a:xfrm>
+                    <a:prstGeom prst="rect"/>
+                  </pic:spPr>
+                </pic:pic>
+              </a:graphicData>
+            </a:graphic>
+          </wp:inline>
+        </w:drawing>
+      </w:r>
+    </w:p>
+    <w:p>
+      <w:pPr>
+        <w:spacing w:line="336" w:lineRule="auto" w:after="180"/>
+      </w:pPr>
+      <w:r>
+        <w:rPr>
+          <w:b w:val="0"/>
+        </w:rPr>
+        <w:t>A fictional craft invitation combines three different operations. Supplied facts: Approved record C: Tuesday, Hall 4, three tables with four learner places each.</w:t>
+      </w:r>
+    </w:p>
+    <w:p>
+      <w:pPr>
+        <w:spacing w:line="336" w:lineRule="auto" w:after="180"/>
+      </w:pPr>
+      <w:r>
+        <w:rPr>
+          <w:b w:val="0"/>
+        </w:rPr>
+        <w:t>Two places are reserved for helpers; no snack information is supplied.</w:t>
+      </w:r>
+    </w:p>
+    <w:p>
+      <w:pPr>
+        <w:spacing w:line="336" w:lineRule="auto" w:after="180"/>
+        <w:shd w:fill="F5F1FB"/>
+      </w:pPr>
+      <w:r>
+        <w:rPr>
+          <w:b w:val="0"/>
+        </w:rPr>
+        <w:t>Point to the given fact that matters most. Explain why it matters.</w:t>
+      </w:r>
+    </w:p>
+    <w:p>
+      <w:pPr>
+        <w:pStyle w:val="Heading3"/>
+      </w:pPr>
+      <w:r>
+        <w:t>02. Follow the deciding steps</w:t>
+      </w:r>
+    </w:p>
+    <w:p>
+      <w:r>
+        <w:drawing>
+          <wp:inline xmlns:a="http://schemas.openxmlformats.org/drawingml/2006/main" xmlns:pic="http://schemas.openxmlformats.org/drawingml/2006/picture">
+            <wp:extent cx="5486400" cy="4005072"/>
+            <wp:docPr id="23" name="Picture 23" descr="Retrieve facts: Read Tuesday, Hall 4 and 3×4 places from approved C. → Calculate: 12 total places minus 2 reserved =10 learner places. → Generate wording: Draft a friendly invitation using only those supported details. → Check claims: A sentence promising snacks has no supporting record."/>
+            <wp:cNvGraphicFramePr>
+              <a:graphicFrameLocks noChangeAspect="1"/>
+            </wp:cNvGraphicFramePr>
+            <a:graphic>
+              <a:graphicData uri="http://schemas.openxmlformats.org/drawingml/2006/picture">
+                <pic:pic>
+                  <pic:nvPicPr>
+                    <pic:cNvPr id="0" name="academy-story-ai-1-25-02.png"/>
+                    <pic:cNvPicPr/>
+                  </pic:nvPicPr>
+                  <pic:blipFill>
+                    <a:blip r:embed="rId31"/>
+                    <a:stretch>
+                      <a:fillRect/>
+                    </a:stretch>
+                  </pic:blipFill>
+                  <pic:spPr>
+                    <a:xfrm>
+                      <a:off x="0" y="0"/>
+                      <a:ext cx="5486400" cy="4005072"/>
+                    </a:xfrm>
+                    <a:prstGeom prst="rect"/>
+                  </pic:spPr>
+                </pic:pic>
+              </a:graphicData>
+            </a:graphic>
+          </wp:inline>
+        </w:drawing>
+      </w:r>
+    </w:p>
+    <w:p>
+      <w:pPr>
+        <w:spacing w:line="336" w:lineRule="auto" w:after="180"/>
+      </w:pPr>
+      <w:r>
+        <w:rPr>
+          <w:b/>
+        </w:rPr>
+        <w:t>Retrieve</w:t>
+      </w:r>
+      <w:r>
+        <w:rPr>
+          <w:b w:val="0"/>
+        </w:rPr>
+        <w:t xml:space="preserve"> facts: Read Tuesday, Hall 4 and 3×4 places from approved C. → </w:t>
+      </w:r>
+      <w:r>
+        <w:rPr>
+          <w:b/>
+        </w:rPr>
+        <w:t>Calculate</w:t>
+      </w:r>
+      <w:r>
+        <w:rPr>
+          <w:b w:val="0"/>
+        </w:rPr>
+        <w:t xml:space="preserve">: 12 total places minus 2 reserved =10 learner places. → </w:t>
+      </w:r>
+      <w:r>
+        <w:rPr>
+          <w:b/>
+        </w:rPr>
+        <w:t>Generate</w:t>
+      </w:r>
+      <w:r>
+        <w:rPr>
+          <w:b w:val="0"/>
+        </w:rPr>
+        <w:t xml:space="preserve"> wording: Draft a friendly invitation using only those supported details. → Check claims: A sentence promising snacks has no supporting record.</w:t>
+      </w:r>
+    </w:p>
+    <w:p>
+      <w:pPr>
+        <w:spacing w:line="336" w:lineRule="auto" w:after="180"/>
+        <w:shd w:fill="F5F1FB"/>
+      </w:pPr>
+      <w:r>
+        <w:rPr>
+          <w:b w:val="0"/>
+        </w:rPr>
+        <w:t xml:space="preserve">Point to each numbered stage and explain which recorded </w:t>
+      </w:r>
+      <w:r>
+        <w:rPr>
+          <w:b/>
+        </w:rPr>
+        <w:t>input</w:t>
+      </w:r>
+      <w:r>
+        <w:rPr>
+          <w:b w:val="0"/>
+        </w:rPr>
+        <w:t xml:space="preserve"> it uses.</w:t>
+      </w:r>
+    </w:p>
+    <w:p>
+      <w:pPr>
+        <w:pStyle w:val="Heading3"/>
+      </w:pPr>
+      <w:r>
+        <w:t>03. One club task with three kinds of work</w:t>
+      </w:r>
+    </w:p>
+    <w:p>
+      <w:r>
+        <w:drawing>
+          <wp:inline xmlns:a="http://schemas.openxmlformats.org/drawingml/2006/main" xmlns:pic="http://schemas.openxmlformats.org/drawingml/2006/picture">
+            <wp:extent cx="5486400" cy="2834640"/>
+            <wp:docPr id="24" name="Picture 24" descr="One club task with three kinds of work. Retrieve N2 | Room 4 on Wednesday | Right event and version. Calculate | 6 × 4 − 3 = 21 | Inputs and operations. Generate wording | Try a making activity | Facts and constraints"/>
+            <wp:cNvGraphicFramePr>
+              <a:graphicFrameLocks noChangeAspect="1"/>
+            </wp:cNvGraphicFramePr>
+            <a:graphic>
+              <a:graphicData uri="http://schemas.openxmlformats.org/drawingml/2006/picture">
+                <pic:pic>
+                  <pic:nvPicPr>
+                    <pic:cNvPr id="0" name="academy-story-ai-1-25-03.png"/>
+                    <pic:cNvPicPr/>
+                  </pic:nvPicPr>
+                  <pic:blipFill>
+                    <a:blip r:embed="rId32"/>
+                    <a:stretch>
+                      <a:fillRect/>
+                    </a:stretch>
+                  </pic:blipFill>
+                  <pic:spPr>
+                    <a:xfrm>
+                      <a:off x="0" y="0"/>
+                      <a:ext cx="5486400" cy="2834640"/>
+                    </a:xfrm>
+                    <a:prstGeom prst="rect"/>
+                  </pic:spPr>
+                </pic:pic>
+              </a:graphicData>
+            </a:graphic>
+          </wp:inline>
+        </w:drawing>
+      </w:r>
+    </w:p>
+    <w:p>
+      <w:pPr>
+        <w:spacing w:line="336" w:lineRule="auto" w:after="180"/>
+      </w:pPr>
+      <w:r>
+        <w:rPr>
+          <w:b w:val="0"/>
+        </w:rPr>
+        <w:t xml:space="preserve">One club task with three kinds of work. </w:t>
+      </w:r>
+      <w:r>
+        <w:rPr>
+          <w:b/>
+        </w:rPr>
+        <w:t>Retrieve</w:t>
+      </w:r>
+      <w:r>
+        <w:rPr>
+          <w:b w:val="0"/>
+        </w:rPr>
+        <w:t xml:space="preserve"> N2 | Room 4 on Wednesday | Right event and version. </w:t>
+      </w:r>
+      <w:r>
+        <w:rPr>
+          <w:b/>
+        </w:rPr>
+        <w:t>Calculate</w:t>
+      </w:r>
+      <w:r>
+        <w:rPr>
+          <w:b w:val="0"/>
+        </w:rPr>
+        <w:t xml:space="preserve"> | 6 × 4 − 3 = 21 | </w:t>
+      </w:r>
+      <w:r>
+        <w:rPr>
+          <w:b/>
+        </w:rPr>
+        <w:t>Input</w:t>
+      </w:r>
+      <w:r>
+        <w:rPr>
+          <w:b w:val="0"/>
+        </w:rPr>
+        <w:t xml:space="preserve">s and operations. </w:t>
+      </w:r>
+      <w:r>
+        <w:rPr>
+          <w:b/>
+        </w:rPr>
+        <w:t>Generate</w:t>
+      </w:r>
+      <w:r>
+        <w:rPr>
+          <w:b w:val="0"/>
+        </w:rPr>
+        <w:t xml:space="preserve"> wording | Try a making activity | Facts and constraints</w:t>
+      </w:r>
+    </w:p>
+    <w:p>
+      <w:pPr>
+        <w:spacing w:line="336" w:lineRule="auto" w:after="180"/>
+        <w:shd w:fill="F5F1FB"/>
+      </w:pPr>
+      <w:r>
+        <w:rPr>
+          <w:b w:val="0"/>
+        </w:rPr>
+        <w:t>Read the labels and values. Explain the relationship the model shows.</w:t>
+      </w:r>
+    </w:p>
+    <w:p>
+      <w:pPr>
+        <w:pStyle w:val="Heading3"/>
+      </w:pPr>
+      <w:r>
+        <w:t>04. Change one thing. Trace what follows.</w:t>
+      </w:r>
+    </w:p>
+    <w:p>
+      <w:r>
+        <w:drawing>
+          <wp:inline xmlns:a="http://schemas.openxmlformats.org/drawingml/2006/main" xmlns:pic="http://schemas.openxmlformats.org/drawingml/2006/picture">
+            <wp:extent cx="5486400" cy="3026664"/>
+            <wp:docPr id="25" name="Picture 25" descr="Original case: A sentence promising snacks has no supporting record. Changed condition: Reserve four places instead of two, keeping the room and day unchanged. Expected result: Eight learner places remain. Reason: 3×4−4=8; this changes capacity for learners, not the retrieved date or location."/>
+            <wp:cNvGraphicFramePr>
+              <a:graphicFrameLocks noChangeAspect="1"/>
+            </wp:cNvGraphicFramePr>
+            <a:graphic>
+              <a:graphicData uri="http://schemas.openxmlformats.org/drawingml/2006/picture">
+                <pic:pic>
+                  <pic:nvPicPr>
+                    <pic:cNvPr id="0" name="academy-story-ai-1-25-04.png"/>
+                    <pic:cNvPicPr/>
+                  </pic:nvPicPr>
+                  <pic:blipFill>
+                    <a:blip r:embed="rId33"/>
+                    <a:stretch>
+                      <a:fillRect/>
+                    </a:stretch>
+                  </pic:blipFill>
+                  <pic:spPr>
+                    <a:xfrm>
+                      <a:off x="0" y="0"/>
+                      <a:ext cx="5486400" cy="3026664"/>
+                    </a:xfrm>
+                    <a:prstGeom prst="rect"/>
+                  </pic:spPr>
+                </pic:pic>
+              </a:graphicData>
+            </a:graphic>
+          </wp:inline>
+        </w:drawing>
+      </w:r>
+    </w:p>
+    <w:p>
+      <w:pPr>
+        <w:spacing w:line="336" w:lineRule="auto" w:after="180"/>
+      </w:pPr>
+      <w:r>
+        <w:rPr>
+          <w:b w:val="0"/>
+        </w:rPr>
+        <w:t>Original case: A sentence promising snacks has no supporting record. Changed condition: Reserve four places instead of two, keeping the room and day unchanged. Expected result: Eight learner places remain.</w:t>
+      </w:r>
+    </w:p>
+    <w:p>
+      <w:pPr>
+        <w:spacing w:line="336" w:lineRule="auto" w:after="180"/>
+      </w:pPr>
+      <w:r>
+        <w:rPr>
+          <w:b w:val="0"/>
+        </w:rPr>
+        <w:t xml:space="preserve">Reason: 3×4−4=8; this changes capacity for learners, not the </w:t>
+      </w:r>
+      <w:r>
+        <w:rPr>
+          <w:b/>
+        </w:rPr>
+        <w:t>retrieve</w:t>
+      </w:r>
+      <w:r>
+        <w:rPr>
+          <w:b w:val="0"/>
+        </w:rPr>
+        <w:t>d date or location.</w:t>
+      </w:r>
+    </w:p>
+    <w:p>
+      <w:pPr>
+        <w:spacing w:line="336" w:lineRule="auto" w:after="180"/>
+        <w:shd w:fill="F5F1FB"/>
+      </w:pPr>
+      <w:r>
+        <w:rPr>
+          <w:b w:val="0"/>
+        </w:rPr>
+        <w:t>Predict before checking the worked changed-case result. Name what changed and what the supplied facts allow you to conclude.</w:t>
+      </w:r>
+    </w:p>
+    <w:p>
+      <w:pPr>
+        <w:pStyle w:val="Heading3"/>
+      </w:pPr>
+      <w:r>
+        <w:t>05. Connect the explanation to its limit</w:t>
+      </w:r>
+    </w:p>
+    <w:p>
+      <w:r>
+        <w:drawing>
+          <wp:inline xmlns:a="http://schemas.openxmlformats.org/drawingml/2006/main" xmlns:pic="http://schemas.openxmlformats.org/drawingml/2006/picture">
+            <wp:extent cx="5486400" cy="2834640"/>
+            <wp:docPr id="26" name="Picture 26" descr="Retrieval copies relevant source information; calculation follows arithmetic; generation proposes wording. These jobs can cooperate, but one does not validate the others. A friendly generated sentence can still contain an invented detail. Keep the approved source beside the draft and check each factual claim separately. Limit: The fictional source must itself be current and authoritative; retrieval alone does not ensure a record is correct."/>
+            <wp:cNvGraphicFramePr>
+              <a:graphicFrameLocks noChangeAspect="1"/>
+            </wp:cNvGraphicFramePr>
+            <a:graphic>
+              <a:graphicData uri="http://schemas.openxmlformats.org/drawingml/2006/picture">
+                <pic:pic>
+                  <pic:nvPicPr>
+                    <pic:cNvPr id="0" name="academy-story-ai-1-25-05.png"/>
+                    <pic:cNvPicPr/>
+                  </pic:nvPicPr>
+                  <pic:blipFill>
+                    <a:blip r:embed="rId34"/>
+                    <a:stretch>
+                      <a:fillRect/>
+                    </a:stretch>
+                  </pic:blipFill>
+                  <pic:spPr>
+                    <a:xfrm>
+                      <a:off x="0" y="0"/>
+                      <a:ext cx="5486400" cy="2834640"/>
+                    </a:xfrm>
+                    <a:prstGeom prst="rect"/>
+                  </pic:spPr>
+                </pic:pic>
+              </a:graphicData>
+            </a:graphic>
+          </wp:inline>
+        </w:drawing>
+      </w:r>
+    </w:p>
+    <w:p>
+      <w:pPr>
+        <w:spacing w:line="336" w:lineRule="auto" w:after="180"/>
+      </w:pPr>
+      <w:r>
+        <w:rPr>
+          <w:b/>
+        </w:rPr>
+        <w:t>Retrieval</w:t>
+      </w:r>
+      <w:r>
+        <w:rPr>
+          <w:b w:val="0"/>
+        </w:rPr>
+        <w:t xml:space="preserve"> copies relevant source information; </w:t>
+      </w:r>
+      <w:r>
+        <w:rPr>
+          <w:b/>
+        </w:rPr>
+        <w:t>calculation</w:t>
+      </w:r>
+      <w:r>
+        <w:rPr>
+          <w:b w:val="0"/>
+        </w:rPr>
+        <w:t xml:space="preserve"> follows arithmetic; </w:t>
+      </w:r>
+      <w:r>
+        <w:rPr>
+          <w:b/>
+        </w:rPr>
+        <w:t>generation</w:t>
+      </w:r>
+      <w:r>
+        <w:rPr>
+          <w:b w:val="0"/>
+        </w:rPr>
+        <w:t xml:space="preserve"> proposes wording. These jobs can cooperate, but one does not validate the others.</w:t>
+      </w:r>
+    </w:p>
+    <w:p>
+      <w:pPr>
+        <w:spacing w:line="336" w:lineRule="auto" w:after="180"/>
+      </w:pPr>
+      <w:r>
+        <w:rPr>
+          <w:b w:val="0"/>
+        </w:rPr>
+        <w:t xml:space="preserve">A friendly </w:t>
+      </w:r>
+      <w:r>
+        <w:rPr>
+          <w:b/>
+        </w:rPr>
+        <w:t>generate</w:t>
+      </w:r>
+      <w:r>
+        <w:rPr>
+          <w:b w:val="0"/>
+        </w:rPr>
+        <w:t>d sentence can still contain an invented detail. Keep the approved source beside the draft and check each factual claim separately.</w:t>
+      </w:r>
+    </w:p>
+    <w:p>
+      <w:pPr>
+        <w:spacing w:line="336" w:lineRule="auto" w:after="180"/>
+      </w:pPr>
+      <w:r>
+        <w:rPr>
+          <w:b w:val="0"/>
+        </w:rPr>
+        <w:t xml:space="preserve">Limit: The fictional source must itself be current and authoritative; </w:t>
+      </w:r>
+      <w:r>
+        <w:rPr>
+          <w:b/>
+        </w:rPr>
+        <w:t>retrieval</w:t>
+      </w:r>
+      <w:r>
+        <w:rPr>
+          <w:b w:val="0"/>
+        </w:rPr>
+        <w:t xml:space="preserve"> alone does not ensure a record is correct.</w:t>
+      </w:r>
+    </w:p>
+    <w:p>
+      <w:pPr>
+        <w:spacing w:line="336" w:lineRule="auto" w:after="180"/>
+        <w:shd w:fill="F5F1FB"/>
+      </w:pPr>
+      <w:r>
+        <w:rPr>
+          <w:b w:val="0"/>
+        </w:rPr>
+        <w:t>Explain the case, then point to a limit on the claim.</w:t>
+      </w:r>
+    </w:p>
+    <w:p>
+      <w:pPr>
+        <w:pStyle w:val="Heading3"/>
+      </w:pPr>
+      <w:r>
+        <w:t>06. Make the idea visible in your project</w:t>
+      </w:r>
+    </w:p>
+    <w:p>
+      <w:r>
+        <w:drawing>
+          <wp:inline xmlns:a="http://schemas.openxmlformats.org/drawingml/2006/main" xmlns:pic="http://schemas.openxmlformats.org/drawingml/2006/picture">
+            <wp:extent cx="5486400" cy="3529584"/>
+            <wp:docPr id="27" name="Picture 27" descr="Use the sorter’s approved catalogue for facts, explicit calculations for scores and checked prose for explanations. Draw your input, deciding step, result and limit. Supported question: Label each arrow with its operation. Can the system add snacks because invitations often mention them?"/>
+            <wp:cNvGraphicFramePr>
+              <a:graphicFrameLocks noChangeAspect="1"/>
+            </wp:cNvGraphicFramePr>
+            <a:graphic>
+              <a:graphicData uri="http://schemas.openxmlformats.org/drawingml/2006/picture">
+                <pic:pic>
+                  <pic:nvPicPr>
+                    <pic:cNvPr id="0" name="academy-story-ai-1-25-06.png"/>
+                    <pic:cNvPicPr/>
+                  </pic:nvPicPr>
+                  <pic:blipFill>
+                    <a:blip r:embed="rId35"/>
+                    <a:stretch>
+                      <a:fillRect/>
+                    </a:stretch>
+                  </pic:blipFill>
+                  <pic:spPr>
+                    <a:xfrm>
+                      <a:off x="0" y="0"/>
+                      <a:ext cx="5486400" cy="3529584"/>
+                    </a:xfrm>
+                    <a:prstGeom prst="rect"/>
+                  </pic:spPr>
+                </pic:pic>
+              </a:graphicData>
+            </a:graphic>
+          </wp:inline>
+        </w:drawing>
+      </w:r>
+    </w:p>
+    <w:p>
+      <w:pPr>
+        <w:spacing w:line="336" w:lineRule="auto" w:after="180"/>
+      </w:pPr>
+      <w:r>
+        <w:rPr>
+          <w:b w:val="0"/>
+        </w:rPr>
+        <w:t xml:space="preserve">Use the sorter’s approved catalogue for facts, explicit </w:t>
+      </w:r>
+      <w:r>
+        <w:rPr>
+          <w:b/>
+        </w:rPr>
+        <w:t>calculation</w:t>
+      </w:r>
+      <w:r>
+        <w:rPr>
+          <w:b w:val="0"/>
+        </w:rPr>
+        <w:t xml:space="preserve">s for scores and checked prose for explanations. Draw your </w:t>
+      </w:r>
+      <w:r>
+        <w:rPr>
+          <w:b/>
+        </w:rPr>
+        <w:t>input</w:t>
+      </w:r>
+      <w:r>
+        <w:rPr>
+          <w:b w:val="0"/>
+        </w:rPr>
+        <w:t>, deciding step, result and limit. Supported question: Label each arrow with its operation.</w:t>
+      </w:r>
+    </w:p>
+    <w:p>
+      <w:pPr>
+        <w:spacing w:line="336" w:lineRule="auto" w:after="180"/>
+      </w:pPr>
+      <w:r>
+        <w:rPr>
+          <w:b w:val="0"/>
+        </w:rPr>
+        <w:t>Can the system add snacks because invitations often mention them?</w:t>
+      </w:r>
+    </w:p>
+    <w:p>
+      <w:pPr>
+        <w:spacing w:line="336" w:lineRule="auto" w:after="180"/>
+        <w:shd w:fill="F5F1FB"/>
+      </w:pPr>
+      <w:r>
+        <w:rPr>
+          <w:b w:val="0"/>
+        </w:rPr>
+        <w:t xml:space="preserve">Draw your project </w:t>
+      </w:r>
+      <w:r>
+        <w:rPr>
+          <w:b/>
+        </w:rPr>
+        <w:t>trace</w:t>
+      </w:r>
+      <w:r>
+        <w:rPr>
+          <w:b w:val="0"/>
+        </w:rPr>
+        <w:t xml:space="preserve"> and justify the deciding step using </w:t>
+      </w:r>
+      <w:r>
+        <w:rPr>
+          <w:b/>
+        </w:rPr>
+        <w:t>evidence</w:t>
+      </w:r>
+      <w:r>
+        <w:rPr>
+          <w:b w:val="0"/>
+        </w:rPr>
+        <w:t>.</w:t>
       </w:r>
     </w:p>
     <w:sectPr>
